--- a/training/MSR_framework_training_EN.docx
+++ b/training/MSR_framework_training_EN.docx
@@ -2442,6 +2442,7 @@
           <w:lang w:val="en-US"/>
         </w:rPr>
       </w:pPr>
+      <w:proofErr w:type="spellStart"/>
       <w:r>
         <w:rPr>
           <w:rFonts w:ascii="Garamond" w:hAnsi="Garamond"/>
@@ -2452,7 +2453,20 @@
           <w:color w:val="00B050"/>
           <w:lang w:val="en-US"/>
         </w:rPr>
-        <w:t>envs/</w:t>
+        <w:t>envs</w:t>
+      </w:r>
+      <w:proofErr w:type="spellEnd"/>
+      <w:r>
+        <w:rPr>
+          <w:rFonts w:ascii="Garamond" w:hAnsi="Garamond"/>
+          <w:b/>
+          <w:bCs/>
+          <w:i/>
+          <w:iCs/>
+          <w:color w:val="00B050"/>
+          <w:lang w:val="en-US"/>
+        </w:rPr>
+        <w:t>/</w:t>
       </w:r>
     </w:p>
     <w:p>
@@ -2723,6 +2737,7 @@
         </w:rPr>
         <w:t xml:space="preserve"> defined in the </w:t>
       </w:r>
+      <w:proofErr w:type="spellStart"/>
       <w:r>
         <w:rPr>
           <w:rFonts w:ascii="Garamond" w:hAnsi="Garamond"/>
@@ -2763,6 +2778,7 @@
         </w:rPr>
         <w:t>.yaml</w:t>
       </w:r>
+      <w:proofErr w:type="spellEnd"/>
       <w:r>
         <w:rPr>
           <w:rFonts w:ascii="Garamond" w:hAnsi="Garamond"/>
@@ -2778,6 +2794,7 @@
         </w:rPr>
         <w:t xml:space="preserve">file, located in the </w:t>
       </w:r>
+      <w:proofErr w:type="spellStart"/>
       <w:r>
         <w:rPr>
           <w:rFonts w:ascii="Garamond" w:hAnsi="Garamond"/>
@@ -2802,6 +2819,7 @@
         </w:rPr>
         <w:t>s</w:t>
       </w:r>
+      <w:proofErr w:type="spellEnd"/>
       <w:r>
         <w:rPr>
           <w:rFonts w:ascii="Garamond" w:hAnsi="Garamond"/>
@@ -2861,6 +2879,7 @@
         </w:rPr>
         <w:t xml:space="preserve">Open an Anaconda Prompt or terminal, navigate to the </w:t>
       </w:r>
+      <w:proofErr w:type="spellStart"/>
       <w:r>
         <w:rPr>
           <w:rFonts w:ascii="Garamond" w:hAnsi="Garamond"/>
@@ -2873,6 +2892,7 @@
         </w:rPr>
         <w:t>envs</w:t>
       </w:r>
+      <w:proofErr w:type="spellEnd"/>
       <w:r>
         <w:rPr>
           <w:rFonts w:ascii="Garamond" w:hAnsi="Garamond"/>
@@ -2914,6 +2934,7 @@
           <w:lang w:val="en-GB"/>
         </w:rPr>
       </w:pPr>
+      <w:proofErr w:type="spellStart"/>
       <w:r>
         <w:rPr>
           <w:rFonts w:ascii="Garamond" w:hAnsi="Garamond"/>
@@ -2932,8 +2953,9 @@
           <w:color w:val="808080" w:themeColor="background1" w:themeShade="80"/>
           <w:lang w:val="en-GB"/>
         </w:rPr>
-        <w:t xml:space="preserve">onda env create -f </w:t>
-      </w:r>
+        <w:t>onda</w:t>
+      </w:r>
+      <w:proofErr w:type="spellEnd"/>
       <w:r>
         <w:rPr>
           <w:rFonts w:ascii="Garamond" w:hAnsi="Garamond"/>
@@ -2942,8 +2964,20 @@
           <w:color w:val="808080" w:themeColor="background1" w:themeShade="80"/>
           <w:lang w:val="en-GB"/>
         </w:rPr>
-        <w:t>msr_environment</w:t>
-      </w:r>
+        <w:t xml:space="preserve"> env create -f </w:t>
+      </w:r>
+      <w:proofErr w:type="spellStart"/>
+      <w:r>
+        <w:rPr>
+          <w:rFonts w:ascii="Garamond" w:hAnsi="Garamond"/>
+          <w:i/>
+          <w:iCs/>
+          <w:color w:val="808080" w:themeColor="background1" w:themeShade="80"/>
+          <w:lang w:val="en-US"/>
+        </w:rPr>
+        <w:t>mrs_env_update</w:t>
+      </w:r>
+      <w:proofErr w:type="spellEnd"/>
       <w:r>
         <w:rPr>
           <w:rFonts w:ascii="Garamond" w:hAnsi="Garamond"/>
@@ -2952,20 +2986,23 @@
           <w:color w:val="808080" w:themeColor="background1" w:themeShade="80"/>
           <w:lang w:val="en-GB"/>
         </w:rPr>
-        <w:t>.yaml</w:t>
-      </w:r>
-    </w:p>
-    <w:p>
-      <w:pPr>
+        <w:t>.</w:t>
+      </w:r>
+      <w:proofErr w:type="spellStart"/>
+      <w:r>
         <w:rPr>
           <w:rFonts w:ascii="Garamond" w:hAnsi="Garamond"/>
           <w:i/>
           <w:iCs/>
           <w:color w:val="808080" w:themeColor="background1" w:themeShade="80"/>
-          <w:lang w:val="en-US"/>
-        </w:rPr>
-      </w:pPr>
-      <w:r>
+          <w:lang w:val="en-GB"/>
+        </w:rPr>
+        <w:t>yaml</w:t>
+      </w:r>
+      <w:proofErr w:type="spellEnd"/>
+    </w:p>
+    <w:p>
+      <w:pPr>
         <w:rPr>
           <w:rFonts w:ascii="Garamond" w:hAnsi="Garamond"/>
           <w:i/>
@@ -2973,8 +3010,8 @@
           <w:color w:val="808080" w:themeColor="background1" w:themeShade="80"/>
           <w:lang w:val="en-US"/>
         </w:rPr>
-        <w:t>c</w:t>
-      </w:r>
+      </w:pPr>
+      <w:proofErr w:type="spellStart"/>
       <w:r>
         <w:rPr>
           <w:rFonts w:ascii="Garamond" w:hAnsi="Garamond"/>
@@ -2983,7 +3020,7 @@
           <w:color w:val="808080" w:themeColor="background1" w:themeShade="80"/>
           <w:lang w:val="en-US"/>
         </w:rPr>
-        <w:t xml:space="preserve">onda activate </w:t>
+        <w:t>c</w:t>
       </w:r>
       <w:r>
         <w:rPr>
@@ -2993,8 +3030,41 @@
           <w:color w:val="808080" w:themeColor="background1" w:themeShade="80"/>
           <w:lang w:val="en-US"/>
         </w:rPr>
+        <w:t>onda</w:t>
+      </w:r>
+      <w:proofErr w:type="spellEnd"/>
+      <w:r>
+        <w:rPr>
+          <w:rFonts w:ascii="Garamond" w:hAnsi="Garamond"/>
+          <w:i/>
+          <w:iCs/>
+          <w:color w:val="808080" w:themeColor="background1" w:themeShade="80"/>
+          <w:lang w:val="en-US"/>
+        </w:rPr>
+        <w:t xml:space="preserve"> activate </w:t>
+      </w:r>
+      <w:proofErr w:type="spellStart"/>
+      <w:r>
+        <w:rPr>
+          <w:rFonts w:ascii="Garamond" w:hAnsi="Garamond"/>
+          <w:i/>
+          <w:iCs/>
+          <w:color w:val="808080" w:themeColor="background1" w:themeShade="80"/>
+          <w:lang w:val="en-US"/>
+        </w:rPr>
         <w:t>mrs_env</w:t>
       </w:r>
+      <w:r>
+        <w:rPr>
+          <w:rFonts w:ascii="Garamond" w:hAnsi="Garamond"/>
+          <w:i/>
+          <w:iCs/>
+          <w:color w:val="808080" w:themeColor="background1" w:themeShade="80"/>
+          <w:lang w:val="en-US"/>
+        </w:rPr>
+        <w:t>_update</w:t>
+      </w:r>
+      <w:proofErr w:type="spellEnd"/>
     </w:p>
     <w:p>
       <w:pPr>
@@ -3092,6 +3162,7 @@
         </w:rPr>
         <w:t xml:space="preserve"> inside the </w:t>
       </w:r>
+      <w:proofErr w:type="spellStart"/>
       <w:r>
         <w:rPr>
           <w:rFonts w:ascii="Garamond" w:hAnsi="Garamond"/>
@@ -3122,6 +3193,7 @@
         </w:rPr>
         <w:t>_update</w:t>
       </w:r>
+      <w:proofErr w:type="spellEnd"/>
       <w:r>
         <w:rPr>
           <w:rFonts w:ascii="Garamond" w:hAnsi="Garamond"/>
@@ -3197,7 +3269,23 @@
           <w:rFonts w:ascii="Garamond" w:hAnsi="Garamond"/>
           <w:lang w:val="en-US"/>
         </w:rPr>
-        <w:t xml:space="preserve"> visualise the spatial input data and the outputs generated by the MSR framework.</w:t>
+        <w:t xml:space="preserve"> </w:t>
+      </w:r>
+      <w:proofErr w:type="spellStart"/>
+      <w:r>
+        <w:rPr>
+          <w:rFonts w:ascii="Garamond" w:hAnsi="Garamond"/>
+          <w:lang w:val="en-US"/>
+        </w:rPr>
+        <w:t>visualise</w:t>
+      </w:r>
+      <w:proofErr w:type="spellEnd"/>
+      <w:r>
+        <w:rPr>
+          <w:rFonts w:ascii="Garamond" w:hAnsi="Garamond"/>
+          <w:lang w:val="en-US"/>
+        </w:rPr>
+        <w:t xml:space="preserve"> the spatial input data and the outputs generated by the MSR framework.</w:t>
       </w:r>
     </w:p>
     <w:p>
@@ -3640,7 +3728,35 @@
         <w:rPr>
           <w:rFonts w:ascii="Garamond" w:hAnsi="Garamond"/>
         </w:rPr>
-        <w:t xml:space="preserve">The infrastructure and </w:t>
+        <w:t xml:space="preserve">The </w:t>
+      </w:r>
+      <w:proofErr w:type="spellStart"/>
+      <w:r>
+        <w:rPr>
+          <w:rFonts w:ascii="Garamond" w:hAnsi="Garamond"/>
+        </w:rPr>
+        <w:t>infrastructure</w:t>
+      </w:r>
+      <w:proofErr w:type="spellEnd"/>
+      <w:r>
+        <w:rPr>
+          <w:rFonts w:ascii="Garamond" w:hAnsi="Garamond"/>
+        </w:rPr>
+        <w:t xml:space="preserve"> </w:t>
+      </w:r>
+      <w:proofErr w:type="spellStart"/>
+      <w:r>
+        <w:rPr>
+          <w:rFonts w:ascii="Garamond" w:hAnsi="Garamond"/>
+        </w:rPr>
+        <w:t>and</w:t>
+      </w:r>
+      <w:proofErr w:type="spellEnd"/>
+      <w:r>
+        <w:rPr>
+          <w:rFonts w:ascii="Garamond" w:hAnsi="Garamond"/>
+        </w:rPr>
+        <w:t xml:space="preserve"> </w:t>
       </w:r>
       <w:r>
         <w:rPr>
@@ -3648,12 +3764,63 @@
         </w:rPr>
         <w:t xml:space="preserve">land </w:t>
       </w:r>
-      <w:r>
-        <w:rPr>
-          <w:rFonts w:ascii="Garamond" w:hAnsi="Garamond"/>
-        </w:rPr>
-        <w:t xml:space="preserve">characteristics layers are input datasets stored in the </w:t>
-      </w:r>
+      <w:proofErr w:type="spellStart"/>
+      <w:r>
+        <w:rPr>
+          <w:rFonts w:ascii="Garamond" w:hAnsi="Garamond"/>
+        </w:rPr>
+        <w:t>characteristics</w:t>
+      </w:r>
+      <w:proofErr w:type="spellEnd"/>
+      <w:r>
+        <w:rPr>
+          <w:rFonts w:ascii="Garamond" w:hAnsi="Garamond"/>
+        </w:rPr>
+        <w:t xml:space="preserve"> </w:t>
+      </w:r>
+      <w:proofErr w:type="spellStart"/>
+      <w:r>
+        <w:rPr>
+          <w:rFonts w:ascii="Garamond" w:hAnsi="Garamond"/>
+        </w:rPr>
+        <w:t>layers</w:t>
+      </w:r>
+      <w:proofErr w:type="spellEnd"/>
+      <w:r>
+        <w:rPr>
+          <w:rFonts w:ascii="Garamond" w:hAnsi="Garamond"/>
+        </w:rPr>
+        <w:t xml:space="preserve"> are input datasets </w:t>
+      </w:r>
+      <w:proofErr w:type="spellStart"/>
+      <w:r>
+        <w:rPr>
+          <w:rFonts w:ascii="Garamond" w:hAnsi="Garamond"/>
+        </w:rPr>
+        <w:t>stored</w:t>
+      </w:r>
+      <w:proofErr w:type="spellEnd"/>
+      <w:r>
+        <w:rPr>
+          <w:rFonts w:ascii="Garamond" w:hAnsi="Garamond"/>
+        </w:rPr>
+        <w:t xml:space="preserve"> in </w:t>
+      </w:r>
+      <w:proofErr w:type="spellStart"/>
+      <w:r>
+        <w:rPr>
+          <w:rFonts w:ascii="Garamond" w:hAnsi="Garamond"/>
+        </w:rPr>
+        <w:t>the</w:t>
+      </w:r>
+      <w:proofErr w:type="spellEnd"/>
+      <w:r>
+        <w:rPr>
+          <w:rFonts w:ascii="Garamond" w:hAnsi="Garamond"/>
+        </w:rPr>
+        <w:t xml:space="preserve"> </w:t>
+      </w:r>
+      <w:proofErr w:type="spellStart"/>
       <w:r>
         <w:rPr>
           <w:rFonts w:ascii="Garamond" w:hAnsi="Garamond"/>
@@ -3665,6 +3832,7 @@
         </w:rPr>
         <w:t>inputs</w:t>
       </w:r>
+      <w:proofErr w:type="spellEnd"/>
       <w:r>
         <w:rPr>
           <w:rFonts w:ascii="Garamond" w:hAnsi="Garamond"/>
@@ -3676,34 +3844,131 @@
         <w:rPr>
           <w:rFonts w:ascii="Garamond" w:hAnsi="Garamond"/>
         </w:rPr>
-        <w:t xml:space="preserve">folder, describing </w:t>
-      </w:r>
-      <w:r>
-        <w:rPr>
-          <w:rFonts w:ascii="Garamond" w:hAnsi="Garamond"/>
-        </w:rPr>
-        <w:t xml:space="preserve">Ecuador’s </w:t>
-      </w:r>
-      <w:r>
-        <w:rPr>
-          <w:rFonts w:ascii="Garamond" w:hAnsi="Garamond"/>
-        </w:rPr>
-        <w:t xml:space="preserve">existing </w:t>
-      </w:r>
-      <w:r>
-        <w:rPr>
-          <w:rFonts w:ascii="Garamond" w:hAnsi="Garamond"/>
-          <w:b/>
-          <w:bCs/>
-        </w:rPr>
-        <w:t>road and grid</w:t>
-      </w:r>
-      <w:r>
-        <w:rPr>
-          <w:rFonts w:ascii="Garamond" w:hAnsi="Garamond"/>
-        </w:rPr>
-        <w:t xml:space="preserve"> networks, physical </w:t>
-      </w:r>
+        <w:t xml:space="preserve">folder, </w:t>
+      </w:r>
+      <w:proofErr w:type="spellStart"/>
+      <w:r>
+        <w:rPr>
+          <w:rFonts w:ascii="Garamond" w:hAnsi="Garamond"/>
+        </w:rPr>
+        <w:t>describing</w:t>
+      </w:r>
+      <w:proofErr w:type="spellEnd"/>
+      <w:r>
+        <w:rPr>
+          <w:rFonts w:ascii="Garamond" w:hAnsi="Garamond"/>
+        </w:rPr>
+        <w:t xml:space="preserve"> </w:t>
+      </w:r>
+      <w:proofErr w:type="spellStart"/>
+      <w:r>
+        <w:rPr>
+          <w:rFonts w:ascii="Garamond" w:hAnsi="Garamond"/>
+        </w:rPr>
+        <w:t>Ecuador’s</w:t>
+      </w:r>
+      <w:proofErr w:type="spellEnd"/>
+      <w:r>
+        <w:rPr>
+          <w:rFonts w:ascii="Garamond" w:hAnsi="Garamond"/>
+        </w:rPr>
+        <w:t xml:space="preserve"> </w:t>
+      </w:r>
+      <w:proofErr w:type="spellStart"/>
+      <w:r>
+        <w:rPr>
+          <w:rFonts w:ascii="Garamond" w:hAnsi="Garamond"/>
+        </w:rPr>
+        <w:t>existing</w:t>
+      </w:r>
+      <w:proofErr w:type="spellEnd"/>
+      <w:r>
+        <w:rPr>
+          <w:rFonts w:ascii="Garamond" w:hAnsi="Garamond"/>
+        </w:rPr>
+        <w:t xml:space="preserve"> </w:t>
+      </w:r>
+      <w:proofErr w:type="spellStart"/>
+      <w:r>
+        <w:rPr>
+          <w:rFonts w:ascii="Garamond" w:hAnsi="Garamond"/>
+          <w:b/>
+          <w:bCs/>
+        </w:rPr>
+        <w:t>road</w:t>
+      </w:r>
+      <w:proofErr w:type="spellEnd"/>
+      <w:r>
+        <w:rPr>
+          <w:rFonts w:ascii="Garamond" w:hAnsi="Garamond"/>
+          <w:b/>
+          <w:bCs/>
+        </w:rPr>
+        <w:t xml:space="preserve"> </w:t>
+      </w:r>
+      <w:proofErr w:type="spellStart"/>
+      <w:r>
+        <w:rPr>
+          <w:rFonts w:ascii="Garamond" w:hAnsi="Garamond"/>
+          <w:b/>
+          <w:bCs/>
+        </w:rPr>
+        <w:t>and</w:t>
+      </w:r>
+      <w:proofErr w:type="spellEnd"/>
+      <w:r>
+        <w:rPr>
+          <w:rFonts w:ascii="Garamond" w:hAnsi="Garamond"/>
+          <w:b/>
+          <w:bCs/>
+        </w:rPr>
+        <w:t xml:space="preserve"> </w:t>
+      </w:r>
+      <w:proofErr w:type="spellStart"/>
+      <w:r>
+        <w:rPr>
+          <w:rFonts w:ascii="Garamond" w:hAnsi="Garamond"/>
+          <w:b/>
+          <w:bCs/>
+        </w:rPr>
+        <w:t>grid</w:t>
+      </w:r>
+      <w:proofErr w:type="spellEnd"/>
+      <w:r>
+        <w:rPr>
+          <w:rFonts w:ascii="Garamond" w:hAnsi="Garamond"/>
+        </w:rPr>
+        <w:t xml:space="preserve"> </w:t>
+      </w:r>
+      <w:proofErr w:type="spellStart"/>
+      <w:r>
+        <w:rPr>
+          <w:rFonts w:ascii="Garamond" w:hAnsi="Garamond"/>
+        </w:rPr>
+        <w:t>networks</w:t>
+      </w:r>
+      <w:proofErr w:type="spellEnd"/>
+      <w:r>
+        <w:rPr>
+          <w:rFonts w:ascii="Garamond" w:hAnsi="Garamond"/>
+        </w:rPr>
+        <w:t xml:space="preserve">, </w:t>
+      </w:r>
+      <w:proofErr w:type="spellStart"/>
+      <w:r>
+        <w:rPr>
+          <w:rFonts w:ascii="Garamond" w:hAnsi="Garamond"/>
+        </w:rPr>
+        <w:t>physical</w:t>
+      </w:r>
+      <w:proofErr w:type="spellEnd"/>
+      <w:r>
+        <w:rPr>
+          <w:rFonts w:ascii="Garamond" w:hAnsi="Garamond"/>
+        </w:rPr>
+        <w:t xml:space="preserve"> </w:t>
+      </w:r>
+      <w:proofErr w:type="spellStart"/>
       <w:r>
         <w:rPr>
           <w:rFonts w:ascii="Garamond" w:hAnsi="Garamond"/>
@@ -3712,6 +3977,7 @@
         </w:rPr>
         <w:t>geography</w:t>
       </w:r>
+      <w:proofErr w:type="spellEnd"/>
       <w:r>
         <w:rPr>
           <w:rFonts w:ascii="Garamond" w:hAnsi="Garamond"/>
@@ -3723,8 +3989,30 @@
         <w:rPr>
           <w:rFonts w:ascii="Garamond" w:hAnsi="Garamond"/>
         </w:rPr>
-        <w:t xml:space="preserve"> and renewable</w:t>
-      </w:r>
+        <w:t xml:space="preserve"> </w:t>
+      </w:r>
+      <w:proofErr w:type="spellStart"/>
+      <w:r>
+        <w:rPr>
+          <w:rFonts w:ascii="Garamond" w:hAnsi="Garamond"/>
+        </w:rPr>
+        <w:t>and</w:t>
+      </w:r>
+      <w:proofErr w:type="spellEnd"/>
+      <w:r>
+        <w:rPr>
+          <w:rFonts w:ascii="Garamond" w:hAnsi="Garamond"/>
+        </w:rPr>
+        <w:t xml:space="preserve"> </w:t>
+      </w:r>
+      <w:proofErr w:type="spellStart"/>
+      <w:r>
+        <w:rPr>
+          <w:rFonts w:ascii="Garamond" w:hAnsi="Garamond"/>
+        </w:rPr>
+        <w:t>renewable</w:t>
+      </w:r>
+      <w:proofErr w:type="spellEnd"/>
       <w:r>
         <w:rPr>
           <w:rFonts w:ascii="Garamond" w:hAnsi="Garamond"/>
@@ -3769,41 +4057,248 @@
           <w:lang w:val="en-GB"/>
         </w:rPr>
       </w:pPr>
-      <w:r>
-        <w:rPr>
-          <w:rFonts w:ascii="Garamond" w:hAnsi="Garamond"/>
-        </w:rPr>
-        <w:t xml:space="preserve">When exploring the </w:t>
-      </w:r>
+      <w:proofErr w:type="spellStart"/>
+      <w:r>
+        <w:rPr>
+          <w:rFonts w:ascii="Garamond" w:hAnsi="Garamond"/>
+        </w:rPr>
+        <w:t>When</w:t>
+      </w:r>
+      <w:proofErr w:type="spellEnd"/>
+      <w:r>
+        <w:rPr>
+          <w:rFonts w:ascii="Garamond" w:hAnsi="Garamond"/>
+        </w:rPr>
+        <w:t xml:space="preserve"> </w:t>
+      </w:r>
+      <w:proofErr w:type="spellStart"/>
+      <w:r>
+        <w:rPr>
+          <w:rFonts w:ascii="Garamond" w:hAnsi="Garamond"/>
+        </w:rPr>
+        <w:t>exploring</w:t>
+      </w:r>
+      <w:proofErr w:type="spellEnd"/>
+      <w:r>
+        <w:rPr>
+          <w:rFonts w:ascii="Garamond" w:hAnsi="Garamond"/>
+        </w:rPr>
+        <w:t xml:space="preserve"> </w:t>
+      </w:r>
+      <w:proofErr w:type="spellStart"/>
+      <w:r>
+        <w:rPr>
+          <w:rFonts w:ascii="Garamond" w:hAnsi="Garamond"/>
+        </w:rPr>
+        <w:t>the</w:t>
+      </w:r>
+      <w:proofErr w:type="spellEnd"/>
+      <w:r>
+        <w:rPr>
+          <w:rFonts w:ascii="Garamond" w:hAnsi="Garamond"/>
+        </w:rPr>
+        <w:t xml:space="preserve"> </w:t>
+      </w:r>
+      <w:proofErr w:type="spellStart"/>
       <w:r>
         <w:rPr>
           <w:rFonts w:ascii="Garamond" w:hAnsi="Garamond"/>
         </w:rPr>
         <w:t>topographic</w:t>
       </w:r>
-      <w:r>
-        <w:rPr>
-          <w:rFonts w:ascii="Garamond" w:hAnsi="Garamond"/>
-        </w:rPr>
-        <w:t xml:space="preserve"> </w:t>
-      </w:r>
-      <w:r>
-        <w:rPr>
-          <w:rFonts w:ascii="Garamond" w:hAnsi="Garamond"/>
-        </w:rPr>
-        <w:t>characteristics of Ecuador</w:t>
-      </w:r>
-      <w:r>
-        <w:rPr>
-          <w:rFonts w:ascii="Garamond" w:hAnsi="Garamond"/>
-        </w:rPr>
-        <w:t xml:space="preserve"> (here excluding the Galápagos islands)</w:t>
-      </w:r>
-      <w:r>
-        <w:rPr>
-          <w:rFonts w:ascii="Garamond" w:hAnsi="Garamond"/>
-        </w:rPr>
-        <w:t>, the country is bisected from north to south by the Andes mountai</w:t>
+      <w:proofErr w:type="spellEnd"/>
+      <w:r>
+        <w:rPr>
+          <w:rFonts w:ascii="Garamond" w:hAnsi="Garamond"/>
+        </w:rPr>
+        <w:t xml:space="preserve"> </w:t>
+      </w:r>
+      <w:proofErr w:type="spellStart"/>
+      <w:r>
+        <w:rPr>
+          <w:rFonts w:ascii="Garamond" w:hAnsi="Garamond"/>
+        </w:rPr>
+        <w:t>characteristics</w:t>
+      </w:r>
+      <w:proofErr w:type="spellEnd"/>
+      <w:r>
+        <w:rPr>
+          <w:rFonts w:ascii="Garamond" w:hAnsi="Garamond"/>
+        </w:rPr>
+        <w:t xml:space="preserve"> of Ecuador</w:t>
+      </w:r>
+      <w:r>
+        <w:rPr>
+          <w:rFonts w:ascii="Garamond" w:hAnsi="Garamond"/>
+        </w:rPr>
+        <w:t xml:space="preserve"> (here </w:t>
+      </w:r>
+      <w:proofErr w:type="spellStart"/>
+      <w:r>
+        <w:rPr>
+          <w:rFonts w:ascii="Garamond" w:hAnsi="Garamond"/>
+        </w:rPr>
+        <w:t>excluding</w:t>
+      </w:r>
+      <w:proofErr w:type="spellEnd"/>
+      <w:r>
+        <w:rPr>
+          <w:rFonts w:ascii="Garamond" w:hAnsi="Garamond"/>
+        </w:rPr>
+        <w:t xml:space="preserve"> </w:t>
+      </w:r>
+      <w:proofErr w:type="spellStart"/>
+      <w:r>
+        <w:rPr>
+          <w:rFonts w:ascii="Garamond" w:hAnsi="Garamond"/>
+        </w:rPr>
+        <w:t>the</w:t>
+      </w:r>
+      <w:proofErr w:type="spellEnd"/>
+      <w:r>
+        <w:rPr>
+          <w:rFonts w:ascii="Garamond" w:hAnsi="Garamond"/>
+        </w:rPr>
+        <w:t xml:space="preserve"> </w:t>
+      </w:r>
+      <w:proofErr w:type="spellStart"/>
+      <w:r>
+        <w:rPr>
+          <w:rFonts w:ascii="Garamond" w:hAnsi="Garamond"/>
+        </w:rPr>
+        <w:t>Galápagos</w:t>
+      </w:r>
+      <w:proofErr w:type="spellEnd"/>
+      <w:r>
+        <w:rPr>
+          <w:rFonts w:ascii="Garamond" w:hAnsi="Garamond"/>
+        </w:rPr>
+        <w:t xml:space="preserve"> </w:t>
+      </w:r>
+      <w:proofErr w:type="spellStart"/>
+      <w:r>
+        <w:rPr>
+          <w:rFonts w:ascii="Garamond" w:hAnsi="Garamond"/>
+        </w:rPr>
+        <w:t>islands</w:t>
+      </w:r>
+      <w:proofErr w:type="spellEnd"/>
+      <w:r>
+        <w:rPr>
+          <w:rFonts w:ascii="Garamond" w:hAnsi="Garamond"/>
+        </w:rPr>
+        <w:t>)</w:t>
+      </w:r>
+      <w:r>
+        <w:rPr>
+          <w:rFonts w:ascii="Garamond" w:hAnsi="Garamond"/>
+        </w:rPr>
+        <w:t xml:space="preserve">, </w:t>
+      </w:r>
+      <w:proofErr w:type="spellStart"/>
+      <w:r>
+        <w:rPr>
+          <w:rFonts w:ascii="Garamond" w:hAnsi="Garamond"/>
+        </w:rPr>
+        <w:t>the</w:t>
+      </w:r>
+      <w:proofErr w:type="spellEnd"/>
+      <w:r>
+        <w:rPr>
+          <w:rFonts w:ascii="Garamond" w:hAnsi="Garamond"/>
+        </w:rPr>
+        <w:t xml:space="preserve"> country is </w:t>
+      </w:r>
+      <w:proofErr w:type="spellStart"/>
+      <w:r>
+        <w:rPr>
+          <w:rFonts w:ascii="Garamond" w:hAnsi="Garamond"/>
+        </w:rPr>
+        <w:t>bisected</w:t>
+      </w:r>
+      <w:proofErr w:type="spellEnd"/>
+      <w:r>
+        <w:rPr>
+          <w:rFonts w:ascii="Garamond" w:hAnsi="Garamond"/>
+        </w:rPr>
+        <w:t xml:space="preserve"> </w:t>
+      </w:r>
+      <w:proofErr w:type="spellStart"/>
+      <w:r>
+        <w:rPr>
+          <w:rFonts w:ascii="Garamond" w:hAnsi="Garamond"/>
+        </w:rPr>
+        <w:t>from</w:t>
+      </w:r>
+      <w:proofErr w:type="spellEnd"/>
+      <w:r>
+        <w:rPr>
+          <w:rFonts w:ascii="Garamond" w:hAnsi="Garamond"/>
+        </w:rPr>
+        <w:t xml:space="preserve"> </w:t>
+      </w:r>
+      <w:proofErr w:type="spellStart"/>
+      <w:r>
+        <w:rPr>
+          <w:rFonts w:ascii="Garamond" w:hAnsi="Garamond"/>
+        </w:rPr>
+        <w:t>north</w:t>
+      </w:r>
+      <w:proofErr w:type="spellEnd"/>
+      <w:r>
+        <w:rPr>
+          <w:rFonts w:ascii="Garamond" w:hAnsi="Garamond"/>
+        </w:rPr>
+        <w:t xml:space="preserve"> </w:t>
+      </w:r>
+      <w:proofErr w:type="spellStart"/>
+      <w:r>
+        <w:rPr>
+          <w:rFonts w:ascii="Garamond" w:hAnsi="Garamond"/>
+        </w:rPr>
+        <w:t>to</w:t>
+      </w:r>
+      <w:proofErr w:type="spellEnd"/>
+      <w:r>
+        <w:rPr>
+          <w:rFonts w:ascii="Garamond" w:hAnsi="Garamond"/>
+        </w:rPr>
+        <w:t xml:space="preserve"> </w:t>
+      </w:r>
+      <w:proofErr w:type="spellStart"/>
+      <w:r>
+        <w:rPr>
+          <w:rFonts w:ascii="Garamond" w:hAnsi="Garamond"/>
+        </w:rPr>
+        <w:t>south</w:t>
+      </w:r>
+      <w:proofErr w:type="spellEnd"/>
+      <w:r>
+        <w:rPr>
+          <w:rFonts w:ascii="Garamond" w:hAnsi="Garamond"/>
+        </w:rPr>
+        <w:t xml:space="preserve"> by </w:t>
+      </w:r>
+      <w:proofErr w:type="spellStart"/>
+      <w:r>
+        <w:rPr>
+          <w:rFonts w:ascii="Garamond" w:hAnsi="Garamond"/>
+        </w:rPr>
+        <w:t>the</w:t>
+      </w:r>
+      <w:proofErr w:type="spellEnd"/>
+      <w:r>
+        <w:rPr>
+          <w:rFonts w:ascii="Garamond" w:hAnsi="Garamond"/>
+        </w:rPr>
+        <w:t xml:space="preserve"> Andes </w:t>
+      </w:r>
+      <w:proofErr w:type="spellStart"/>
+      <w:r>
+        <w:rPr>
+          <w:rFonts w:ascii="Garamond" w:hAnsi="Garamond"/>
+        </w:rPr>
+        <w:t>mountai</w:t>
       </w:r>
       <w:r>
         <w:rPr>
@@ -3811,18 +4306,126 @@
         </w:rPr>
         <w:t>ns</w:t>
       </w:r>
-      <w:r>
-        <w:rPr>
-          <w:rFonts w:ascii="Garamond" w:hAnsi="Garamond"/>
-        </w:rPr>
-        <w:t xml:space="preserve">. This is clearly visible in the </w:t>
-      </w:r>
-      <w:r>
-        <w:rPr>
-          <w:rFonts w:ascii="Garamond" w:hAnsi="Garamond"/>
-        </w:rPr>
-        <w:t>elevation and slope layer (</w:t>
-      </w:r>
+      <w:proofErr w:type="spellEnd"/>
+      <w:r>
+        <w:rPr>
+          <w:rFonts w:ascii="Garamond" w:hAnsi="Garamond"/>
+        </w:rPr>
+        <w:t xml:space="preserve">. </w:t>
+      </w:r>
+      <w:proofErr w:type="spellStart"/>
+      <w:r>
+        <w:rPr>
+          <w:rFonts w:ascii="Garamond" w:hAnsi="Garamond"/>
+        </w:rPr>
+        <w:t>This</w:t>
+      </w:r>
+      <w:proofErr w:type="spellEnd"/>
+      <w:r>
+        <w:rPr>
+          <w:rFonts w:ascii="Garamond" w:hAnsi="Garamond"/>
+        </w:rPr>
+        <w:t xml:space="preserve"> is </w:t>
+      </w:r>
+      <w:proofErr w:type="spellStart"/>
+      <w:r>
+        <w:rPr>
+          <w:rFonts w:ascii="Garamond" w:hAnsi="Garamond"/>
+        </w:rPr>
+        <w:t>clearly</w:t>
+      </w:r>
+      <w:proofErr w:type="spellEnd"/>
+      <w:r>
+        <w:rPr>
+          <w:rFonts w:ascii="Garamond" w:hAnsi="Garamond"/>
+        </w:rPr>
+        <w:t xml:space="preserve"> </w:t>
+      </w:r>
+      <w:proofErr w:type="spellStart"/>
+      <w:r>
+        <w:rPr>
+          <w:rFonts w:ascii="Garamond" w:hAnsi="Garamond"/>
+        </w:rPr>
+        <w:t>visible</w:t>
+      </w:r>
+      <w:proofErr w:type="spellEnd"/>
+      <w:r>
+        <w:rPr>
+          <w:rFonts w:ascii="Garamond" w:hAnsi="Garamond"/>
+        </w:rPr>
+        <w:t xml:space="preserve"> in </w:t>
+      </w:r>
+      <w:proofErr w:type="spellStart"/>
+      <w:r>
+        <w:rPr>
+          <w:rFonts w:ascii="Garamond" w:hAnsi="Garamond"/>
+        </w:rPr>
+        <w:t>the</w:t>
+      </w:r>
+      <w:proofErr w:type="spellEnd"/>
+      <w:r>
+        <w:rPr>
+          <w:rFonts w:ascii="Garamond" w:hAnsi="Garamond"/>
+        </w:rPr>
+        <w:t xml:space="preserve"> </w:t>
+      </w:r>
+      <w:proofErr w:type="spellStart"/>
+      <w:r>
+        <w:rPr>
+          <w:rFonts w:ascii="Garamond" w:hAnsi="Garamond"/>
+        </w:rPr>
+        <w:t>elevation</w:t>
+      </w:r>
+      <w:proofErr w:type="spellEnd"/>
+      <w:r>
+        <w:rPr>
+          <w:rFonts w:ascii="Garamond" w:hAnsi="Garamond"/>
+        </w:rPr>
+        <w:t xml:space="preserve"> </w:t>
+      </w:r>
+      <w:proofErr w:type="spellStart"/>
+      <w:r>
+        <w:rPr>
+          <w:rFonts w:ascii="Garamond" w:hAnsi="Garamond"/>
+        </w:rPr>
+        <w:t>and</w:t>
+      </w:r>
+      <w:proofErr w:type="spellEnd"/>
+      <w:r>
+        <w:rPr>
+          <w:rFonts w:ascii="Garamond" w:hAnsi="Garamond"/>
+        </w:rPr>
+        <w:t xml:space="preserve"> </w:t>
+      </w:r>
+      <w:proofErr w:type="spellStart"/>
+      <w:r>
+        <w:rPr>
+          <w:rFonts w:ascii="Garamond" w:hAnsi="Garamond"/>
+        </w:rPr>
+        <w:t>slope</w:t>
+      </w:r>
+      <w:proofErr w:type="spellEnd"/>
+      <w:r>
+        <w:rPr>
+          <w:rFonts w:ascii="Garamond" w:hAnsi="Garamond"/>
+        </w:rPr>
+        <w:t xml:space="preserve"> </w:t>
+      </w:r>
+      <w:proofErr w:type="spellStart"/>
+      <w:r>
+        <w:rPr>
+          <w:rFonts w:ascii="Garamond" w:hAnsi="Garamond"/>
+        </w:rPr>
+        <w:t>layer</w:t>
+      </w:r>
+      <w:proofErr w:type="spellEnd"/>
+      <w:r>
+        <w:rPr>
+          <w:rFonts w:ascii="Garamond" w:hAnsi="Garamond"/>
+        </w:rPr>
+        <w:t xml:space="preserve"> (</w:t>
+      </w:r>
+      <w:proofErr w:type="spellStart"/>
       <w:r>
         <w:rPr>
           <w:rFonts w:ascii="Garamond" w:hAnsi="Garamond"/>
@@ -3874,7 +4477,17 @@
           <w:bCs/>
           <w:color w:val="7030A0"/>
         </w:rPr>
-        <w:t xml:space="preserve">Figure </w:t>
+        <w:t>Figure</w:t>
+      </w:r>
+      <w:proofErr w:type="spellEnd"/>
+      <w:r>
+        <w:rPr>
+          <w:rFonts w:ascii="Garamond" w:hAnsi="Garamond"/>
+          <w:b/>
+          <w:bCs/>
+          <w:color w:val="7030A0"/>
+        </w:rPr>
+        <w:t xml:space="preserve"> </w:t>
       </w:r>
       <w:r>
         <w:rPr>
@@ -3917,32 +4530,151 @@
           <w:lang w:val="en-GB"/>
         </w:rPr>
       </w:pPr>
-      <w:r>
-        <w:rPr>
-          <w:rFonts w:ascii="Garamond" w:hAnsi="Garamond"/>
-        </w:rPr>
-        <w:t xml:space="preserve">Across the mountain range, </w:t>
-      </w:r>
-      <w:r>
-        <w:rPr>
-          <w:rFonts w:ascii="Garamond" w:hAnsi="Garamond"/>
-        </w:rPr>
-        <w:t xml:space="preserve">there are areas with </w:t>
-      </w:r>
-      <w:r>
-        <w:rPr>
-          <w:rFonts w:ascii="Garamond" w:hAnsi="Garamond"/>
-          <w:b/>
-          <w:bCs/>
-        </w:rPr>
-        <w:t>high solar and wind resource potential</w:t>
-      </w:r>
+      <w:proofErr w:type="spellStart"/>
+      <w:r>
+        <w:rPr>
+          <w:rFonts w:ascii="Garamond" w:hAnsi="Garamond"/>
+        </w:rPr>
+        <w:t>Across</w:t>
+      </w:r>
+      <w:proofErr w:type="spellEnd"/>
+      <w:r>
+        <w:rPr>
+          <w:rFonts w:ascii="Garamond" w:hAnsi="Garamond"/>
+        </w:rPr>
+        <w:t xml:space="preserve"> </w:t>
+      </w:r>
+      <w:proofErr w:type="spellStart"/>
+      <w:r>
+        <w:rPr>
+          <w:rFonts w:ascii="Garamond" w:hAnsi="Garamond"/>
+        </w:rPr>
+        <w:t>the</w:t>
+      </w:r>
+      <w:proofErr w:type="spellEnd"/>
+      <w:r>
+        <w:rPr>
+          <w:rFonts w:ascii="Garamond" w:hAnsi="Garamond"/>
+        </w:rPr>
+        <w:t xml:space="preserve"> </w:t>
+      </w:r>
+      <w:proofErr w:type="spellStart"/>
+      <w:r>
+        <w:rPr>
+          <w:rFonts w:ascii="Garamond" w:hAnsi="Garamond"/>
+        </w:rPr>
+        <w:t>mountain</w:t>
+      </w:r>
+      <w:proofErr w:type="spellEnd"/>
+      <w:r>
+        <w:rPr>
+          <w:rFonts w:ascii="Garamond" w:hAnsi="Garamond"/>
+        </w:rPr>
+        <w:t xml:space="preserve"> range, </w:t>
+      </w:r>
+      <w:proofErr w:type="spellStart"/>
+      <w:r>
+        <w:rPr>
+          <w:rFonts w:ascii="Garamond" w:hAnsi="Garamond"/>
+        </w:rPr>
+        <w:t>there</w:t>
+      </w:r>
+      <w:proofErr w:type="spellEnd"/>
+      <w:r>
+        <w:rPr>
+          <w:rFonts w:ascii="Garamond" w:hAnsi="Garamond"/>
+        </w:rPr>
+        <w:t xml:space="preserve"> are </w:t>
+      </w:r>
+      <w:proofErr w:type="spellStart"/>
+      <w:r>
+        <w:rPr>
+          <w:rFonts w:ascii="Garamond" w:hAnsi="Garamond"/>
+        </w:rPr>
+        <w:t>areas</w:t>
+      </w:r>
+      <w:proofErr w:type="spellEnd"/>
+      <w:r>
+        <w:rPr>
+          <w:rFonts w:ascii="Garamond" w:hAnsi="Garamond"/>
+        </w:rPr>
+        <w:t xml:space="preserve"> </w:t>
+      </w:r>
+      <w:proofErr w:type="spellStart"/>
+      <w:r>
+        <w:rPr>
+          <w:rFonts w:ascii="Garamond" w:hAnsi="Garamond"/>
+        </w:rPr>
+        <w:t>with</w:t>
+      </w:r>
+      <w:proofErr w:type="spellEnd"/>
+      <w:r>
+        <w:rPr>
+          <w:rFonts w:ascii="Garamond" w:hAnsi="Garamond"/>
+        </w:rPr>
+        <w:t xml:space="preserve"> </w:t>
+      </w:r>
+      <w:r>
+        <w:rPr>
+          <w:rFonts w:ascii="Garamond" w:hAnsi="Garamond"/>
+          <w:b/>
+          <w:bCs/>
+        </w:rPr>
+        <w:t xml:space="preserve">high </w:t>
+      </w:r>
+      <w:proofErr w:type="spellStart"/>
+      <w:r>
+        <w:rPr>
+          <w:rFonts w:ascii="Garamond" w:hAnsi="Garamond"/>
+          <w:b/>
+          <w:bCs/>
+        </w:rPr>
+        <w:t>solar</w:t>
+      </w:r>
+      <w:proofErr w:type="spellEnd"/>
+      <w:r>
+        <w:rPr>
+          <w:rFonts w:ascii="Garamond" w:hAnsi="Garamond"/>
+          <w:b/>
+          <w:bCs/>
+        </w:rPr>
+        <w:t xml:space="preserve"> </w:t>
+      </w:r>
+      <w:proofErr w:type="spellStart"/>
+      <w:r>
+        <w:rPr>
+          <w:rFonts w:ascii="Garamond" w:hAnsi="Garamond"/>
+          <w:b/>
+          <w:bCs/>
+        </w:rPr>
+        <w:t>and</w:t>
+      </w:r>
+      <w:proofErr w:type="spellEnd"/>
+      <w:r>
+        <w:rPr>
+          <w:rFonts w:ascii="Garamond" w:hAnsi="Garamond"/>
+          <w:b/>
+          <w:bCs/>
+        </w:rPr>
+        <w:t xml:space="preserve"> wind resource </w:t>
+      </w:r>
+      <w:proofErr w:type="spellStart"/>
+      <w:r>
+        <w:rPr>
+          <w:rFonts w:ascii="Garamond" w:hAnsi="Garamond"/>
+          <w:b/>
+          <w:bCs/>
+        </w:rPr>
+        <w:t>potential</w:t>
+      </w:r>
+      <w:proofErr w:type="spellEnd"/>
       <w:r>
         <w:rPr>
           <w:rFonts w:ascii="Garamond" w:hAnsi="Garamond"/>
         </w:rPr>
         <w:t xml:space="preserve"> (</w:t>
       </w:r>
+      <w:proofErr w:type="spellStart"/>
       <w:r>
         <w:rPr>
           <w:rFonts w:ascii="Garamond" w:hAnsi="Garamond"/>
@@ -3994,7 +4726,17 @@
           <w:bCs/>
           <w:color w:val="7030A0"/>
         </w:rPr>
-        <w:t xml:space="preserve">Figure </w:t>
+        <w:t>Figure</w:t>
+      </w:r>
+      <w:proofErr w:type="spellEnd"/>
+      <w:r>
+        <w:rPr>
+          <w:rFonts w:ascii="Garamond" w:hAnsi="Garamond"/>
+          <w:b/>
+          <w:bCs/>
+          <w:color w:val="7030A0"/>
+        </w:rPr>
+        <w:t xml:space="preserve"> </w:t>
       </w:r>
       <w:r>
         <w:rPr>
@@ -4038,12 +4780,69 @@
           <w:lang w:val="en-GB"/>
         </w:rPr>
       </w:pPr>
+      <w:proofErr w:type="spellStart"/>
       <w:r>
         <w:rPr>
           <w:rFonts w:ascii="Garamond" w:hAnsi="Garamond"/>
           <w:szCs w:val="22"/>
         </w:rPr>
-        <w:t>Divided across both sides of the A</w:t>
+        <w:t>Divided</w:t>
+      </w:r>
+      <w:proofErr w:type="spellEnd"/>
+      <w:r>
+        <w:rPr>
+          <w:rFonts w:ascii="Garamond" w:hAnsi="Garamond"/>
+          <w:szCs w:val="22"/>
+        </w:rPr>
+        <w:t xml:space="preserve"> </w:t>
+      </w:r>
+      <w:proofErr w:type="spellStart"/>
+      <w:r>
+        <w:rPr>
+          <w:rFonts w:ascii="Garamond" w:hAnsi="Garamond"/>
+          <w:szCs w:val="22"/>
+        </w:rPr>
+        <w:t>across</w:t>
+      </w:r>
+      <w:proofErr w:type="spellEnd"/>
+      <w:r>
+        <w:rPr>
+          <w:rFonts w:ascii="Garamond" w:hAnsi="Garamond"/>
+          <w:szCs w:val="22"/>
+        </w:rPr>
+        <w:t xml:space="preserve"> </w:t>
+      </w:r>
+      <w:proofErr w:type="spellStart"/>
+      <w:r>
+        <w:rPr>
+          <w:rFonts w:ascii="Garamond" w:hAnsi="Garamond"/>
+          <w:szCs w:val="22"/>
+        </w:rPr>
+        <w:t>both</w:t>
+      </w:r>
+      <w:proofErr w:type="spellEnd"/>
+      <w:r>
+        <w:rPr>
+          <w:rFonts w:ascii="Garamond" w:hAnsi="Garamond"/>
+          <w:szCs w:val="22"/>
+        </w:rPr>
+        <w:t xml:space="preserve"> sides of </w:t>
+      </w:r>
+      <w:proofErr w:type="spellStart"/>
+      <w:r>
+        <w:rPr>
+          <w:rFonts w:ascii="Garamond" w:hAnsi="Garamond"/>
+          <w:szCs w:val="22"/>
+        </w:rPr>
+        <w:t>the</w:t>
+      </w:r>
+      <w:proofErr w:type="spellEnd"/>
+      <w:r>
+        <w:rPr>
+          <w:rFonts w:ascii="Garamond" w:hAnsi="Garamond"/>
+          <w:szCs w:val="22"/>
+        </w:rPr>
+        <w:t xml:space="preserve"> A</w:t>
       </w:r>
       <w:r>
         <w:rPr>
@@ -4053,40 +4852,115 @@
         </w:rPr>
         <w:t>n</w:t>
       </w:r>
+      <w:proofErr w:type="spellStart"/>
       <w:r>
         <w:rPr>
           <w:rFonts w:ascii="Garamond" w:hAnsi="Garamond"/>
           <w:szCs w:val="22"/>
         </w:rPr>
-        <w:t>dean range</w:t>
-      </w:r>
+        <w:t>dean</w:t>
+      </w:r>
+      <w:proofErr w:type="spellEnd"/>
       <w:r>
         <w:rPr>
           <w:rFonts w:ascii="Garamond" w:hAnsi="Garamond"/>
           <w:szCs w:val="22"/>
         </w:rPr>
-        <w:t xml:space="preserve"> there are</w:t>
+        <w:t xml:space="preserve"> range</w:t>
       </w:r>
       <w:r>
         <w:rPr>
           <w:rFonts w:ascii="Garamond" w:hAnsi="Garamond"/>
           <w:szCs w:val="22"/>
         </w:rPr>
-        <w:t xml:space="preserve"> distinct </w:t>
-      </w:r>
+        <w:t xml:space="preserve"> </w:t>
+      </w:r>
+      <w:proofErr w:type="spellStart"/>
       <w:r>
         <w:rPr>
           <w:rFonts w:ascii="Garamond" w:hAnsi="Garamond"/>
           <w:szCs w:val="22"/>
         </w:rPr>
-        <w:t xml:space="preserve">Köppen-Geiger </w:t>
-      </w:r>
+        <w:t>there</w:t>
+      </w:r>
+      <w:proofErr w:type="spellEnd"/>
       <w:r>
         <w:rPr>
           <w:rFonts w:ascii="Garamond" w:hAnsi="Garamond"/>
           <w:szCs w:val="22"/>
         </w:rPr>
-        <w:t>climate and land-cover classes</w:t>
+        <w:t xml:space="preserve"> are</w:t>
+      </w:r>
+      <w:r>
+        <w:rPr>
+          <w:rFonts w:ascii="Garamond" w:hAnsi="Garamond"/>
+          <w:szCs w:val="22"/>
+        </w:rPr>
+        <w:t xml:space="preserve"> </w:t>
+      </w:r>
+      <w:proofErr w:type="spellStart"/>
+      <w:r>
+        <w:rPr>
+          <w:rFonts w:ascii="Garamond" w:hAnsi="Garamond"/>
+          <w:szCs w:val="22"/>
+        </w:rPr>
+        <w:t>distinct</w:t>
+      </w:r>
+      <w:proofErr w:type="spellEnd"/>
+      <w:r>
+        <w:rPr>
+          <w:rFonts w:ascii="Garamond" w:hAnsi="Garamond"/>
+          <w:szCs w:val="22"/>
+        </w:rPr>
+        <w:t xml:space="preserve"> </w:t>
+      </w:r>
+      <w:proofErr w:type="spellStart"/>
+      <w:r>
+        <w:rPr>
+          <w:rFonts w:ascii="Garamond" w:hAnsi="Garamond"/>
+          <w:szCs w:val="22"/>
+        </w:rPr>
+        <w:t>Köppen</w:t>
+      </w:r>
+      <w:proofErr w:type="spellEnd"/>
+      <w:r>
+        <w:rPr>
+          <w:rFonts w:ascii="Garamond" w:hAnsi="Garamond"/>
+          <w:szCs w:val="22"/>
+        </w:rPr>
+        <w:t xml:space="preserve">-Geiger </w:t>
+      </w:r>
+      <w:proofErr w:type="spellStart"/>
+      <w:r>
+        <w:rPr>
+          <w:rFonts w:ascii="Garamond" w:hAnsi="Garamond"/>
+          <w:szCs w:val="22"/>
+        </w:rPr>
+        <w:t>climate</w:t>
+      </w:r>
+      <w:proofErr w:type="spellEnd"/>
+      <w:r>
+        <w:rPr>
+          <w:rFonts w:ascii="Garamond" w:hAnsi="Garamond"/>
+          <w:szCs w:val="22"/>
+        </w:rPr>
+        <w:t xml:space="preserve"> </w:t>
+      </w:r>
+      <w:proofErr w:type="spellStart"/>
+      <w:r>
+        <w:rPr>
+          <w:rFonts w:ascii="Garamond" w:hAnsi="Garamond"/>
+          <w:szCs w:val="22"/>
+        </w:rPr>
+        <w:t>and</w:t>
+      </w:r>
+      <w:proofErr w:type="spellEnd"/>
+      <w:r>
+        <w:rPr>
+          <w:rFonts w:ascii="Garamond" w:hAnsi="Garamond"/>
+          <w:szCs w:val="22"/>
+        </w:rPr>
+        <w:t xml:space="preserve"> land-cover classes</w:t>
       </w:r>
       <w:r>
         <w:rPr>
@@ -4131,6 +5005,7 @@
         </w:rPr>
         <w:fldChar w:fldCharType="separate"/>
       </w:r>
+      <w:proofErr w:type="spellStart"/>
       <w:r>
         <w:rPr>
           <w:rFonts w:ascii="Garamond" w:hAnsi="Garamond"/>
@@ -4138,7 +5013,17 @@
           <w:color w:val="7030A0"/>
           <w:szCs w:val="22"/>
         </w:rPr>
-        <w:t xml:space="preserve">Figure </w:t>
+        <w:t>Figure</w:t>
+      </w:r>
+      <w:proofErr w:type="spellEnd"/>
+      <w:r>
+        <w:rPr>
+          <w:rFonts w:ascii="Garamond" w:hAnsi="Garamond"/>
+          <w:b/>
+          <w:color w:val="7030A0"/>
+          <w:szCs w:val="22"/>
+        </w:rPr>
+        <w:t xml:space="preserve"> </w:t>
       </w:r>
       <w:r>
         <w:rPr>
@@ -4189,11 +5074,33 @@
           <w:rFonts w:ascii="Garamond" w:hAnsi="Garamond"/>
         </w:rPr>
       </w:pPr>
-      <w:r>
-        <w:rPr>
-          <w:rFonts w:ascii="Garamond" w:hAnsi="Garamond"/>
-        </w:rPr>
-        <w:t xml:space="preserve">Given Ecuador’s </w:t>
+      <w:proofErr w:type="spellStart"/>
+      <w:r>
+        <w:rPr>
+          <w:rFonts w:ascii="Garamond" w:hAnsi="Garamond"/>
+        </w:rPr>
+        <w:t>Given</w:t>
+      </w:r>
+      <w:proofErr w:type="spellEnd"/>
+      <w:r>
+        <w:rPr>
+          <w:rFonts w:ascii="Garamond" w:hAnsi="Garamond"/>
+        </w:rPr>
+        <w:t xml:space="preserve"> </w:t>
+      </w:r>
+      <w:proofErr w:type="spellStart"/>
+      <w:r>
+        <w:rPr>
+          <w:rFonts w:ascii="Garamond" w:hAnsi="Garamond"/>
+        </w:rPr>
+        <w:t>Ecuador’s</w:t>
+      </w:r>
+      <w:proofErr w:type="spellEnd"/>
+      <w:r>
+        <w:rPr>
+          <w:rFonts w:ascii="Garamond" w:hAnsi="Garamond"/>
+        </w:rPr>
+        <w:t xml:space="preserve"> </w:t>
       </w:r>
       <w:r>
         <w:rPr>
@@ -4218,29 +5125,113 @@
         <w:rPr>
           <w:rFonts w:ascii="Garamond" w:hAnsi="Garamond"/>
         </w:rPr>
-        <w:t xml:space="preserve"> it is important to </w:t>
-      </w:r>
-      <w:r>
-        <w:rPr>
-          <w:rFonts w:ascii="Garamond" w:hAnsi="Garamond"/>
-          <w:b/>
-          <w:bCs/>
-        </w:rPr>
-        <w:t xml:space="preserve">represent </w:t>
-      </w:r>
-      <w:r>
-        <w:rPr>
-          <w:rFonts w:ascii="Garamond" w:hAnsi="Garamond"/>
-          <w:b/>
-          <w:bCs/>
-        </w:rPr>
-        <w:t xml:space="preserve">distinct sites </w:t>
-      </w:r>
-      <w:r>
-        <w:rPr>
-          <w:rFonts w:ascii="Garamond" w:hAnsi="Garamond"/>
-        </w:rPr>
-        <w:t>for solar PV and wind</w:t>
+        <w:t xml:space="preserve"> </w:t>
+      </w:r>
+      <w:proofErr w:type="spellStart"/>
+      <w:r>
+        <w:rPr>
+          <w:rFonts w:ascii="Garamond" w:hAnsi="Garamond"/>
+        </w:rPr>
+        <w:t>it</w:t>
+      </w:r>
+      <w:proofErr w:type="spellEnd"/>
+      <w:r>
+        <w:rPr>
+          <w:rFonts w:ascii="Garamond" w:hAnsi="Garamond"/>
+        </w:rPr>
+        <w:t xml:space="preserve"> is important </w:t>
+      </w:r>
+      <w:proofErr w:type="spellStart"/>
+      <w:r>
+        <w:rPr>
+          <w:rFonts w:ascii="Garamond" w:hAnsi="Garamond"/>
+        </w:rPr>
+        <w:t>to</w:t>
+      </w:r>
+      <w:proofErr w:type="spellEnd"/>
+      <w:r>
+        <w:rPr>
+          <w:rFonts w:ascii="Garamond" w:hAnsi="Garamond"/>
+        </w:rPr>
+        <w:t xml:space="preserve"> </w:t>
+      </w:r>
+      <w:proofErr w:type="spellStart"/>
+      <w:r>
+        <w:rPr>
+          <w:rFonts w:ascii="Garamond" w:hAnsi="Garamond"/>
+          <w:b/>
+          <w:bCs/>
+        </w:rPr>
+        <w:t>represent</w:t>
+      </w:r>
+      <w:proofErr w:type="spellEnd"/>
+      <w:r>
+        <w:rPr>
+          <w:rFonts w:ascii="Garamond" w:hAnsi="Garamond"/>
+          <w:b/>
+          <w:bCs/>
+        </w:rPr>
+        <w:t xml:space="preserve"> </w:t>
+      </w:r>
+      <w:proofErr w:type="spellStart"/>
+      <w:r>
+        <w:rPr>
+          <w:rFonts w:ascii="Garamond" w:hAnsi="Garamond"/>
+          <w:b/>
+          <w:bCs/>
+        </w:rPr>
+        <w:t>distinct</w:t>
+      </w:r>
+      <w:proofErr w:type="spellEnd"/>
+      <w:r>
+        <w:rPr>
+          <w:rFonts w:ascii="Garamond" w:hAnsi="Garamond"/>
+          <w:b/>
+          <w:bCs/>
+        </w:rPr>
+        <w:t xml:space="preserve"> sites </w:t>
+      </w:r>
+      <w:proofErr w:type="spellStart"/>
+      <w:r>
+        <w:rPr>
+          <w:rFonts w:ascii="Garamond" w:hAnsi="Garamond"/>
+        </w:rPr>
+        <w:t>for</w:t>
+      </w:r>
+      <w:proofErr w:type="spellEnd"/>
+      <w:r>
+        <w:rPr>
+          <w:rFonts w:ascii="Garamond" w:hAnsi="Garamond"/>
+        </w:rPr>
+        <w:t xml:space="preserve"> </w:t>
+      </w:r>
+      <w:proofErr w:type="spellStart"/>
+      <w:r>
+        <w:rPr>
+          <w:rFonts w:ascii="Garamond" w:hAnsi="Garamond"/>
+        </w:rPr>
+        <w:t>solar</w:t>
+      </w:r>
+      <w:proofErr w:type="spellEnd"/>
+      <w:r>
+        <w:rPr>
+          <w:rFonts w:ascii="Garamond" w:hAnsi="Garamond"/>
+        </w:rPr>
+        <w:t xml:space="preserve"> PV </w:t>
+      </w:r>
+      <w:proofErr w:type="spellStart"/>
+      <w:r>
+        <w:rPr>
+          <w:rFonts w:ascii="Garamond" w:hAnsi="Garamond"/>
+        </w:rPr>
+        <w:t>and</w:t>
+      </w:r>
+      <w:proofErr w:type="spellEnd"/>
+      <w:r>
+        <w:rPr>
+          <w:rFonts w:ascii="Garamond" w:hAnsi="Garamond"/>
+        </w:rPr>
+        <w:t xml:space="preserve"> wind</w:t>
       </w:r>
       <w:r>
         <w:rPr>
@@ -4253,7 +5244,35 @@
         <w:rPr>
           <w:rFonts w:ascii="Garamond" w:hAnsi="Garamond"/>
         </w:rPr>
-        <w:t xml:space="preserve"> rather than </w:t>
+        <w:t xml:space="preserve"> </w:t>
+      </w:r>
+      <w:proofErr w:type="spellStart"/>
+      <w:r>
+        <w:rPr>
+          <w:rFonts w:ascii="Garamond" w:hAnsi="Garamond"/>
+        </w:rPr>
+        <w:t>rather</w:t>
+      </w:r>
+      <w:proofErr w:type="spellEnd"/>
+      <w:r>
+        <w:rPr>
+          <w:rFonts w:ascii="Garamond" w:hAnsi="Garamond"/>
+        </w:rPr>
+        <w:t xml:space="preserve"> </w:t>
+      </w:r>
+      <w:proofErr w:type="spellStart"/>
+      <w:r>
+        <w:rPr>
+          <w:rFonts w:ascii="Garamond" w:hAnsi="Garamond"/>
+        </w:rPr>
+        <w:t>than</w:t>
+      </w:r>
+      <w:proofErr w:type="spellEnd"/>
+      <w:r>
+        <w:rPr>
+          <w:rFonts w:ascii="Garamond" w:hAnsi="Garamond"/>
+        </w:rPr>
+        <w:t xml:space="preserve"> </w:t>
       </w:r>
       <w:r>
         <w:rPr>
@@ -4274,11 +5293,19 @@
         </w:rPr>
         <w:t xml:space="preserve"> </w:t>
       </w:r>
-      <w:r>
-        <w:rPr>
-          <w:rFonts w:ascii="Garamond" w:hAnsi="Garamond"/>
-        </w:rPr>
-        <w:t xml:space="preserve">renewable </w:t>
+      <w:proofErr w:type="spellStart"/>
+      <w:r>
+        <w:rPr>
+          <w:rFonts w:ascii="Garamond" w:hAnsi="Garamond"/>
+        </w:rPr>
+        <w:t>renewable</w:t>
+      </w:r>
+      <w:proofErr w:type="spellEnd"/>
+      <w:r>
+        <w:rPr>
+          <w:rFonts w:ascii="Garamond" w:hAnsi="Garamond"/>
+        </w:rPr>
+        <w:t xml:space="preserve"> </w:t>
       </w:r>
       <w:r>
         <w:rPr>
@@ -4297,8 +5324,37 @@
         <w:rPr>
           <w:rFonts w:ascii="Garamond" w:hAnsi="Garamond"/>
         </w:rPr>
-        <w:t xml:space="preserve"> in order to reveal important </w:t>
-      </w:r>
+        <w:t xml:space="preserve"> in order </w:t>
+      </w:r>
+      <w:proofErr w:type="spellStart"/>
+      <w:r>
+        <w:rPr>
+          <w:rFonts w:ascii="Garamond" w:hAnsi="Garamond"/>
+        </w:rPr>
+        <w:t>to</w:t>
+      </w:r>
+      <w:proofErr w:type="spellEnd"/>
+      <w:r>
+        <w:rPr>
+          <w:rFonts w:ascii="Garamond" w:hAnsi="Garamond"/>
+        </w:rPr>
+        <w:t xml:space="preserve"> </w:t>
+      </w:r>
+      <w:proofErr w:type="spellStart"/>
+      <w:r>
+        <w:rPr>
+          <w:rFonts w:ascii="Garamond" w:hAnsi="Garamond"/>
+        </w:rPr>
+        <w:t>reveal</w:t>
+      </w:r>
+      <w:proofErr w:type="spellEnd"/>
+      <w:r>
+        <w:rPr>
+          <w:rFonts w:ascii="Garamond" w:hAnsi="Garamond"/>
+        </w:rPr>
+        <w:t xml:space="preserve"> important </w:t>
+      </w:r>
+      <w:proofErr w:type="spellStart"/>
       <w:r>
         <w:rPr>
           <w:rFonts w:ascii="Garamond" w:hAnsi="Garamond"/>
@@ -4316,13 +5372,32 @@
         </w:rPr>
         <w:t>s</w:t>
       </w:r>
-      <w:r>
-        <w:rPr>
-          <w:rFonts w:ascii="Garamond" w:hAnsi="Garamond"/>
-          <w:b/>
-          <w:bCs/>
-        </w:rPr>
-        <w:t xml:space="preserve"> in resource strength, land availability</w:t>
+      <w:proofErr w:type="spellEnd"/>
+      <w:r>
+        <w:rPr>
+          <w:rFonts w:ascii="Garamond" w:hAnsi="Garamond"/>
+          <w:b/>
+          <w:bCs/>
+        </w:rPr>
+        <w:t xml:space="preserve"> in resource </w:t>
+      </w:r>
+      <w:proofErr w:type="spellStart"/>
+      <w:r>
+        <w:rPr>
+          <w:rFonts w:ascii="Garamond" w:hAnsi="Garamond"/>
+          <w:b/>
+          <w:bCs/>
+        </w:rPr>
+        <w:t>strength</w:t>
+      </w:r>
+      <w:proofErr w:type="spellEnd"/>
+      <w:r>
+        <w:rPr>
+          <w:rFonts w:ascii="Garamond" w:hAnsi="Garamond"/>
+          <w:b/>
+          <w:bCs/>
+        </w:rPr>
+        <w:t>, land availability</w:t>
       </w:r>
       <w:r>
         <w:rPr>
@@ -4339,7 +5414,43 @@
           <w:b/>
           <w:bCs/>
         </w:rPr>
-        <w:t xml:space="preserve"> and infrastructure access</w:t>
+        <w:t xml:space="preserve"> </w:t>
+      </w:r>
+      <w:proofErr w:type="spellStart"/>
+      <w:r>
+        <w:rPr>
+          <w:rFonts w:ascii="Garamond" w:hAnsi="Garamond"/>
+          <w:b/>
+          <w:bCs/>
+        </w:rPr>
+        <w:t>and</w:t>
+      </w:r>
+      <w:proofErr w:type="spellEnd"/>
+      <w:r>
+        <w:rPr>
+          <w:rFonts w:ascii="Garamond" w:hAnsi="Garamond"/>
+          <w:b/>
+          <w:bCs/>
+        </w:rPr>
+        <w:t xml:space="preserve"> </w:t>
+      </w:r>
+      <w:proofErr w:type="spellStart"/>
+      <w:r>
+        <w:rPr>
+          <w:rFonts w:ascii="Garamond" w:hAnsi="Garamond"/>
+          <w:b/>
+          <w:bCs/>
+        </w:rPr>
+        <w:t>infrastructure</w:t>
+      </w:r>
+      <w:proofErr w:type="spellEnd"/>
+      <w:r>
+        <w:rPr>
+          <w:rFonts w:ascii="Garamond" w:hAnsi="Garamond"/>
+          <w:b/>
+          <w:bCs/>
+        </w:rPr>
+        <w:t xml:space="preserve"> access</w:t>
       </w:r>
       <w:r>
         <w:rPr>
@@ -4497,6 +5608,7 @@
         </w:rPr>
       </w:pPr>
       <w:bookmarkStart w:id="8" w:name="_Ref235105585"/>
+      <w:proofErr w:type="spellStart"/>
       <w:r>
         <w:rPr>
           <w:rFonts w:ascii="Garamond" w:hAnsi="Garamond"/>
@@ -4506,7 +5618,19 @@
           <w:sz w:val="18"/>
           <w:szCs w:val="16"/>
         </w:rPr>
-        <w:t xml:space="preserve">Figure </w:t>
+        <w:t>Figure</w:t>
+      </w:r>
+      <w:proofErr w:type="spellEnd"/>
+      <w:r>
+        <w:rPr>
+          <w:rFonts w:ascii="Garamond" w:hAnsi="Garamond"/>
+          <w:b/>
+          <w:bCs w:val="0"/>
+          <w:color w:val="7030A0"/>
+          <w:sz w:val="18"/>
+          <w:szCs w:val="16"/>
+        </w:rPr>
+        <w:t xml:space="preserve"> </w:t>
       </w:r>
       <w:r>
         <w:rPr>
@@ -4572,23 +5696,87 @@
           <w:sz w:val="18"/>
           <w:szCs w:val="16"/>
         </w:rPr>
-        <w:t>: a) Elevation</w:t>
-      </w:r>
-      <w:r>
-        <w:rPr>
-          <w:rFonts w:ascii="Garamond" w:hAnsi="Garamond"/>
-          <w:sz w:val="18"/>
-          <w:szCs w:val="16"/>
-        </w:rPr>
-        <w:t xml:space="preserve"> (meters above sea level</w:t>
-      </w:r>
-      <w:r>
-        <w:rPr>
-          <w:rFonts w:ascii="Garamond" w:hAnsi="Garamond"/>
-          <w:sz w:val="18"/>
-          <w:szCs w:val="16"/>
-        </w:rPr>
-        <w:t>, m.a.s.l)</w:t>
+        <w:t xml:space="preserve">: a) </w:t>
+      </w:r>
+      <w:proofErr w:type="spellStart"/>
+      <w:r>
+        <w:rPr>
+          <w:rFonts w:ascii="Garamond" w:hAnsi="Garamond"/>
+          <w:sz w:val="18"/>
+          <w:szCs w:val="16"/>
+        </w:rPr>
+        <w:t>Elevation</w:t>
+      </w:r>
+      <w:proofErr w:type="spellEnd"/>
+      <w:r>
+        <w:rPr>
+          <w:rFonts w:ascii="Garamond" w:hAnsi="Garamond"/>
+          <w:sz w:val="18"/>
+          <w:szCs w:val="16"/>
+        </w:rPr>
+        <w:t xml:space="preserve"> (meters </w:t>
+      </w:r>
+      <w:proofErr w:type="spellStart"/>
+      <w:r>
+        <w:rPr>
+          <w:rFonts w:ascii="Garamond" w:hAnsi="Garamond"/>
+          <w:sz w:val="18"/>
+          <w:szCs w:val="16"/>
+        </w:rPr>
+        <w:t>above</w:t>
+      </w:r>
+      <w:proofErr w:type="spellEnd"/>
+      <w:r>
+        <w:rPr>
+          <w:rFonts w:ascii="Garamond" w:hAnsi="Garamond"/>
+          <w:sz w:val="18"/>
+          <w:szCs w:val="16"/>
+        </w:rPr>
+        <w:t xml:space="preserve"> </w:t>
+      </w:r>
+      <w:proofErr w:type="spellStart"/>
+      <w:r>
+        <w:rPr>
+          <w:rFonts w:ascii="Garamond" w:hAnsi="Garamond"/>
+          <w:sz w:val="18"/>
+          <w:szCs w:val="16"/>
+        </w:rPr>
+        <w:t>sea</w:t>
+      </w:r>
+      <w:proofErr w:type="spellEnd"/>
+      <w:r>
+        <w:rPr>
+          <w:rFonts w:ascii="Garamond" w:hAnsi="Garamond"/>
+          <w:sz w:val="18"/>
+          <w:szCs w:val="16"/>
+        </w:rPr>
+        <w:t xml:space="preserve"> level</w:t>
+      </w:r>
+      <w:r>
+        <w:rPr>
+          <w:rFonts w:ascii="Garamond" w:hAnsi="Garamond"/>
+          <w:sz w:val="18"/>
+          <w:szCs w:val="16"/>
+        </w:rPr>
+        <w:t xml:space="preserve">, </w:t>
+      </w:r>
+      <w:proofErr w:type="spellStart"/>
+      <w:r>
+        <w:rPr>
+          <w:rFonts w:ascii="Garamond" w:hAnsi="Garamond"/>
+          <w:sz w:val="18"/>
+          <w:szCs w:val="16"/>
+        </w:rPr>
+        <w:t>m.a.s.l</w:t>
+      </w:r>
+      <w:proofErr w:type="spellEnd"/>
+      <w:r>
+        <w:rPr>
+          <w:rFonts w:ascii="Garamond" w:hAnsi="Garamond"/>
+          <w:sz w:val="18"/>
+          <w:szCs w:val="16"/>
+        </w:rPr>
+        <w:t>)</w:t>
       </w:r>
       <w:r>
         <w:rPr>
@@ -4604,16 +5792,80 @@
           <w:sz w:val="18"/>
           <w:szCs w:val="16"/>
         </w:rPr>
-        <w:t xml:space="preserve"> from the NASA Shuttle Radar Topography Mission (STRM)</w:t>
-      </w:r>
-      <w:r>
-        <w:rPr>
-          <w:rFonts w:ascii="Garamond" w:hAnsi="Garamond"/>
-          <w:sz w:val="18"/>
-          <w:szCs w:val="16"/>
-        </w:rPr>
-        <w:t>. b) Slope</w:t>
-      </w:r>
+        <w:t xml:space="preserve"> </w:t>
+      </w:r>
+      <w:proofErr w:type="spellStart"/>
+      <w:r>
+        <w:rPr>
+          <w:rFonts w:ascii="Garamond" w:hAnsi="Garamond"/>
+          <w:sz w:val="18"/>
+          <w:szCs w:val="16"/>
+        </w:rPr>
+        <w:t>from</w:t>
+      </w:r>
+      <w:proofErr w:type="spellEnd"/>
+      <w:r>
+        <w:rPr>
+          <w:rFonts w:ascii="Garamond" w:hAnsi="Garamond"/>
+          <w:sz w:val="18"/>
+          <w:szCs w:val="16"/>
+        </w:rPr>
+        <w:t xml:space="preserve"> </w:t>
+      </w:r>
+      <w:proofErr w:type="spellStart"/>
+      <w:r>
+        <w:rPr>
+          <w:rFonts w:ascii="Garamond" w:hAnsi="Garamond"/>
+          <w:sz w:val="18"/>
+          <w:szCs w:val="16"/>
+        </w:rPr>
+        <w:t>the</w:t>
+      </w:r>
+      <w:proofErr w:type="spellEnd"/>
+      <w:r>
+        <w:rPr>
+          <w:rFonts w:ascii="Garamond" w:hAnsi="Garamond"/>
+          <w:sz w:val="18"/>
+          <w:szCs w:val="16"/>
+        </w:rPr>
+        <w:t xml:space="preserve"> NASA Shuttle Radar </w:t>
+      </w:r>
+      <w:proofErr w:type="spellStart"/>
+      <w:r>
+        <w:rPr>
+          <w:rFonts w:ascii="Garamond" w:hAnsi="Garamond"/>
+          <w:sz w:val="18"/>
+          <w:szCs w:val="16"/>
+        </w:rPr>
+        <w:t>Topography</w:t>
+      </w:r>
+      <w:proofErr w:type="spellEnd"/>
+      <w:r>
+        <w:rPr>
+          <w:rFonts w:ascii="Garamond" w:hAnsi="Garamond"/>
+          <w:sz w:val="18"/>
+          <w:szCs w:val="16"/>
+        </w:rPr>
+        <w:t xml:space="preserve"> Mission (STRM)</w:t>
+      </w:r>
+      <w:r>
+        <w:rPr>
+          <w:rFonts w:ascii="Garamond" w:hAnsi="Garamond"/>
+          <w:sz w:val="18"/>
+          <w:szCs w:val="16"/>
+        </w:rPr>
+        <w:t xml:space="preserve">. b) </w:t>
+      </w:r>
+      <w:proofErr w:type="spellStart"/>
+      <w:r>
+        <w:rPr>
+          <w:rFonts w:ascii="Garamond" w:hAnsi="Garamond"/>
+          <w:sz w:val="18"/>
+          <w:szCs w:val="16"/>
+        </w:rPr>
+        <w:t>Slope</w:t>
+      </w:r>
+      <w:proofErr w:type="spellEnd"/>
       <w:r>
         <w:rPr>
           <w:rFonts w:ascii="Garamond" w:hAnsi="Garamond"/>
@@ -4630,6 +5882,7 @@
         </w:rPr>
         <w:t xml:space="preserve"> </w:t>
       </w:r>
+      <w:proofErr w:type="spellStart"/>
       <w:r>
         <w:rPr>
           <w:rFonts w:ascii="Garamond" w:hAnsi="Garamond"/>
@@ -4638,14 +5891,61 @@
         </w:rPr>
         <w:t>calculated</w:t>
       </w:r>
-      <w:r>
-        <w:rPr>
-          <w:rFonts w:ascii="Garamond" w:hAnsi="Garamond"/>
-          <w:sz w:val="18"/>
-          <w:szCs w:val="16"/>
-        </w:rPr>
-        <w:t xml:space="preserve"> from the elevation</w:t>
-      </w:r>
+      <w:proofErr w:type="spellEnd"/>
+      <w:r>
+        <w:rPr>
+          <w:rFonts w:ascii="Garamond" w:hAnsi="Garamond"/>
+          <w:sz w:val="18"/>
+          <w:szCs w:val="16"/>
+        </w:rPr>
+        <w:t xml:space="preserve"> </w:t>
+      </w:r>
+      <w:proofErr w:type="spellStart"/>
+      <w:r>
+        <w:rPr>
+          <w:rFonts w:ascii="Garamond" w:hAnsi="Garamond"/>
+          <w:sz w:val="18"/>
+          <w:szCs w:val="16"/>
+        </w:rPr>
+        <w:t>from</w:t>
+      </w:r>
+      <w:proofErr w:type="spellEnd"/>
+      <w:r>
+        <w:rPr>
+          <w:rFonts w:ascii="Garamond" w:hAnsi="Garamond"/>
+          <w:sz w:val="18"/>
+          <w:szCs w:val="16"/>
+        </w:rPr>
+        <w:t xml:space="preserve"> </w:t>
+      </w:r>
+      <w:proofErr w:type="spellStart"/>
+      <w:r>
+        <w:rPr>
+          <w:rFonts w:ascii="Garamond" w:hAnsi="Garamond"/>
+          <w:sz w:val="18"/>
+          <w:szCs w:val="16"/>
+        </w:rPr>
+        <w:t>the</w:t>
+      </w:r>
+      <w:proofErr w:type="spellEnd"/>
+      <w:r>
+        <w:rPr>
+          <w:rFonts w:ascii="Garamond" w:hAnsi="Garamond"/>
+          <w:sz w:val="18"/>
+          <w:szCs w:val="16"/>
+        </w:rPr>
+        <w:t xml:space="preserve"> </w:t>
+      </w:r>
+      <w:proofErr w:type="spellStart"/>
+      <w:r>
+        <w:rPr>
+          <w:rFonts w:ascii="Garamond" w:hAnsi="Garamond"/>
+          <w:sz w:val="18"/>
+          <w:szCs w:val="16"/>
+        </w:rPr>
+        <w:t>elevation</w:t>
+      </w:r>
+      <w:proofErr w:type="spellEnd"/>
       <w:r>
         <w:rPr>
           <w:rFonts w:ascii="Garamond" w:hAnsi="Garamond"/>
@@ -4660,15 +5960,105 @@
           <w:sz w:val="18"/>
           <w:szCs w:val="16"/>
         </w:rPr>
-        <w:t>. Bas</w:t>
-      </w:r>
-      <w:r>
-        <w:rPr>
-          <w:rFonts w:ascii="Garamond" w:hAnsi="Garamond"/>
-          <w:sz w:val="18"/>
-          <w:szCs w:val="16"/>
-        </w:rPr>
-        <w:t>emap from the Database of Global Administrative Areas (GADM)</w:t>
+        <w:t xml:space="preserve">. </w:t>
+      </w:r>
+      <w:proofErr w:type="spellStart"/>
+      <w:r>
+        <w:rPr>
+          <w:rFonts w:ascii="Garamond" w:hAnsi="Garamond"/>
+          <w:sz w:val="18"/>
+          <w:szCs w:val="16"/>
+        </w:rPr>
+        <w:t>Bas</w:t>
+      </w:r>
+      <w:r>
+        <w:rPr>
+          <w:rFonts w:ascii="Garamond" w:hAnsi="Garamond"/>
+          <w:sz w:val="18"/>
+          <w:szCs w:val="16"/>
+        </w:rPr>
+        <w:t>emap</w:t>
+      </w:r>
+      <w:proofErr w:type="spellEnd"/>
+      <w:r>
+        <w:rPr>
+          <w:rFonts w:ascii="Garamond" w:hAnsi="Garamond"/>
+          <w:sz w:val="18"/>
+          <w:szCs w:val="16"/>
+        </w:rPr>
+        <w:t xml:space="preserve"> </w:t>
+      </w:r>
+      <w:proofErr w:type="spellStart"/>
+      <w:r>
+        <w:rPr>
+          <w:rFonts w:ascii="Garamond" w:hAnsi="Garamond"/>
+          <w:sz w:val="18"/>
+          <w:szCs w:val="16"/>
+        </w:rPr>
+        <w:t>from</w:t>
+      </w:r>
+      <w:proofErr w:type="spellEnd"/>
+      <w:r>
+        <w:rPr>
+          <w:rFonts w:ascii="Garamond" w:hAnsi="Garamond"/>
+          <w:sz w:val="18"/>
+          <w:szCs w:val="16"/>
+        </w:rPr>
+        <w:t xml:space="preserve"> </w:t>
+      </w:r>
+      <w:proofErr w:type="spellStart"/>
+      <w:r>
+        <w:rPr>
+          <w:rFonts w:ascii="Garamond" w:hAnsi="Garamond"/>
+          <w:sz w:val="18"/>
+          <w:szCs w:val="16"/>
+        </w:rPr>
+        <w:t>the</w:t>
+      </w:r>
+      <w:proofErr w:type="spellEnd"/>
+      <w:r>
+        <w:rPr>
+          <w:rFonts w:ascii="Garamond" w:hAnsi="Garamond"/>
+          <w:sz w:val="18"/>
+          <w:szCs w:val="16"/>
+        </w:rPr>
+        <w:t xml:space="preserve"> Database of Global </w:t>
+      </w:r>
+      <w:proofErr w:type="spellStart"/>
+      <w:r>
+        <w:rPr>
+          <w:rFonts w:ascii="Garamond" w:hAnsi="Garamond"/>
+          <w:sz w:val="18"/>
+          <w:szCs w:val="16"/>
+        </w:rPr>
+        <w:t>Administrative</w:t>
+      </w:r>
+      <w:proofErr w:type="spellEnd"/>
+      <w:r>
+        <w:rPr>
+          <w:rFonts w:ascii="Garamond" w:hAnsi="Garamond"/>
+          <w:sz w:val="18"/>
+          <w:szCs w:val="16"/>
+        </w:rPr>
+        <w:t xml:space="preserve"> </w:t>
+      </w:r>
+      <w:proofErr w:type="spellStart"/>
+      <w:r>
+        <w:rPr>
+          <w:rFonts w:ascii="Garamond" w:hAnsi="Garamond"/>
+          <w:sz w:val="18"/>
+          <w:szCs w:val="16"/>
+        </w:rPr>
+        <w:t>Areas</w:t>
+      </w:r>
+      <w:proofErr w:type="spellEnd"/>
+      <w:r>
+        <w:rPr>
+          <w:rFonts w:ascii="Garamond" w:hAnsi="Garamond"/>
+          <w:sz w:val="18"/>
+          <w:szCs w:val="16"/>
+        </w:rPr>
+        <w:t xml:space="preserve"> (GADM)</w:t>
       </w:r>
       <w:r>
         <w:rPr>
@@ -4829,6 +6219,7 @@
         </w:rPr>
       </w:pPr>
       <w:bookmarkStart w:id="9" w:name="_Ref235106124"/>
+      <w:proofErr w:type="spellStart"/>
       <w:r>
         <w:rPr>
           <w:rFonts w:ascii="Garamond" w:hAnsi="Garamond"/>
@@ -4838,7 +6229,19 @@
           <w:sz w:val="18"/>
           <w:szCs w:val="16"/>
         </w:rPr>
-        <w:t xml:space="preserve">Figure </w:t>
+        <w:t>Figure</w:t>
+      </w:r>
+      <w:proofErr w:type="spellEnd"/>
+      <w:r>
+        <w:rPr>
+          <w:rFonts w:ascii="Garamond" w:hAnsi="Garamond"/>
+          <w:b/>
+          <w:bCs w:val="0"/>
+          <w:color w:val="7030A0"/>
+          <w:sz w:val="18"/>
+          <w:szCs w:val="16"/>
+        </w:rPr>
+        <w:t xml:space="preserve"> </w:t>
       </w:r>
       <w:r>
         <w:rPr>
@@ -4906,13 +6309,23 @@
         </w:rPr>
         <w:t xml:space="preserve">: a) </w:t>
       </w:r>
-      <w:r>
-        <w:rPr>
-          <w:rFonts w:ascii="Garamond" w:hAnsi="Garamond"/>
-          <w:sz w:val="18"/>
-          <w:szCs w:val="16"/>
-        </w:rPr>
-        <w:t xml:space="preserve">Mean </w:t>
+      <w:proofErr w:type="spellStart"/>
+      <w:r>
+        <w:rPr>
+          <w:rFonts w:ascii="Garamond" w:hAnsi="Garamond"/>
+          <w:sz w:val="18"/>
+          <w:szCs w:val="16"/>
+        </w:rPr>
+        <w:t>Mean</w:t>
+      </w:r>
+      <w:proofErr w:type="spellEnd"/>
+      <w:r>
+        <w:rPr>
+          <w:rFonts w:ascii="Garamond" w:hAnsi="Garamond"/>
+          <w:sz w:val="18"/>
+          <w:szCs w:val="16"/>
+        </w:rPr>
+        <w:t xml:space="preserve"> </w:t>
       </w:r>
       <w:r>
         <w:rPr>
@@ -4968,15 +6381,43 @@
           <w:sz w:val="18"/>
           <w:szCs w:val="16"/>
         </w:rPr>
-        <w:t xml:space="preserve"> from </w:t>
-      </w:r>
-      <w:r>
-        <w:rPr>
-          <w:rFonts w:ascii="Garamond" w:hAnsi="Garamond"/>
-          <w:sz w:val="18"/>
-          <w:szCs w:val="16"/>
-        </w:rPr>
-        <w:t xml:space="preserve">the </w:t>
+        <w:t xml:space="preserve"> </w:t>
+      </w:r>
+      <w:proofErr w:type="spellStart"/>
+      <w:r>
+        <w:rPr>
+          <w:rFonts w:ascii="Garamond" w:hAnsi="Garamond"/>
+          <w:sz w:val="18"/>
+          <w:szCs w:val="16"/>
+        </w:rPr>
+        <w:t>from</w:t>
+      </w:r>
+      <w:proofErr w:type="spellEnd"/>
+      <w:r>
+        <w:rPr>
+          <w:rFonts w:ascii="Garamond" w:hAnsi="Garamond"/>
+          <w:sz w:val="18"/>
+          <w:szCs w:val="16"/>
+        </w:rPr>
+        <w:t xml:space="preserve"> </w:t>
+      </w:r>
+      <w:proofErr w:type="spellStart"/>
+      <w:r>
+        <w:rPr>
+          <w:rFonts w:ascii="Garamond" w:hAnsi="Garamond"/>
+          <w:sz w:val="18"/>
+          <w:szCs w:val="16"/>
+        </w:rPr>
+        <w:t>the</w:t>
+      </w:r>
+      <w:proofErr w:type="spellEnd"/>
+      <w:r>
+        <w:rPr>
+          <w:rFonts w:ascii="Garamond" w:hAnsi="Garamond"/>
+          <w:sz w:val="18"/>
+          <w:szCs w:val="16"/>
+        </w:rPr>
+        <w:t xml:space="preserve"> </w:t>
       </w:r>
       <w:r>
         <w:rPr>
@@ -4992,7 +6433,43 @@
           <w:sz w:val="18"/>
           <w:szCs w:val="16"/>
         </w:rPr>
-        <w:t>. b) Global horizontal irradiance (kWh/m</w:t>
+        <w:t xml:space="preserve">. b) Global </w:t>
+      </w:r>
+      <w:proofErr w:type="spellStart"/>
+      <w:r>
+        <w:rPr>
+          <w:rFonts w:ascii="Garamond" w:hAnsi="Garamond"/>
+          <w:sz w:val="18"/>
+          <w:szCs w:val="16"/>
+        </w:rPr>
+        <w:t>horizontal</w:t>
+      </w:r>
+      <w:proofErr w:type="spellEnd"/>
+      <w:r>
+        <w:rPr>
+          <w:rFonts w:ascii="Garamond" w:hAnsi="Garamond"/>
+          <w:sz w:val="18"/>
+          <w:szCs w:val="16"/>
+        </w:rPr>
+        <w:t xml:space="preserve"> </w:t>
+      </w:r>
+      <w:proofErr w:type="spellStart"/>
+      <w:r>
+        <w:rPr>
+          <w:rFonts w:ascii="Garamond" w:hAnsi="Garamond"/>
+          <w:sz w:val="18"/>
+          <w:szCs w:val="16"/>
+        </w:rPr>
+        <w:t>irradiance</w:t>
+      </w:r>
+      <w:proofErr w:type="spellEnd"/>
+      <w:r>
+        <w:rPr>
+          <w:rFonts w:ascii="Garamond" w:hAnsi="Garamond"/>
+          <w:sz w:val="18"/>
+          <w:szCs w:val="16"/>
+        </w:rPr>
+        <w:t xml:space="preserve"> (kWh/m</w:t>
       </w:r>
       <w:r>
         <w:rPr>
@@ -5009,15 +6486,51 @@
           <w:sz w:val="18"/>
           <w:szCs w:val="16"/>
         </w:rPr>
-        <w:t>/yr) in Ecuador</w:t>
-      </w:r>
-      <w:r>
-        <w:rPr>
-          <w:rFonts w:ascii="Garamond" w:hAnsi="Garamond"/>
-          <w:sz w:val="18"/>
-          <w:szCs w:val="16"/>
-        </w:rPr>
-        <w:t xml:space="preserve"> from </w:t>
+        <w:t>/</w:t>
+      </w:r>
+      <w:proofErr w:type="spellStart"/>
+      <w:r>
+        <w:rPr>
+          <w:rFonts w:ascii="Garamond" w:hAnsi="Garamond"/>
+          <w:sz w:val="18"/>
+          <w:szCs w:val="16"/>
+        </w:rPr>
+        <w:t>yr</w:t>
+      </w:r>
+      <w:proofErr w:type="spellEnd"/>
+      <w:r>
+        <w:rPr>
+          <w:rFonts w:ascii="Garamond" w:hAnsi="Garamond"/>
+          <w:sz w:val="18"/>
+          <w:szCs w:val="16"/>
+        </w:rPr>
+        <w:t>) in Ecuador</w:t>
+      </w:r>
+      <w:r>
+        <w:rPr>
+          <w:rFonts w:ascii="Garamond" w:hAnsi="Garamond"/>
+          <w:sz w:val="18"/>
+          <w:szCs w:val="16"/>
+        </w:rPr>
+        <w:t xml:space="preserve"> </w:t>
+      </w:r>
+      <w:proofErr w:type="spellStart"/>
+      <w:r>
+        <w:rPr>
+          <w:rFonts w:ascii="Garamond" w:hAnsi="Garamond"/>
+          <w:sz w:val="18"/>
+          <w:szCs w:val="16"/>
+        </w:rPr>
+        <w:t>from</w:t>
+      </w:r>
+      <w:proofErr w:type="spellEnd"/>
+      <w:r>
+        <w:rPr>
+          <w:rFonts w:ascii="Garamond" w:hAnsi="Garamond"/>
+          <w:sz w:val="18"/>
+          <w:szCs w:val="16"/>
+        </w:rPr>
+        <w:t xml:space="preserve"> </w:t>
       </w:r>
       <w:r>
         <w:rPr>
@@ -5257,6 +6770,7 @@
         </w:rPr>
       </w:pPr>
       <w:bookmarkStart w:id="10" w:name="_Ref235198926"/>
+      <w:proofErr w:type="spellStart"/>
       <w:r>
         <w:rPr>
           <w:rFonts w:ascii="Garamond" w:hAnsi="Garamond"/>
@@ -5266,7 +6780,19 @@
           <w:sz w:val="18"/>
           <w:szCs w:val="16"/>
         </w:rPr>
-        <w:t xml:space="preserve">Figure </w:t>
+        <w:t>Figure</w:t>
+      </w:r>
+      <w:proofErr w:type="spellEnd"/>
+      <w:r>
+        <w:rPr>
+          <w:rFonts w:ascii="Garamond" w:hAnsi="Garamond"/>
+          <w:b/>
+          <w:bCs w:val="0"/>
+          <w:color w:val="7030A0"/>
+          <w:sz w:val="18"/>
+          <w:szCs w:val="16"/>
+        </w:rPr>
+        <w:t xml:space="preserve"> </w:t>
       </w:r>
       <w:r>
         <w:rPr>
@@ -5332,7 +6858,43 @@
           <w:sz w:val="18"/>
           <w:szCs w:val="16"/>
         </w:rPr>
-        <w:t xml:space="preserve">: a) Köppen-Geiger climate </w:t>
+        <w:t xml:space="preserve">: a) </w:t>
+      </w:r>
+      <w:proofErr w:type="spellStart"/>
+      <w:r>
+        <w:rPr>
+          <w:rFonts w:ascii="Garamond" w:hAnsi="Garamond"/>
+          <w:sz w:val="18"/>
+          <w:szCs w:val="16"/>
+        </w:rPr>
+        <w:t>Köppen</w:t>
+      </w:r>
+      <w:proofErr w:type="spellEnd"/>
+      <w:r>
+        <w:rPr>
+          <w:rFonts w:ascii="Garamond" w:hAnsi="Garamond"/>
+          <w:sz w:val="18"/>
+          <w:szCs w:val="16"/>
+        </w:rPr>
+        <w:t xml:space="preserve">-Geiger </w:t>
+      </w:r>
+      <w:proofErr w:type="spellStart"/>
+      <w:r>
+        <w:rPr>
+          <w:rFonts w:ascii="Garamond" w:hAnsi="Garamond"/>
+          <w:sz w:val="18"/>
+          <w:szCs w:val="16"/>
+        </w:rPr>
+        <w:t>climate</w:t>
+      </w:r>
+      <w:proofErr w:type="spellEnd"/>
+      <w:r>
+        <w:rPr>
+          <w:rFonts w:ascii="Garamond" w:hAnsi="Garamond"/>
+          <w:sz w:val="18"/>
+          <w:szCs w:val="16"/>
+        </w:rPr>
+        <w:t xml:space="preserve"> </w:t>
       </w:r>
       <w:r>
         <w:rPr>
@@ -5372,8 +6934,36 @@
           <w:sz w:val="18"/>
           <w:szCs w:val="16"/>
         </w:rPr>
-        <w:t xml:space="preserve"> from ESA GlobCover</w:t>
-      </w:r>
+        <w:t xml:space="preserve"> </w:t>
+      </w:r>
+      <w:proofErr w:type="spellStart"/>
+      <w:r>
+        <w:rPr>
+          <w:rFonts w:ascii="Garamond" w:hAnsi="Garamond"/>
+          <w:sz w:val="18"/>
+          <w:szCs w:val="16"/>
+        </w:rPr>
+        <w:t>from</w:t>
+      </w:r>
+      <w:proofErr w:type="spellEnd"/>
+      <w:r>
+        <w:rPr>
+          <w:rFonts w:ascii="Garamond" w:hAnsi="Garamond"/>
+          <w:sz w:val="18"/>
+          <w:szCs w:val="16"/>
+        </w:rPr>
+        <w:t xml:space="preserve"> ESA </w:t>
+      </w:r>
+      <w:proofErr w:type="spellStart"/>
+      <w:r>
+        <w:rPr>
+          <w:rFonts w:ascii="Garamond" w:hAnsi="Garamond"/>
+          <w:sz w:val="18"/>
+          <w:szCs w:val="16"/>
+        </w:rPr>
+        <w:t>GlobCover</w:t>
+      </w:r>
+      <w:proofErr w:type="spellEnd"/>
       <w:r>
         <w:rPr>
           <w:rFonts w:ascii="Garamond" w:hAnsi="Garamond"/>
@@ -5926,14 +7516,25 @@
         </w:rPr>
         <w:fldChar w:fldCharType="separate"/>
       </w:r>
-      <w:r>
-        <w:rPr>
-          <w:rFonts w:ascii="Garamond" w:hAnsi="Garamond"/>
-          <w:b/>
-          <w:bCs/>
-          <w:color w:val="7030A0"/>
-        </w:rPr>
-        <w:t xml:space="preserve">Figure </w:t>
+      <w:proofErr w:type="spellStart"/>
+      <w:r>
+        <w:rPr>
+          <w:rFonts w:ascii="Garamond" w:hAnsi="Garamond"/>
+          <w:b/>
+          <w:bCs/>
+          <w:color w:val="7030A0"/>
+        </w:rPr>
+        <w:t>Figure</w:t>
+      </w:r>
+      <w:proofErr w:type="spellEnd"/>
+      <w:r>
+        <w:rPr>
+          <w:rFonts w:ascii="Garamond" w:hAnsi="Garamond"/>
+          <w:b/>
+          <w:bCs/>
+          <w:color w:val="7030A0"/>
+        </w:rPr>
+        <w:t xml:space="preserve"> </w:t>
       </w:r>
       <w:r>
         <w:rPr>
@@ -6116,6 +7717,7 @@
         </w:rPr>
       </w:pPr>
       <w:bookmarkStart w:id="13" w:name="_Ref235109556"/>
+      <w:proofErr w:type="spellStart"/>
       <w:r>
         <w:rPr>
           <w:rFonts w:ascii="Garamond" w:hAnsi="Garamond"/>
@@ -6125,7 +7727,19 @@
           <w:sz w:val="18"/>
           <w:szCs w:val="16"/>
         </w:rPr>
-        <w:t xml:space="preserve">Figure </w:t>
+        <w:t>Figure</w:t>
+      </w:r>
+      <w:proofErr w:type="spellEnd"/>
+      <w:r>
+        <w:rPr>
+          <w:rFonts w:ascii="Garamond" w:hAnsi="Garamond"/>
+          <w:b/>
+          <w:bCs w:val="0"/>
+          <w:color w:val="7030A0"/>
+          <w:sz w:val="18"/>
+          <w:szCs w:val="16"/>
+        </w:rPr>
+        <w:t xml:space="preserve"> </w:t>
       </w:r>
       <w:r>
         <w:rPr>
@@ -6193,21 +7807,211 @@
         </w:rPr>
         <w:t xml:space="preserve">: </w:t>
       </w:r>
-      <w:r>
-        <w:rPr>
-          <w:rFonts w:ascii="Garamond" w:hAnsi="Garamond"/>
-          <w:sz w:val="18"/>
-          <w:szCs w:val="16"/>
-        </w:rPr>
-        <w:t>Example of s</w:t>
-      </w:r>
-      <w:r>
-        <w:rPr>
-          <w:rFonts w:ascii="Garamond" w:hAnsi="Garamond"/>
-          <w:sz w:val="18"/>
-          <w:szCs w:val="16"/>
-        </w:rPr>
-        <w:t>uitable land area (purple) remaining after the application of exclusion criteria for a) wind and b) solar PV in Ecuador.</w:t>
+      <w:proofErr w:type="spellStart"/>
+      <w:r>
+        <w:rPr>
+          <w:rFonts w:ascii="Garamond" w:hAnsi="Garamond"/>
+          <w:sz w:val="18"/>
+          <w:szCs w:val="16"/>
+        </w:rPr>
+        <w:t>Example</w:t>
+      </w:r>
+      <w:proofErr w:type="spellEnd"/>
+      <w:r>
+        <w:rPr>
+          <w:rFonts w:ascii="Garamond" w:hAnsi="Garamond"/>
+          <w:sz w:val="18"/>
+          <w:szCs w:val="16"/>
+        </w:rPr>
+        <w:t xml:space="preserve"> of </w:t>
+      </w:r>
+      <w:proofErr w:type="spellStart"/>
+      <w:r>
+        <w:rPr>
+          <w:rFonts w:ascii="Garamond" w:hAnsi="Garamond"/>
+          <w:sz w:val="18"/>
+          <w:szCs w:val="16"/>
+        </w:rPr>
+        <w:t>s</w:t>
+      </w:r>
+      <w:r>
+        <w:rPr>
+          <w:rFonts w:ascii="Garamond" w:hAnsi="Garamond"/>
+          <w:sz w:val="18"/>
+          <w:szCs w:val="16"/>
+        </w:rPr>
+        <w:t>uitable</w:t>
+      </w:r>
+      <w:proofErr w:type="spellEnd"/>
+      <w:r>
+        <w:rPr>
+          <w:rFonts w:ascii="Garamond" w:hAnsi="Garamond"/>
+          <w:sz w:val="18"/>
+          <w:szCs w:val="16"/>
+        </w:rPr>
+        <w:t xml:space="preserve"> land area (</w:t>
+      </w:r>
+      <w:proofErr w:type="spellStart"/>
+      <w:r>
+        <w:rPr>
+          <w:rFonts w:ascii="Garamond" w:hAnsi="Garamond"/>
+          <w:sz w:val="18"/>
+          <w:szCs w:val="16"/>
+        </w:rPr>
+        <w:t>purple</w:t>
+      </w:r>
+      <w:proofErr w:type="spellEnd"/>
+      <w:r>
+        <w:rPr>
+          <w:rFonts w:ascii="Garamond" w:hAnsi="Garamond"/>
+          <w:sz w:val="18"/>
+          <w:szCs w:val="16"/>
+        </w:rPr>
+        <w:t xml:space="preserve">) </w:t>
+      </w:r>
+      <w:proofErr w:type="spellStart"/>
+      <w:r>
+        <w:rPr>
+          <w:rFonts w:ascii="Garamond" w:hAnsi="Garamond"/>
+          <w:sz w:val="18"/>
+          <w:szCs w:val="16"/>
+        </w:rPr>
+        <w:t>remaining</w:t>
+      </w:r>
+      <w:proofErr w:type="spellEnd"/>
+      <w:r>
+        <w:rPr>
+          <w:rFonts w:ascii="Garamond" w:hAnsi="Garamond"/>
+          <w:sz w:val="18"/>
+          <w:szCs w:val="16"/>
+        </w:rPr>
+        <w:t xml:space="preserve"> </w:t>
+      </w:r>
+      <w:proofErr w:type="spellStart"/>
+      <w:r>
+        <w:rPr>
+          <w:rFonts w:ascii="Garamond" w:hAnsi="Garamond"/>
+          <w:sz w:val="18"/>
+          <w:szCs w:val="16"/>
+        </w:rPr>
+        <w:t>after</w:t>
+      </w:r>
+      <w:proofErr w:type="spellEnd"/>
+      <w:r>
+        <w:rPr>
+          <w:rFonts w:ascii="Garamond" w:hAnsi="Garamond"/>
+          <w:sz w:val="18"/>
+          <w:szCs w:val="16"/>
+        </w:rPr>
+        <w:t xml:space="preserve"> </w:t>
+      </w:r>
+      <w:proofErr w:type="spellStart"/>
+      <w:r>
+        <w:rPr>
+          <w:rFonts w:ascii="Garamond" w:hAnsi="Garamond"/>
+          <w:sz w:val="18"/>
+          <w:szCs w:val="16"/>
+        </w:rPr>
+        <w:t>the</w:t>
+      </w:r>
+      <w:proofErr w:type="spellEnd"/>
+      <w:r>
+        <w:rPr>
+          <w:rFonts w:ascii="Garamond" w:hAnsi="Garamond"/>
+          <w:sz w:val="18"/>
+          <w:szCs w:val="16"/>
+        </w:rPr>
+        <w:t xml:space="preserve"> </w:t>
+      </w:r>
+      <w:proofErr w:type="spellStart"/>
+      <w:r>
+        <w:rPr>
+          <w:rFonts w:ascii="Garamond" w:hAnsi="Garamond"/>
+          <w:sz w:val="18"/>
+          <w:szCs w:val="16"/>
+        </w:rPr>
+        <w:t>application</w:t>
+      </w:r>
+      <w:proofErr w:type="spellEnd"/>
+      <w:r>
+        <w:rPr>
+          <w:rFonts w:ascii="Garamond" w:hAnsi="Garamond"/>
+          <w:sz w:val="18"/>
+          <w:szCs w:val="16"/>
+        </w:rPr>
+        <w:t xml:space="preserve"> of </w:t>
+      </w:r>
+      <w:proofErr w:type="spellStart"/>
+      <w:r>
+        <w:rPr>
+          <w:rFonts w:ascii="Garamond" w:hAnsi="Garamond"/>
+          <w:sz w:val="18"/>
+          <w:szCs w:val="16"/>
+        </w:rPr>
+        <w:t>exclusion</w:t>
+      </w:r>
+      <w:proofErr w:type="spellEnd"/>
+      <w:r>
+        <w:rPr>
+          <w:rFonts w:ascii="Garamond" w:hAnsi="Garamond"/>
+          <w:sz w:val="18"/>
+          <w:szCs w:val="16"/>
+        </w:rPr>
+        <w:t xml:space="preserve"> criteria </w:t>
+      </w:r>
+      <w:proofErr w:type="spellStart"/>
+      <w:r>
+        <w:rPr>
+          <w:rFonts w:ascii="Garamond" w:hAnsi="Garamond"/>
+          <w:sz w:val="18"/>
+          <w:szCs w:val="16"/>
+        </w:rPr>
+        <w:t>for</w:t>
+      </w:r>
+      <w:proofErr w:type="spellEnd"/>
+      <w:r>
+        <w:rPr>
+          <w:rFonts w:ascii="Garamond" w:hAnsi="Garamond"/>
+          <w:sz w:val="18"/>
+          <w:szCs w:val="16"/>
+        </w:rPr>
+        <w:t xml:space="preserve"> a) wind </w:t>
+      </w:r>
+      <w:proofErr w:type="spellStart"/>
+      <w:r>
+        <w:rPr>
+          <w:rFonts w:ascii="Garamond" w:hAnsi="Garamond"/>
+          <w:sz w:val="18"/>
+          <w:szCs w:val="16"/>
+        </w:rPr>
+        <w:t>and</w:t>
+      </w:r>
+      <w:proofErr w:type="spellEnd"/>
+      <w:r>
+        <w:rPr>
+          <w:rFonts w:ascii="Garamond" w:hAnsi="Garamond"/>
+          <w:sz w:val="18"/>
+          <w:szCs w:val="16"/>
+        </w:rPr>
+        <w:t xml:space="preserve"> b) </w:t>
+      </w:r>
+      <w:proofErr w:type="spellStart"/>
+      <w:r>
+        <w:rPr>
+          <w:rFonts w:ascii="Garamond" w:hAnsi="Garamond"/>
+          <w:sz w:val="18"/>
+          <w:szCs w:val="16"/>
+        </w:rPr>
+        <w:t>solar</w:t>
+      </w:r>
+      <w:proofErr w:type="spellEnd"/>
+      <w:r>
+        <w:rPr>
+          <w:rFonts w:ascii="Garamond" w:hAnsi="Garamond"/>
+          <w:sz w:val="18"/>
+          <w:szCs w:val="16"/>
+        </w:rPr>
+        <w:t xml:space="preserve"> PV in Ecuador.</w:t>
       </w:r>
     </w:p>
     <w:p>
@@ -6717,6 +8521,7 @@
         </w:rPr>
         <w:fldChar w:fldCharType="separate"/>
       </w:r>
+      <w:proofErr w:type="spellStart"/>
       <w:r>
         <w:rPr>
           <w:rFonts w:ascii="Garamond" w:hAnsi="Garamond"/>
@@ -6725,7 +8530,18 @@
           <w:color w:val="7030A0"/>
           <w:szCs w:val="22"/>
         </w:rPr>
-        <w:t xml:space="preserve">Figure </w:t>
+        <w:t>Figure</w:t>
+      </w:r>
+      <w:proofErr w:type="spellEnd"/>
+      <w:r>
+        <w:rPr>
+          <w:rFonts w:ascii="Garamond" w:hAnsi="Garamond"/>
+          <w:b/>
+          <w:bCs/>
+          <w:color w:val="7030A0"/>
+          <w:szCs w:val="22"/>
+        </w:rPr>
+        <w:t xml:space="preserve"> </w:t>
       </w:r>
       <w:r>
         <w:rPr>
@@ -6821,6 +8637,7 @@
         </w:rPr>
       </w:pPr>
       <w:bookmarkStart w:id="15" w:name="_Ref235884131"/>
+      <w:proofErr w:type="spellStart"/>
       <w:r>
         <w:rPr>
           <w:rFonts w:ascii="Garamond" w:hAnsi="Garamond"/>
@@ -6830,7 +8647,19 @@
           <w:sz w:val="18"/>
           <w:szCs w:val="16"/>
         </w:rPr>
-        <w:t xml:space="preserve">Figure </w:t>
+        <w:t>Figure</w:t>
+      </w:r>
+      <w:proofErr w:type="spellEnd"/>
+      <w:r>
+        <w:rPr>
+          <w:rFonts w:ascii="Garamond" w:hAnsi="Garamond"/>
+          <w:b/>
+          <w:bCs w:val="0"/>
+          <w:color w:val="7030A0"/>
+          <w:sz w:val="18"/>
+          <w:szCs w:val="16"/>
+        </w:rPr>
+        <w:t xml:space="preserve"> </w:t>
       </w:r>
       <w:r>
         <w:rPr>
@@ -6895,7 +8724,79 @@
           <w:sz w:val="18"/>
           <w:szCs w:val="16"/>
         </w:rPr>
-        <w:t xml:space="preserve">: Entering file paths to input and output folders in the </w:t>
+        <w:t xml:space="preserve">: Entering file </w:t>
+      </w:r>
+      <w:proofErr w:type="spellStart"/>
+      <w:r>
+        <w:rPr>
+          <w:rFonts w:ascii="Garamond" w:hAnsi="Garamond"/>
+          <w:sz w:val="18"/>
+          <w:szCs w:val="16"/>
+        </w:rPr>
+        <w:t>paths</w:t>
+      </w:r>
+      <w:proofErr w:type="spellEnd"/>
+      <w:r>
+        <w:rPr>
+          <w:rFonts w:ascii="Garamond" w:hAnsi="Garamond"/>
+          <w:sz w:val="18"/>
+          <w:szCs w:val="16"/>
+        </w:rPr>
+        <w:t xml:space="preserve"> </w:t>
+      </w:r>
+      <w:proofErr w:type="spellStart"/>
+      <w:r>
+        <w:rPr>
+          <w:rFonts w:ascii="Garamond" w:hAnsi="Garamond"/>
+          <w:sz w:val="18"/>
+          <w:szCs w:val="16"/>
+        </w:rPr>
+        <w:t>to</w:t>
+      </w:r>
+      <w:proofErr w:type="spellEnd"/>
+      <w:r>
+        <w:rPr>
+          <w:rFonts w:ascii="Garamond" w:hAnsi="Garamond"/>
+          <w:sz w:val="18"/>
+          <w:szCs w:val="16"/>
+        </w:rPr>
+        <w:t xml:space="preserve"> input </w:t>
+      </w:r>
+      <w:proofErr w:type="spellStart"/>
+      <w:r>
+        <w:rPr>
+          <w:rFonts w:ascii="Garamond" w:hAnsi="Garamond"/>
+          <w:sz w:val="18"/>
+          <w:szCs w:val="16"/>
+        </w:rPr>
+        <w:t>and</w:t>
+      </w:r>
+      <w:proofErr w:type="spellEnd"/>
+      <w:r>
+        <w:rPr>
+          <w:rFonts w:ascii="Garamond" w:hAnsi="Garamond"/>
+          <w:sz w:val="18"/>
+          <w:szCs w:val="16"/>
+        </w:rPr>
+        <w:t xml:space="preserve"> output folders in </w:t>
+      </w:r>
+      <w:proofErr w:type="spellStart"/>
+      <w:r>
+        <w:rPr>
+          <w:rFonts w:ascii="Garamond" w:hAnsi="Garamond"/>
+          <w:sz w:val="18"/>
+          <w:szCs w:val="16"/>
+        </w:rPr>
+        <w:t>the</w:t>
+      </w:r>
+      <w:proofErr w:type="spellEnd"/>
+      <w:r>
+        <w:rPr>
+          <w:rFonts w:ascii="Garamond" w:hAnsi="Garamond"/>
+          <w:sz w:val="18"/>
+          <w:szCs w:val="16"/>
+        </w:rPr>
+        <w:t xml:space="preserve"> </w:t>
       </w:r>
       <w:r>
         <w:rPr>
@@ -6932,6 +8833,7 @@
         </w:rPr>
         <w:t xml:space="preserve"> </w:t>
       </w:r>
+      <w:proofErr w:type="spellStart"/>
       <w:r>
         <w:rPr>
           <w:rFonts w:ascii="Garamond" w:hAnsi="Garamond"/>
@@ -6939,15 +8841,35 @@
           <w:sz w:val="18"/>
           <w:szCs w:val="16"/>
         </w:rPr>
-        <w:t xml:space="preserve">paths </w:t>
-      </w:r>
-      <w:r>
-        <w:rPr>
-          <w:rFonts w:ascii="Garamond" w:hAnsi="Garamond"/>
-          <w:sz w:val="18"/>
-          <w:szCs w:val="16"/>
-        </w:rPr>
-        <w:t>worksheet.</w:t>
+        <w:t>paths</w:t>
+      </w:r>
+      <w:proofErr w:type="spellEnd"/>
+      <w:r>
+        <w:rPr>
+          <w:rFonts w:ascii="Garamond" w:hAnsi="Garamond"/>
+          <w:color w:val="00B0F0"/>
+          <w:sz w:val="18"/>
+          <w:szCs w:val="16"/>
+        </w:rPr>
+        <w:t xml:space="preserve"> </w:t>
+      </w:r>
+      <w:proofErr w:type="spellStart"/>
+      <w:r>
+        <w:rPr>
+          <w:rFonts w:ascii="Garamond" w:hAnsi="Garamond"/>
+          <w:sz w:val="18"/>
+          <w:szCs w:val="16"/>
+        </w:rPr>
+        <w:t>worksheet</w:t>
+      </w:r>
+      <w:proofErr w:type="spellEnd"/>
+      <w:r>
+        <w:rPr>
+          <w:rFonts w:ascii="Garamond" w:hAnsi="Garamond"/>
+          <w:sz w:val="18"/>
+          <w:szCs w:val="16"/>
+        </w:rPr>
+        <w:t>.</w:t>
       </w:r>
     </w:p>
     <w:p>
@@ -7308,6 +9230,7 @@
         </w:rPr>
         <w:t xml:space="preserve"> </w:t>
       </w:r>
+      <w:proofErr w:type="spellStart"/>
       <w:r>
         <w:rPr>
           <w:rFonts w:ascii="Garamond" w:hAnsi="Garamond"/>
@@ -7318,6 +9241,7 @@
         </w:rPr>
         <w:t>msr_creator</w:t>
       </w:r>
+      <w:proofErr w:type="spellEnd"/>
       <w:r>
         <w:rPr>
           <w:rFonts w:ascii="Garamond" w:hAnsi="Garamond"/>
@@ -7481,6 +9405,7 @@
         </w:rPr>
         <w:fldChar w:fldCharType="separate"/>
       </w:r>
+      <w:proofErr w:type="spellStart"/>
       <w:r>
         <w:rPr>
           <w:rFonts w:ascii="Garamond" w:hAnsi="Garamond"/>
@@ -7489,7 +9414,18 @@
           <w:color w:val="7030A0"/>
           <w:szCs w:val="22"/>
         </w:rPr>
-        <w:t xml:space="preserve">Figure </w:t>
+        <w:t>Figure</w:t>
+      </w:r>
+      <w:proofErr w:type="spellEnd"/>
+      <w:r>
+        <w:rPr>
+          <w:rFonts w:ascii="Garamond" w:hAnsi="Garamond"/>
+          <w:b/>
+          <w:bCs/>
+          <w:color w:val="7030A0"/>
+          <w:szCs w:val="22"/>
+        </w:rPr>
+        <w:t xml:space="preserve"> </w:t>
       </w:r>
       <w:r>
         <w:rPr>
@@ -7537,7 +9473,7 @@
         </w:rPr>
         <w:lastRenderedPageBreak/>
         <w:drawing>
-          <wp:inline distT="0" distB="0" distL="0" distR="0" wp14:anchorId="5D2A6092" wp14:editId="09CA7F15">
+          <wp:inline distT="0" distB="0" distL="0" distR="0" wp14:anchorId="5D2A6092" wp14:editId="7BAC92CE">
             <wp:extent cx="5725795" cy="2320925"/>
             <wp:effectExtent l="0" t="0" r="8255" b="3175"/>
             <wp:docPr id="872326584" name="Picture 2"/>
@@ -7599,6 +9535,7 @@
         </w:rPr>
       </w:pPr>
       <w:bookmarkStart w:id="16" w:name="_Ref235885373"/>
+      <w:proofErr w:type="spellStart"/>
       <w:r>
         <w:rPr>
           <w:rFonts w:ascii="Garamond" w:hAnsi="Garamond"/>
@@ -7608,7 +9545,19 @@
           <w:sz w:val="18"/>
           <w:szCs w:val="18"/>
         </w:rPr>
-        <w:t xml:space="preserve">Figure </w:t>
+        <w:t>Figure</w:t>
+      </w:r>
+      <w:proofErr w:type="spellEnd"/>
+      <w:r>
+        <w:rPr>
+          <w:rFonts w:ascii="Garamond" w:hAnsi="Garamond"/>
+          <w:b/>
+          <w:bCs w:val="0"/>
+          <w:color w:val="7030A0"/>
+          <w:sz w:val="18"/>
+          <w:szCs w:val="18"/>
+        </w:rPr>
+        <w:t xml:space="preserve"> </w:t>
       </w:r>
       <w:r>
         <w:rPr>
@@ -7673,15 +9622,43 @@
           <w:sz w:val="18"/>
           <w:szCs w:val="18"/>
         </w:rPr>
-        <w:t>: Filling</w:t>
-      </w:r>
+        <w:t xml:space="preserve">: </w:t>
+      </w:r>
+      <w:proofErr w:type="spellStart"/>
       <w:r>
         <w:rPr>
           <w:rFonts w:ascii="Garamond" w:hAnsi="Garamond"/>
           <w:sz w:val="18"/>
           <w:szCs w:val="18"/>
         </w:rPr>
-        <w:t xml:space="preserve"> the </w:t>
+        <w:t>Filling</w:t>
+      </w:r>
+      <w:proofErr w:type="spellEnd"/>
+      <w:r>
+        <w:rPr>
+          <w:rFonts w:ascii="Garamond" w:hAnsi="Garamond"/>
+          <w:sz w:val="18"/>
+          <w:szCs w:val="18"/>
+        </w:rPr>
+        <w:t xml:space="preserve"> </w:t>
+      </w:r>
+      <w:proofErr w:type="spellStart"/>
+      <w:r>
+        <w:rPr>
+          <w:rFonts w:ascii="Garamond" w:hAnsi="Garamond"/>
+          <w:sz w:val="18"/>
+          <w:szCs w:val="18"/>
+        </w:rPr>
+        <w:t>the</w:t>
+      </w:r>
+      <w:proofErr w:type="spellEnd"/>
+      <w:r>
+        <w:rPr>
+          <w:rFonts w:ascii="Garamond" w:hAnsi="Garamond"/>
+          <w:sz w:val="18"/>
+          <w:szCs w:val="18"/>
+        </w:rPr>
+        <w:t xml:space="preserve"> </w:t>
       </w:r>
       <w:r>
         <w:rPr>
@@ -7727,13 +9704,59 @@
         </w:rPr>
         <w:t xml:space="preserve">datasets </w:t>
       </w:r>
+      <w:proofErr w:type="spellStart"/>
       <w:r>
         <w:rPr>
           <w:rFonts w:ascii="Garamond" w:hAnsi="Garamond"/>
           <w:sz w:val="18"/>
           <w:szCs w:val="18"/>
         </w:rPr>
-        <w:t>worksheet with input data file names.</w:t>
+        <w:t>worksheet</w:t>
+      </w:r>
+      <w:proofErr w:type="spellEnd"/>
+      <w:r>
+        <w:rPr>
+          <w:rFonts w:ascii="Garamond" w:hAnsi="Garamond"/>
+          <w:sz w:val="18"/>
+          <w:szCs w:val="18"/>
+        </w:rPr>
+        <w:t xml:space="preserve"> </w:t>
+      </w:r>
+      <w:proofErr w:type="spellStart"/>
+      <w:r>
+        <w:rPr>
+          <w:rFonts w:ascii="Garamond" w:hAnsi="Garamond"/>
+          <w:sz w:val="18"/>
+          <w:szCs w:val="18"/>
+        </w:rPr>
+        <w:t>with</w:t>
+      </w:r>
+      <w:proofErr w:type="spellEnd"/>
+      <w:r>
+        <w:rPr>
+          <w:rFonts w:ascii="Garamond" w:hAnsi="Garamond"/>
+          <w:sz w:val="18"/>
+          <w:szCs w:val="18"/>
+        </w:rPr>
+        <w:t xml:space="preserve"> input data file </w:t>
+      </w:r>
+      <w:proofErr w:type="spellStart"/>
+      <w:r>
+        <w:rPr>
+          <w:rFonts w:ascii="Garamond" w:hAnsi="Garamond"/>
+          <w:sz w:val="18"/>
+          <w:szCs w:val="18"/>
+        </w:rPr>
+        <w:t>names</w:t>
+      </w:r>
+      <w:proofErr w:type="spellEnd"/>
+      <w:r>
+        <w:rPr>
+          <w:rFonts w:ascii="Garamond" w:hAnsi="Garamond"/>
+          <w:sz w:val="18"/>
+          <w:szCs w:val="18"/>
+        </w:rPr>
+        <w:t>.</w:t>
       </w:r>
     </w:p>
     <w:p>
@@ -7904,6 +9927,7 @@
         </w:rPr>
         <w:t xml:space="preserve">by setting the </w:t>
       </w:r>
+      <w:proofErr w:type="spellStart"/>
       <w:r>
         <w:rPr>
           <w:rFonts w:ascii="Garamond" w:hAnsi="Garamond"/>
@@ -7914,6 +9938,7 @@
         </w:rPr>
         <w:t>run_code_for_wind</w:t>
       </w:r>
+      <w:proofErr w:type="spellEnd"/>
       <w:r>
         <w:rPr>
           <w:rFonts w:ascii="Garamond" w:hAnsi="Garamond"/>
@@ -8082,6 +10107,7 @@
         </w:rPr>
         <w:fldChar w:fldCharType="separate"/>
       </w:r>
+      <w:proofErr w:type="spellStart"/>
       <w:r>
         <w:rPr>
           <w:rFonts w:ascii="Garamond" w:hAnsi="Garamond"/>
@@ -8090,7 +10116,18 @@
           <w:color w:val="7030A0"/>
           <w:szCs w:val="22"/>
         </w:rPr>
-        <w:t xml:space="preserve">Figure </w:t>
+        <w:t>Figure</w:t>
+      </w:r>
+      <w:proofErr w:type="spellEnd"/>
+      <w:r>
+        <w:rPr>
+          <w:rFonts w:ascii="Garamond" w:hAnsi="Garamond"/>
+          <w:b/>
+          <w:bCs/>
+          <w:color w:val="7030A0"/>
+          <w:szCs w:val="22"/>
+        </w:rPr>
+        <w:t xml:space="preserve"> </w:t>
       </w:r>
       <w:r>
         <w:rPr>
@@ -8139,7 +10176,7 @@
           <w:lang w:val="en-US"/>
         </w:rPr>
         <w:drawing>
-          <wp:inline distT="0" distB="0" distL="0" distR="0" wp14:anchorId="7DF1563D" wp14:editId="0D40CB78">
+          <wp:inline distT="0" distB="0" distL="0" distR="0" wp14:anchorId="7DF1563D" wp14:editId="06AED1A0">
             <wp:extent cx="4923692" cy="2074427"/>
             <wp:effectExtent l="0" t="0" r="0" b="2540"/>
             <wp:docPr id="2075218623" name="Picture 3"/>
@@ -8199,6 +10236,7 @@
         </w:rPr>
       </w:pPr>
       <w:bookmarkStart w:id="17" w:name="_Ref235885483"/>
+      <w:proofErr w:type="spellStart"/>
       <w:r>
         <w:rPr>
           <w:rFonts w:ascii="Garamond" w:hAnsi="Garamond"/>
@@ -8208,7 +10246,19 @@
           <w:sz w:val="18"/>
           <w:szCs w:val="18"/>
         </w:rPr>
-        <w:t xml:space="preserve">Figure </w:t>
+        <w:t>Figure</w:t>
+      </w:r>
+      <w:proofErr w:type="spellEnd"/>
+      <w:r>
+        <w:rPr>
+          <w:rFonts w:ascii="Garamond" w:hAnsi="Garamond"/>
+          <w:b/>
+          <w:bCs w:val="0"/>
+          <w:color w:val="7030A0"/>
+          <w:sz w:val="18"/>
+          <w:szCs w:val="18"/>
+        </w:rPr>
+        <w:t xml:space="preserve"> </w:t>
       </w:r>
       <w:r>
         <w:rPr>
@@ -8273,7 +10323,115 @@
           <w:sz w:val="18"/>
           <w:szCs w:val="18"/>
         </w:rPr>
-        <w:t xml:space="preserve">: Setting run configurations for the MSR creator using the </w:t>
+        <w:t xml:space="preserve">: Setting run </w:t>
+      </w:r>
+      <w:proofErr w:type="spellStart"/>
+      <w:r>
+        <w:rPr>
+          <w:rFonts w:ascii="Garamond" w:hAnsi="Garamond"/>
+          <w:sz w:val="18"/>
+          <w:szCs w:val="18"/>
+        </w:rPr>
+        <w:t>configurations</w:t>
+      </w:r>
+      <w:proofErr w:type="spellEnd"/>
+      <w:r>
+        <w:rPr>
+          <w:rFonts w:ascii="Garamond" w:hAnsi="Garamond"/>
+          <w:sz w:val="18"/>
+          <w:szCs w:val="18"/>
+        </w:rPr>
+        <w:t xml:space="preserve"> </w:t>
+      </w:r>
+      <w:proofErr w:type="spellStart"/>
+      <w:r>
+        <w:rPr>
+          <w:rFonts w:ascii="Garamond" w:hAnsi="Garamond"/>
+          <w:sz w:val="18"/>
+          <w:szCs w:val="18"/>
+        </w:rPr>
+        <w:t>for</w:t>
+      </w:r>
+      <w:proofErr w:type="spellEnd"/>
+      <w:r>
+        <w:rPr>
+          <w:rFonts w:ascii="Garamond" w:hAnsi="Garamond"/>
+          <w:sz w:val="18"/>
+          <w:szCs w:val="18"/>
+        </w:rPr>
+        <w:t xml:space="preserve"> </w:t>
+      </w:r>
+      <w:proofErr w:type="spellStart"/>
+      <w:r>
+        <w:rPr>
+          <w:rFonts w:ascii="Garamond" w:hAnsi="Garamond"/>
+          <w:sz w:val="18"/>
+          <w:szCs w:val="18"/>
+        </w:rPr>
+        <w:t>the</w:t>
+      </w:r>
+      <w:proofErr w:type="spellEnd"/>
+      <w:r>
+        <w:rPr>
+          <w:rFonts w:ascii="Garamond" w:hAnsi="Garamond"/>
+          <w:sz w:val="18"/>
+          <w:szCs w:val="18"/>
+        </w:rPr>
+        <w:t xml:space="preserve"> MSR </w:t>
+      </w:r>
+      <w:proofErr w:type="spellStart"/>
+      <w:r>
+        <w:rPr>
+          <w:rFonts w:ascii="Garamond" w:hAnsi="Garamond"/>
+          <w:sz w:val="18"/>
+          <w:szCs w:val="18"/>
+        </w:rPr>
+        <w:t>creator</w:t>
+      </w:r>
+      <w:proofErr w:type="spellEnd"/>
+      <w:r>
+        <w:rPr>
+          <w:rFonts w:ascii="Garamond" w:hAnsi="Garamond"/>
+          <w:sz w:val="18"/>
+          <w:szCs w:val="18"/>
+        </w:rPr>
+        <w:t xml:space="preserve"> </w:t>
+      </w:r>
+      <w:proofErr w:type="spellStart"/>
+      <w:r>
+        <w:rPr>
+          <w:rFonts w:ascii="Garamond" w:hAnsi="Garamond"/>
+          <w:sz w:val="18"/>
+          <w:szCs w:val="18"/>
+        </w:rPr>
+        <w:t>using</w:t>
+      </w:r>
+      <w:proofErr w:type="spellEnd"/>
+      <w:r>
+        <w:rPr>
+          <w:rFonts w:ascii="Garamond" w:hAnsi="Garamond"/>
+          <w:sz w:val="18"/>
+          <w:szCs w:val="18"/>
+        </w:rPr>
+        <w:t xml:space="preserve"> </w:t>
+      </w:r>
+      <w:proofErr w:type="spellStart"/>
+      <w:r>
+        <w:rPr>
+          <w:rFonts w:ascii="Garamond" w:hAnsi="Garamond"/>
+          <w:sz w:val="18"/>
+          <w:szCs w:val="18"/>
+        </w:rPr>
+        <w:t>the</w:t>
+      </w:r>
+      <w:proofErr w:type="spellEnd"/>
+      <w:r>
+        <w:rPr>
+          <w:rFonts w:ascii="Garamond" w:hAnsi="Garamond"/>
+          <w:sz w:val="18"/>
+          <w:szCs w:val="18"/>
+        </w:rPr>
+        <w:t xml:space="preserve"> </w:t>
       </w:r>
       <w:r>
         <w:rPr>
@@ -8310,6 +10468,7 @@
         </w:rPr>
         <w:t xml:space="preserve"> </w:t>
       </w:r>
+      <w:proofErr w:type="spellStart"/>
       <w:r>
         <w:rPr>
           <w:rFonts w:ascii="Garamond" w:hAnsi="Garamond"/>
@@ -8317,15 +10476,35 @@
           <w:sz w:val="18"/>
           <w:szCs w:val="18"/>
         </w:rPr>
-        <w:t xml:space="preserve">configurations </w:t>
-      </w:r>
-      <w:r>
-        <w:rPr>
-          <w:rFonts w:ascii="Garamond" w:hAnsi="Garamond"/>
+        <w:t>configurations</w:t>
+      </w:r>
+      <w:proofErr w:type="spellEnd"/>
+      <w:r>
+        <w:rPr>
+          <w:rFonts w:ascii="Garamond" w:hAnsi="Garamond"/>
+          <w:color w:val="00B0F0"/>
           <w:sz w:val="18"/>
           <w:szCs w:val="18"/>
         </w:rPr>
-        <w:t>worksheet.</w:t>
+        <w:t xml:space="preserve"> </w:t>
+      </w:r>
+      <w:proofErr w:type="spellStart"/>
+      <w:r>
+        <w:rPr>
+          <w:rFonts w:ascii="Garamond" w:hAnsi="Garamond"/>
+          <w:sz w:val="18"/>
+          <w:szCs w:val="18"/>
+        </w:rPr>
+        <w:t>worksheet</w:t>
+      </w:r>
+      <w:proofErr w:type="spellEnd"/>
+      <w:r>
+        <w:rPr>
+          <w:rFonts w:ascii="Garamond" w:hAnsi="Garamond"/>
+          <w:sz w:val="18"/>
+          <w:szCs w:val="18"/>
+        </w:rPr>
+        <w:t>.</w:t>
       </w:r>
     </w:p>
     <w:p>
@@ -8614,6 +10793,7 @@
         </w:rPr>
         <w:t xml:space="preserve"> </w:t>
       </w:r>
+      <w:proofErr w:type="spellStart"/>
       <w:r>
         <w:rPr>
           <w:rFonts w:ascii="Garamond" w:hAnsi="Garamond"/>
@@ -8624,6 +10804,7 @@
         </w:rPr>
         <w:t>msr_creator</w:t>
       </w:r>
+      <w:proofErr w:type="spellEnd"/>
       <w:r>
         <w:rPr>
           <w:rFonts w:ascii="Garamond" w:hAnsi="Garamond"/>
@@ -8721,6 +10902,7 @@
         </w:rPr>
         <w:fldChar w:fldCharType="separate"/>
       </w:r>
+      <w:proofErr w:type="spellStart"/>
       <w:r>
         <w:rPr>
           <w:rFonts w:ascii="Garamond" w:hAnsi="Garamond"/>
@@ -8729,7 +10911,18 @@
           <w:color w:val="7030A0"/>
           <w:szCs w:val="22"/>
         </w:rPr>
-        <w:t xml:space="preserve">Figure </w:t>
+        <w:t>Figure</w:t>
+      </w:r>
+      <w:proofErr w:type="spellEnd"/>
+      <w:r>
+        <w:rPr>
+          <w:rFonts w:ascii="Garamond" w:hAnsi="Garamond"/>
+          <w:b/>
+          <w:bCs/>
+          <w:color w:val="7030A0"/>
+          <w:szCs w:val="22"/>
+        </w:rPr>
+        <w:t xml:space="preserve"> </w:t>
       </w:r>
       <w:r>
         <w:rPr>
@@ -8837,6 +11030,7 @@
         </w:rPr>
       </w:pPr>
       <w:bookmarkStart w:id="18" w:name="_Ref235885602"/>
+      <w:proofErr w:type="spellStart"/>
       <w:r>
         <w:rPr>
           <w:rFonts w:ascii="Garamond" w:hAnsi="Garamond"/>
@@ -8846,7 +11040,19 @@
           <w:sz w:val="18"/>
           <w:szCs w:val="18"/>
         </w:rPr>
-        <w:t xml:space="preserve">Figure </w:t>
+        <w:t>Figure</w:t>
+      </w:r>
+      <w:proofErr w:type="spellEnd"/>
+      <w:r>
+        <w:rPr>
+          <w:rFonts w:ascii="Garamond" w:hAnsi="Garamond"/>
+          <w:b/>
+          <w:bCs w:val="0"/>
+          <w:color w:val="7030A0"/>
+          <w:sz w:val="18"/>
+          <w:szCs w:val="18"/>
+        </w:rPr>
+        <w:t xml:space="preserve"> </w:t>
       </w:r>
       <w:r>
         <w:rPr>
@@ -8919,7 +11125,43 @@
           <w:sz w:val="18"/>
           <w:szCs w:val="18"/>
         </w:rPr>
-        <w:t xml:space="preserve">Entering exclusion parameters in the </w:t>
+        <w:t xml:space="preserve">Entering </w:t>
+      </w:r>
+      <w:proofErr w:type="spellStart"/>
+      <w:r>
+        <w:rPr>
+          <w:rFonts w:ascii="Garamond" w:hAnsi="Garamond"/>
+          <w:sz w:val="18"/>
+          <w:szCs w:val="18"/>
+        </w:rPr>
+        <w:t>exclusion</w:t>
+      </w:r>
+      <w:proofErr w:type="spellEnd"/>
+      <w:r>
+        <w:rPr>
+          <w:rFonts w:ascii="Garamond" w:hAnsi="Garamond"/>
+          <w:sz w:val="18"/>
+          <w:szCs w:val="18"/>
+        </w:rPr>
+        <w:t xml:space="preserve"> parameters in </w:t>
+      </w:r>
+      <w:proofErr w:type="spellStart"/>
+      <w:r>
+        <w:rPr>
+          <w:rFonts w:ascii="Garamond" w:hAnsi="Garamond"/>
+          <w:sz w:val="18"/>
+          <w:szCs w:val="18"/>
+        </w:rPr>
+        <w:t>the</w:t>
+      </w:r>
+      <w:proofErr w:type="spellEnd"/>
+      <w:r>
+        <w:rPr>
+          <w:rFonts w:ascii="Garamond" w:hAnsi="Garamond"/>
+          <w:sz w:val="18"/>
+          <w:szCs w:val="18"/>
+        </w:rPr>
+        <w:t xml:space="preserve"> </w:t>
       </w:r>
       <w:r>
         <w:rPr>
@@ -8965,13 +11207,23 @@
         </w:rPr>
         <w:t xml:space="preserve">parameters </w:t>
       </w:r>
+      <w:proofErr w:type="spellStart"/>
       <w:r>
         <w:rPr>
           <w:rFonts w:ascii="Garamond" w:hAnsi="Garamond"/>
           <w:sz w:val="18"/>
           <w:szCs w:val="18"/>
         </w:rPr>
-        <w:t>worksheet.</w:t>
+        <w:t>worksheet</w:t>
+      </w:r>
+      <w:proofErr w:type="spellEnd"/>
+      <w:r>
+        <w:rPr>
+          <w:rFonts w:ascii="Garamond" w:hAnsi="Garamond"/>
+          <w:sz w:val="18"/>
+          <w:szCs w:val="18"/>
+        </w:rPr>
+        <w:t>.</w:t>
       </w:r>
     </w:p>
     <w:p>
@@ -9617,7 +11869,23 @@
           <w:rFonts w:ascii="Garamond" w:hAnsi="Garamond"/>
           <w:lang w:val="en-US"/>
         </w:rPr>
-        <w:t xml:space="preserve">, and intermediate outputs are organised by workflow stage. </w:t>
+        <w:t xml:space="preserve">, and intermediate outputs are </w:t>
+      </w:r>
+      <w:proofErr w:type="spellStart"/>
+      <w:r>
+        <w:rPr>
+          <w:rFonts w:ascii="Garamond" w:hAnsi="Garamond"/>
+          <w:lang w:val="en-US"/>
+        </w:rPr>
+        <w:t>organised</w:t>
+      </w:r>
+      <w:proofErr w:type="spellEnd"/>
+      <w:r>
+        <w:rPr>
+          <w:rFonts w:ascii="Garamond" w:hAnsi="Garamond"/>
+          <w:lang w:val="en-US"/>
+        </w:rPr>
+        <w:t xml:space="preserve"> by workflow stage. </w:t>
       </w:r>
     </w:p>
     <w:p>
@@ -9640,23 +11908,53 @@
         </w:rPr>
         <w:t xml:space="preserve">The </w:t>
       </w:r>
+      <w:proofErr w:type="spellStart"/>
       <w:r>
         <w:rPr>
           <w:rFonts w:ascii="Garamond" w:hAnsi="Garamond"/>
         </w:rPr>
         <w:t>region-specific</w:t>
       </w:r>
-      <w:r>
-        <w:rPr>
-          <w:rFonts w:ascii="Garamond" w:hAnsi="Garamond"/>
-        </w:rPr>
-        <w:t xml:space="preserve"> </w:t>
-      </w:r>
-      <w:r>
-        <w:rPr>
-          <w:rFonts w:ascii="Garamond" w:hAnsi="Garamond"/>
-        </w:rPr>
-        <w:t xml:space="preserve">input datasets are stored in the </w:t>
+      <w:proofErr w:type="spellEnd"/>
+      <w:r>
+        <w:rPr>
+          <w:rFonts w:ascii="Garamond" w:hAnsi="Garamond"/>
+        </w:rPr>
+        <w:t xml:space="preserve"> </w:t>
+      </w:r>
+      <w:r>
+        <w:rPr>
+          <w:rFonts w:ascii="Garamond" w:hAnsi="Garamond"/>
+        </w:rPr>
+        <w:t xml:space="preserve">input datasets are </w:t>
+      </w:r>
+      <w:proofErr w:type="spellStart"/>
+      <w:r>
+        <w:rPr>
+          <w:rFonts w:ascii="Garamond" w:hAnsi="Garamond"/>
+        </w:rPr>
+        <w:t>stored</w:t>
+      </w:r>
+      <w:proofErr w:type="spellEnd"/>
+      <w:r>
+        <w:rPr>
+          <w:rFonts w:ascii="Garamond" w:hAnsi="Garamond"/>
+        </w:rPr>
+        <w:t xml:space="preserve"> in </w:t>
+      </w:r>
+      <w:proofErr w:type="spellStart"/>
+      <w:r>
+        <w:rPr>
+          <w:rFonts w:ascii="Garamond" w:hAnsi="Garamond"/>
+        </w:rPr>
+        <w:t>the</w:t>
+      </w:r>
+      <w:proofErr w:type="spellEnd"/>
+      <w:r>
+        <w:rPr>
+          <w:rFonts w:ascii="Garamond" w:hAnsi="Garamond"/>
+        </w:rPr>
+        <w:t xml:space="preserve"> </w:t>
       </w:r>
       <w:r>
         <w:rPr>
@@ -9698,13 +11996,63 @@
         <w:rPr>
           <w:rFonts w:ascii="Garamond" w:hAnsi="Garamond"/>
         </w:rPr>
-        <w:t xml:space="preserve">The outputs from stage 1 were </w:t>
-      </w:r>
-      <w:r>
-        <w:rPr>
-          <w:rFonts w:ascii="Garamond" w:hAnsi="Garamond"/>
-        </w:rPr>
-        <w:t xml:space="preserve">shown in </w:t>
+        <w:t xml:space="preserve">The </w:t>
+      </w:r>
+      <w:proofErr w:type="spellStart"/>
+      <w:r>
+        <w:rPr>
+          <w:rFonts w:ascii="Garamond" w:hAnsi="Garamond"/>
+        </w:rPr>
+        <w:t>outputs</w:t>
+      </w:r>
+      <w:proofErr w:type="spellEnd"/>
+      <w:r>
+        <w:rPr>
+          <w:rFonts w:ascii="Garamond" w:hAnsi="Garamond"/>
+        </w:rPr>
+        <w:t xml:space="preserve"> </w:t>
+      </w:r>
+      <w:proofErr w:type="spellStart"/>
+      <w:r>
+        <w:rPr>
+          <w:rFonts w:ascii="Garamond" w:hAnsi="Garamond"/>
+        </w:rPr>
+        <w:t>from</w:t>
+      </w:r>
+      <w:proofErr w:type="spellEnd"/>
+      <w:r>
+        <w:rPr>
+          <w:rFonts w:ascii="Garamond" w:hAnsi="Garamond"/>
+        </w:rPr>
+        <w:t xml:space="preserve"> stage 1 </w:t>
+      </w:r>
+      <w:proofErr w:type="spellStart"/>
+      <w:r>
+        <w:rPr>
+          <w:rFonts w:ascii="Garamond" w:hAnsi="Garamond"/>
+        </w:rPr>
+        <w:t>were</w:t>
+      </w:r>
+      <w:proofErr w:type="spellEnd"/>
+      <w:r>
+        <w:rPr>
+          <w:rFonts w:ascii="Garamond" w:hAnsi="Garamond"/>
+        </w:rPr>
+        <w:t xml:space="preserve"> </w:t>
+      </w:r>
+      <w:proofErr w:type="spellStart"/>
+      <w:r>
+        <w:rPr>
+          <w:rFonts w:ascii="Garamond" w:hAnsi="Garamond"/>
+        </w:rPr>
+        <w:t>shown</w:t>
+      </w:r>
+      <w:proofErr w:type="spellEnd"/>
+      <w:r>
+        <w:rPr>
+          <w:rFonts w:ascii="Garamond" w:hAnsi="Garamond"/>
+        </w:rPr>
+        <w:t xml:space="preserve"> in </w:t>
       </w:r>
       <w:r>
         <w:rPr>
@@ -9800,17 +12148,89 @@
         </w:rPr>
         <w:t xml:space="preserve">The </w:t>
       </w:r>
-      <w:r>
-        <w:rPr>
-          <w:rFonts w:ascii="Garamond" w:hAnsi="Garamond"/>
-        </w:rPr>
-        <w:t xml:space="preserve">suitability and </w:t>
-      </w:r>
-      <w:r>
-        <w:rPr>
-          <w:rFonts w:ascii="Garamond" w:hAnsi="Garamond"/>
-        </w:rPr>
-        <w:t xml:space="preserve">exclusion layers are stored in the </w:t>
+      <w:proofErr w:type="spellStart"/>
+      <w:r>
+        <w:rPr>
+          <w:rFonts w:ascii="Garamond" w:hAnsi="Garamond"/>
+        </w:rPr>
+        <w:t>suitability</w:t>
+      </w:r>
+      <w:proofErr w:type="spellEnd"/>
+      <w:r>
+        <w:rPr>
+          <w:rFonts w:ascii="Garamond" w:hAnsi="Garamond"/>
+        </w:rPr>
+        <w:t xml:space="preserve"> </w:t>
+      </w:r>
+      <w:proofErr w:type="spellStart"/>
+      <w:r>
+        <w:rPr>
+          <w:rFonts w:ascii="Garamond" w:hAnsi="Garamond"/>
+        </w:rPr>
+        <w:t>and</w:t>
+      </w:r>
+      <w:proofErr w:type="spellEnd"/>
+      <w:r>
+        <w:rPr>
+          <w:rFonts w:ascii="Garamond" w:hAnsi="Garamond"/>
+        </w:rPr>
+        <w:t xml:space="preserve"> </w:t>
+      </w:r>
+      <w:proofErr w:type="spellStart"/>
+      <w:r>
+        <w:rPr>
+          <w:rFonts w:ascii="Garamond" w:hAnsi="Garamond"/>
+        </w:rPr>
+        <w:t>exclusion</w:t>
+      </w:r>
+      <w:proofErr w:type="spellEnd"/>
+      <w:r>
+        <w:rPr>
+          <w:rFonts w:ascii="Garamond" w:hAnsi="Garamond"/>
+        </w:rPr>
+        <w:t xml:space="preserve"> </w:t>
+      </w:r>
+      <w:proofErr w:type="spellStart"/>
+      <w:r>
+        <w:rPr>
+          <w:rFonts w:ascii="Garamond" w:hAnsi="Garamond"/>
+        </w:rPr>
+        <w:t>layers</w:t>
+      </w:r>
+      <w:proofErr w:type="spellEnd"/>
+      <w:r>
+        <w:rPr>
+          <w:rFonts w:ascii="Garamond" w:hAnsi="Garamond"/>
+        </w:rPr>
+        <w:t xml:space="preserve"> are </w:t>
+      </w:r>
+      <w:proofErr w:type="spellStart"/>
+      <w:r>
+        <w:rPr>
+          <w:rFonts w:ascii="Garamond" w:hAnsi="Garamond"/>
+        </w:rPr>
+        <w:t>stored</w:t>
+      </w:r>
+      <w:proofErr w:type="spellEnd"/>
+      <w:r>
+        <w:rPr>
+          <w:rFonts w:ascii="Garamond" w:hAnsi="Garamond"/>
+        </w:rPr>
+        <w:t xml:space="preserve"> in </w:t>
+      </w:r>
+      <w:proofErr w:type="spellStart"/>
+      <w:r>
+        <w:rPr>
+          <w:rFonts w:ascii="Garamond" w:hAnsi="Garamond"/>
+        </w:rPr>
+        <w:t>the</w:t>
+      </w:r>
+      <w:proofErr w:type="spellEnd"/>
+      <w:r>
+        <w:rPr>
+          <w:rFonts w:ascii="Garamond" w:hAnsi="Garamond"/>
+        </w:rPr>
+        <w:t xml:space="preserve"> </w:t>
       </w:r>
       <w:r>
         <w:rPr>
@@ -9858,11 +12278,47 @@
         </w:rPr>
         <w:t xml:space="preserve">folder </w:t>
       </w:r>
-      <w:r>
-        <w:rPr>
-          <w:rFonts w:ascii="Garamond" w:hAnsi="Garamond"/>
-        </w:rPr>
-        <w:t xml:space="preserve">providing the suitable </w:t>
+      <w:proofErr w:type="spellStart"/>
+      <w:r>
+        <w:rPr>
+          <w:rFonts w:ascii="Garamond" w:hAnsi="Garamond"/>
+        </w:rPr>
+        <w:t>providing</w:t>
+      </w:r>
+      <w:proofErr w:type="spellEnd"/>
+      <w:r>
+        <w:rPr>
+          <w:rFonts w:ascii="Garamond" w:hAnsi="Garamond"/>
+        </w:rPr>
+        <w:t xml:space="preserve"> </w:t>
+      </w:r>
+      <w:proofErr w:type="spellStart"/>
+      <w:r>
+        <w:rPr>
+          <w:rFonts w:ascii="Garamond" w:hAnsi="Garamond"/>
+        </w:rPr>
+        <w:t>the</w:t>
+      </w:r>
+      <w:proofErr w:type="spellEnd"/>
+      <w:r>
+        <w:rPr>
+          <w:rFonts w:ascii="Garamond" w:hAnsi="Garamond"/>
+        </w:rPr>
+        <w:t xml:space="preserve"> </w:t>
+      </w:r>
+      <w:proofErr w:type="spellStart"/>
+      <w:r>
+        <w:rPr>
+          <w:rFonts w:ascii="Garamond" w:hAnsi="Garamond"/>
+        </w:rPr>
+        <w:t>suitable</w:t>
+      </w:r>
+      <w:proofErr w:type="spellEnd"/>
+      <w:r>
+        <w:rPr>
+          <w:rFonts w:ascii="Garamond" w:hAnsi="Garamond"/>
+        </w:rPr>
+        <w:t xml:space="preserve"> </w:t>
       </w:r>
       <w:r>
         <w:rPr>
@@ -9874,8 +12330,72 @@
         <w:rPr>
           <w:rFonts w:ascii="Garamond" w:hAnsi="Garamond"/>
         </w:rPr>
-        <w:t xml:space="preserve"> according to each separate exclusion layer</w:t>
-      </w:r>
+        <w:t xml:space="preserve"> </w:t>
+      </w:r>
+      <w:proofErr w:type="spellStart"/>
+      <w:r>
+        <w:rPr>
+          <w:rFonts w:ascii="Garamond" w:hAnsi="Garamond"/>
+        </w:rPr>
+        <w:t>according</w:t>
+      </w:r>
+      <w:proofErr w:type="spellEnd"/>
+      <w:r>
+        <w:rPr>
+          <w:rFonts w:ascii="Garamond" w:hAnsi="Garamond"/>
+        </w:rPr>
+        <w:t xml:space="preserve"> </w:t>
+      </w:r>
+      <w:proofErr w:type="spellStart"/>
+      <w:r>
+        <w:rPr>
+          <w:rFonts w:ascii="Garamond" w:hAnsi="Garamond"/>
+        </w:rPr>
+        <w:t>to</w:t>
+      </w:r>
+      <w:proofErr w:type="spellEnd"/>
+      <w:r>
+        <w:rPr>
+          <w:rFonts w:ascii="Garamond" w:hAnsi="Garamond"/>
+        </w:rPr>
+        <w:t xml:space="preserve"> </w:t>
+      </w:r>
+      <w:proofErr w:type="spellStart"/>
+      <w:r>
+        <w:rPr>
+          <w:rFonts w:ascii="Garamond" w:hAnsi="Garamond"/>
+        </w:rPr>
+        <w:t>each</w:t>
+      </w:r>
+      <w:proofErr w:type="spellEnd"/>
+      <w:r>
+        <w:rPr>
+          <w:rFonts w:ascii="Garamond" w:hAnsi="Garamond"/>
+        </w:rPr>
+        <w:t xml:space="preserve"> separate </w:t>
+      </w:r>
+      <w:proofErr w:type="spellStart"/>
+      <w:r>
+        <w:rPr>
+          <w:rFonts w:ascii="Garamond" w:hAnsi="Garamond"/>
+        </w:rPr>
+        <w:t>exclusion</w:t>
+      </w:r>
+      <w:proofErr w:type="spellEnd"/>
+      <w:r>
+        <w:rPr>
+          <w:rFonts w:ascii="Garamond" w:hAnsi="Garamond"/>
+        </w:rPr>
+        <w:t xml:space="preserve"> </w:t>
+      </w:r>
+      <w:proofErr w:type="spellStart"/>
+      <w:r>
+        <w:rPr>
+          <w:rFonts w:ascii="Garamond" w:hAnsi="Garamond"/>
+        </w:rPr>
+        <w:t>layer</w:t>
+      </w:r>
+      <w:proofErr w:type="spellEnd"/>
       <w:r>
         <w:rPr>
           <w:rFonts w:ascii="Garamond" w:hAnsi="Garamond"/>
@@ -9900,7 +12420,21 @@
         <w:rPr>
           <w:rFonts w:ascii="Garamond" w:hAnsi="Garamond"/>
         </w:rPr>
-        <w:t xml:space="preserve">The resource competitive </w:t>
+        <w:t xml:space="preserve">The resource </w:t>
+      </w:r>
+      <w:proofErr w:type="spellStart"/>
+      <w:r>
+        <w:rPr>
+          <w:rFonts w:ascii="Garamond" w:hAnsi="Garamond"/>
+        </w:rPr>
+        <w:t>competitive</w:t>
+      </w:r>
+      <w:proofErr w:type="spellEnd"/>
+      <w:r>
+        <w:rPr>
+          <w:rFonts w:ascii="Garamond" w:hAnsi="Garamond"/>
+        </w:rPr>
+        <w:t xml:space="preserve"> </w:t>
       </w:r>
       <w:r>
         <w:rPr>
@@ -9912,7 +12446,63 @@
         <w:rPr>
           <w:rFonts w:ascii="Garamond" w:hAnsi="Garamond"/>
         </w:rPr>
-        <w:t>, combining the different exclusion layers,</w:t>
+        <w:t xml:space="preserve">, </w:t>
+      </w:r>
+      <w:proofErr w:type="spellStart"/>
+      <w:r>
+        <w:rPr>
+          <w:rFonts w:ascii="Garamond" w:hAnsi="Garamond"/>
+        </w:rPr>
+        <w:t>combining</w:t>
+      </w:r>
+      <w:proofErr w:type="spellEnd"/>
+      <w:r>
+        <w:rPr>
+          <w:rFonts w:ascii="Garamond" w:hAnsi="Garamond"/>
+        </w:rPr>
+        <w:t xml:space="preserve"> </w:t>
+      </w:r>
+      <w:proofErr w:type="spellStart"/>
+      <w:r>
+        <w:rPr>
+          <w:rFonts w:ascii="Garamond" w:hAnsi="Garamond"/>
+        </w:rPr>
+        <w:t>the</w:t>
+      </w:r>
+      <w:proofErr w:type="spellEnd"/>
+      <w:r>
+        <w:rPr>
+          <w:rFonts w:ascii="Garamond" w:hAnsi="Garamond"/>
+        </w:rPr>
+        <w:t xml:space="preserve"> different </w:t>
+      </w:r>
+      <w:proofErr w:type="spellStart"/>
+      <w:r>
+        <w:rPr>
+          <w:rFonts w:ascii="Garamond" w:hAnsi="Garamond"/>
+        </w:rPr>
+        <w:t>exclusion</w:t>
+      </w:r>
+      <w:proofErr w:type="spellEnd"/>
+      <w:r>
+        <w:rPr>
+          <w:rFonts w:ascii="Garamond" w:hAnsi="Garamond"/>
+        </w:rPr>
+        <w:t xml:space="preserve"> </w:t>
+      </w:r>
+      <w:proofErr w:type="spellStart"/>
+      <w:r>
+        <w:rPr>
+          <w:rFonts w:ascii="Garamond" w:hAnsi="Garamond"/>
+        </w:rPr>
+        <w:t>layers</w:t>
+      </w:r>
+      <w:proofErr w:type="spellEnd"/>
+      <w:r>
+        <w:rPr>
+          <w:rFonts w:ascii="Garamond" w:hAnsi="Garamond"/>
+        </w:rPr>
+        <w:t>,</w:t>
       </w:r>
       <w:r>
         <w:rPr>
@@ -9920,23 +12510,33 @@
         </w:rPr>
         <w:t xml:space="preserve"> is </w:t>
       </w:r>
+      <w:proofErr w:type="spellStart"/>
       <w:r>
         <w:rPr>
           <w:rFonts w:ascii="Garamond" w:hAnsi="Garamond"/>
         </w:rPr>
         <w:t>located</w:t>
       </w:r>
+      <w:proofErr w:type="spellEnd"/>
       <w:r>
         <w:rPr>
           <w:rFonts w:ascii="Garamond" w:hAnsi="Garamond"/>
         </w:rPr>
         <w:t xml:space="preserve"> in </w:t>
       </w:r>
-      <w:r>
-        <w:rPr>
-          <w:rFonts w:ascii="Garamond" w:hAnsi="Garamond"/>
-        </w:rPr>
-        <w:t xml:space="preserve">the </w:t>
+      <w:proofErr w:type="spellStart"/>
+      <w:r>
+        <w:rPr>
+          <w:rFonts w:ascii="Garamond" w:hAnsi="Garamond"/>
+        </w:rPr>
+        <w:t>the</w:t>
+      </w:r>
+      <w:proofErr w:type="spellEnd"/>
+      <w:r>
+        <w:rPr>
+          <w:rFonts w:ascii="Garamond" w:hAnsi="Garamond"/>
+        </w:rPr>
+        <w:t xml:space="preserve"> </w:t>
       </w:r>
       <w:r>
         <w:rPr>
@@ -10032,30 +12632,83 @@
         </w:rPr>
         <w:t xml:space="preserve">The </w:t>
       </w:r>
-      <w:r>
-        <w:rPr>
-          <w:rFonts w:ascii="Garamond" w:hAnsi="Garamond"/>
-        </w:rPr>
-        <w:t xml:space="preserve">suitable </w:t>
-      </w:r>
-      <w:r>
-        <w:rPr>
-          <w:rFonts w:ascii="Garamond" w:hAnsi="Garamond"/>
-        </w:rPr>
-        <w:t xml:space="preserve">MSRs </w:t>
-      </w:r>
-      <w:r>
-        <w:rPr>
-          <w:rFonts w:ascii="Garamond" w:hAnsi="Garamond"/>
-        </w:rPr>
-        <w:t xml:space="preserve">locations </w:t>
-      </w:r>
-      <w:r>
-        <w:rPr>
-          <w:rFonts w:ascii="Garamond" w:hAnsi="Garamond"/>
-        </w:rPr>
-        <w:t xml:space="preserve">are defined in the </w:t>
-      </w:r>
+      <w:proofErr w:type="spellStart"/>
+      <w:r>
+        <w:rPr>
+          <w:rFonts w:ascii="Garamond" w:hAnsi="Garamond"/>
+        </w:rPr>
+        <w:t>suitable</w:t>
+      </w:r>
+      <w:proofErr w:type="spellEnd"/>
+      <w:r>
+        <w:rPr>
+          <w:rFonts w:ascii="Garamond" w:hAnsi="Garamond"/>
+        </w:rPr>
+        <w:t xml:space="preserve"> </w:t>
+      </w:r>
+      <w:proofErr w:type="spellStart"/>
+      <w:r>
+        <w:rPr>
+          <w:rFonts w:ascii="Garamond" w:hAnsi="Garamond"/>
+        </w:rPr>
+        <w:t>MSRs</w:t>
+      </w:r>
+      <w:proofErr w:type="spellEnd"/>
+      <w:r>
+        <w:rPr>
+          <w:rFonts w:ascii="Garamond" w:hAnsi="Garamond"/>
+        </w:rPr>
+        <w:t xml:space="preserve"> </w:t>
+      </w:r>
+      <w:proofErr w:type="spellStart"/>
+      <w:r>
+        <w:rPr>
+          <w:rFonts w:ascii="Garamond" w:hAnsi="Garamond"/>
+        </w:rPr>
+        <w:t>locations</w:t>
+      </w:r>
+      <w:proofErr w:type="spellEnd"/>
+      <w:r>
+        <w:rPr>
+          <w:rFonts w:ascii="Garamond" w:hAnsi="Garamond"/>
+        </w:rPr>
+        <w:t xml:space="preserve"> </w:t>
+      </w:r>
+      <w:r>
+        <w:rPr>
+          <w:rFonts w:ascii="Garamond" w:hAnsi="Garamond"/>
+        </w:rPr>
+        <w:t xml:space="preserve">are </w:t>
+      </w:r>
+      <w:proofErr w:type="spellStart"/>
+      <w:r>
+        <w:rPr>
+          <w:rFonts w:ascii="Garamond" w:hAnsi="Garamond"/>
+        </w:rPr>
+        <w:t>defined</w:t>
+      </w:r>
+      <w:proofErr w:type="spellEnd"/>
+      <w:r>
+        <w:rPr>
+          <w:rFonts w:ascii="Garamond" w:hAnsi="Garamond"/>
+        </w:rPr>
+        <w:t xml:space="preserve"> in </w:t>
+      </w:r>
+      <w:proofErr w:type="spellStart"/>
+      <w:r>
+        <w:rPr>
+          <w:rFonts w:ascii="Garamond" w:hAnsi="Garamond"/>
+        </w:rPr>
+        <w:t>the</w:t>
+      </w:r>
+      <w:proofErr w:type="spellEnd"/>
+      <w:r>
+        <w:rPr>
+          <w:rFonts w:ascii="Garamond" w:hAnsi="Garamond"/>
+        </w:rPr>
+        <w:t xml:space="preserve"> </w:t>
+      </w:r>
+      <w:proofErr w:type="spellStart"/>
       <w:r>
         <w:rPr>
           <w:rFonts w:ascii="Garamond" w:hAnsi="Garamond"/>
@@ -10065,6 +12718,7 @@
         </w:rPr>
         <w:t>wind_final_msrs.shp</w:t>
       </w:r>
+      <w:proofErr w:type="spellEnd"/>
       <w:r>
         <w:rPr>
           <w:rFonts w:ascii="Garamond" w:hAnsi="Garamond"/>
@@ -10072,17 +12726,61 @@
         </w:rPr>
         <w:t xml:space="preserve"> </w:t>
       </w:r>
-      <w:r>
-        <w:rPr>
-          <w:rFonts w:ascii="Garamond" w:hAnsi="Garamond"/>
-        </w:rPr>
-        <w:t xml:space="preserve">shapefile </w:t>
-      </w:r>
-      <w:r>
-        <w:rPr>
-          <w:rFonts w:ascii="Garamond" w:hAnsi="Garamond"/>
-        </w:rPr>
-        <w:t xml:space="preserve">and is stored in the </w:t>
+      <w:proofErr w:type="spellStart"/>
+      <w:r>
+        <w:rPr>
+          <w:rFonts w:ascii="Garamond" w:hAnsi="Garamond"/>
+        </w:rPr>
+        <w:t>shapefile</w:t>
+      </w:r>
+      <w:proofErr w:type="spellEnd"/>
+      <w:r>
+        <w:rPr>
+          <w:rFonts w:ascii="Garamond" w:hAnsi="Garamond"/>
+        </w:rPr>
+        <w:t xml:space="preserve"> </w:t>
+      </w:r>
+      <w:proofErr w:type="spellStart"/>
+      <w:r>
+        <w:rPr>
+          <w:rFonts w:ascii="Garamond" w:hAnsi="Garamond"/>
+        </w:rPr>
+        <w:t>and</w:t>
+      </w:r>
+      <w:proofErr w:type="spellEnd"/>
+      <w:r>
+        <w:rPr>
+          <w:rFonts w:ascii="Garamond" w:hAnsi="Garamond"/>
+        </w:rPr>
+        <w:t xml:space="preserve"> is </w:t>
+      </w:r>
+      <w:proofErr w:type="spellStart"/>
+      <w:r>
+        <w:rPr>
+          <w:rFonts w:ascii="Garamond" w:hAnsi="Garamond"/>
+        </w:rPr>
+        <w:t>stored</w:t>
+      </w:r>
+      <w:proofErr w:type="spellEnd"/>
+      <w:r>
+        <w:rPr>
+          <w:rFonts w:ascii="Garamond" w:hAnsi="Garamond"/>
+        </w:rPr>
+        <w:t xml:space="preserve"> in </w:t>
+      </w:r>
+      <w:proofErr w:type="spellStart"/>
+      <w:r>
+        <w:rPr>
+          <w:rFonts w:ascii="Garamond" w:hAnsi="Garamond"/>
+        </w:rPr>
+        <w:t>the</w:t>
+      </w:r>
+      <w:proofErr w:type="spellEnd"/>
+      <w:r>
+        <w:rPr>
+          <w:rFonts w:ascii="Garamond" w:hAnsi="Garamond"/>
+        </w:rPr>
+        <w:t xml:space="preserve"> </w:t>
       </w:r>
       <w:r>
         <w:rPr>
@@ -10136,6 +12834,7 @@
         </w:rPr>
         <w:t xml:space="preserve"> (</w:t>
       </w:r>
+      <w:proofErr w:type="spellStart"/>
       <w:r>
         <w:rPr>
           <w:rFonts w:ascii="Garamond" w:hAnsi="Garamond"/>
@@ -10187,7 +12886,17 @@
           <w:bCs/>
           <w:color w:val="7030A0"/>
         </w:rPr>
-        <w:t xml:space="preserve">Figure </w:t>
+        <w:t>Figure</w:t>
+      </w:r>
+      <w:proofErr w:type="spellEnd"/>
+      <w:r>
+        <w:rPr>
+          <w:rFonts w:ascii="Garamond" w:hAnsi="Garamond"/>
+          <w:b/>
+          <w:bCs/>
+          <w:color w:val="7030A0"/>
+        </w:rPr>
+        <w:t xml:space="preserve"> </w:t>
       </w:r>
       <w:r>
         <w:rPr>
@@ -10236,7 +12945,105 @@
         <w:rPr>
           <w:rFonts w:ascii="Garamond" w:hAnsi="Garamond"/>
         </w:rPr>
-        <w:t xml:space="preserve">The suitable land area for wind and solar PV MSRs were shown in </w:t>
+        <w:t xml:space="preserve">The </w:t>
+      </w:r>
+      <w:proofErr w:type="spellStart"/>
+      <w:r>
+        <w:rPr>
+          <w:rFonts w:ascii="Garamond" w:hAnsi="Garamond"/>
+        </w:rPr>
+        <w:t>suitable</w:t>
+      </w:r>
+      <w:proofErr w:type="spellEnd"/>
+      <w:r>
+        <w:rPr>
+          <w:rFonts w:ascii="Garamond" w:hAnsi="Garamond"/>
+        </w:rPr>
+        <w:t xml:space="preserve"> land area </w:t>
+      </w:r>
+      <w:proofErr w:type="spellStart"/>
+      <w:r>
+        <w:rPr>
+          <w:rFonts w:ascii="Garamond" w:hAnsi="Garamond"/>
+        </w:rPr>
+        <w:t>for</w:t>
+      </w:r>
+      <w:proofErr w:type="spellEnd"/>
+      <w:r>
+        <w:rPr>
+          <w:rFonts w:ascii="Garamond" w:hAnsi="Garamond"/>
+        </w:rPr>
+        <w:t xml:space="preserve"> wind </w:t>
+      </w:r>
+      <w:proofErr w:type="spellStart"/>
+      <w:r>
+        <w:rPr>
+          <w:rFonts w:ascii="Garamond" w:hAnsi="Garamond"/>
+        </w:rPr>
+        <w:t>and</w:t>
+      </w:r>
+      <w:proofErr w:type="spellEnd"/>
+      <w:r>
+        <w:rPr>
+          <w:rFonts w:ascii="Garamond" w:hAnsi="Garamond"/>
+        </w:rPr>
+        <w:t xml:space="preserve"> </w:t>
+      </w:r>
+      <w:proofErr w:type="spellStart"/>
+      <w:r>
+        <w:rPr>
+          <w:rFonts w:ascii="Garamond" w:hAnsi="Garamond"/>
+        </w:rPr>
+        <w:t>solar</w:t>
+      </w:r>
+      <w:proofErr w:type="spellEnd"/>
+      <w:r>
+        <w:rPr>
+          <w:rFonts w:ascii="Garamond" w:hAnsi="Garamond"/>
+        </w:rPr>
+        <w:t xml:space="preserve"> PV </w:t>
+      </w:r>
+      <w:proofErr w:type="spellStart"/>
+      <w:r>
+        <w:rPr>
+          <w:rFonts w:ascii="Garamond" w:hAnsi="Garamond"/>
+        </w:rPr>
+        <w:t>MSRs</w:t>
+      </w:r>
+      <w:proofErr w:type="spellEnd"/>
+      <w:r>
+        <w:rPr>
+          <w:rFonts w:ascii="Garamond" w:hAnsi="Garamond"/>
+        </w:rPr>
+        <w:t xml:space="preserve"> </w:t>
+      </w:r>
+      <w:proofErr w:type="spellStart"/>
+      <w:r>
+        <w:rPr>
+          <w:rFonts w:ascii="Garamond" w:hAnsi="Garamond"/>
+        </w:rPr>
+        <w:t>were</w:t>
+      </w:r>
+      <w:proofErr w:type="spellEnd"/>
+      <w:r>
+        <w:rPr>
+          <w:rFonts w:ascii="Garamond" w:hAnsi="Garamond"/>
+        </w:rPr>
+        <w:t xml:space="preserve"> </w:t>
+      </w:r>
+      <w:proofErr w:type="spellStart"/>
+      <w:r>
+        <w:rPr>
+          <w:rFonts w:ascii="Garamond" w:hAnsi="Garamond"/>
+        </w:rPr>
+        <w:t>shown</w:t>
+      </w:r>
+      <w:proofErr w:type="spellEnd"/>
+      <w:r>
+        <w:rPr>
+          <w:rFonts w:ascii="Garamond" w:hAnsi="Garamond"/>
+        </w:rPr>
+        <w:t xml:space="preserve"> in </w:t>
       </w:r>
       <w:r>
         <w:rPr>
@@ -10383,14 +13190,25 @@
         </w:rPr>
         <w:fldChar w:fldCharType="separate"/>
       </w:r>
-      <w:r>
-        <w:rPr>
-          <w:rFonts w:ascii="Garamond" w:hAnsi="Garamond"/>
-          <w:b/>
-          <w:bCs/>
-          <w:color w:val="7030A0"/>
-        </w:rPr>
-        <w:t xml:space="preserve">Figure </w:t>
+      <w:proofErr w:type="spellStart"/>
+      <w:r>
+        <w:rPr>
+          <w:rFonts w:ascii="Garamond" w:hAnsi="Garamond"/>
+          <w:b/>
+          <w:bCs/>
+          <w:color w:val="7030A0"/>
+        </w:rPr>
+        <w:t>Figure</w:t>
+      </w:r>
+      <w:proofErr w:type="spellEnd"/>
+      <w:r>
+        <w:rPr>
+          <w:rFonts w:ascii="Garamond" w:hAnsi="Garamond"/>
+          <w:b/>
+          <w:bCs/>
+          <w:color w:val="7030A0"/>
+        </w:rPr>
+        <w:t xml:space="preserve"> </w:t>
       </w:r>
       <w:r>
         <w:rPr>
@@ -10512,6 +13330,7 @@
         </w:rPr>
       </w:pPr>
       <w:bookmarkStart w:id="20" w:name="_Ref235111415"/>
+      <w:proofErr w:type="spellStart"/>
       <w:r>
         <w:rPr>
           <w:rFonts w:ascii="Garamond" w:hAnsi="Garamond"/>
@@ -10521,7 +13340,19 @@
           <w:sz w:val="18"/>
           <w:szCs w:val="16"/>
         </w:rPr>
-        <w:t xml:space="preserve">Figure </w:t>
+        <w:t>Figure</w:t>
+      </w:r>
+      <w:proofErr w:type="spellEnd"/>
+      <w:r>
+        <w:rPr>
+          <w:rFonts w:ascii="Garamond" w:hAnsi="Garamond"/>
+          <w:b/>
+          <w:bCs w:val="0"/>
+          <w:color w:val="7030A0"/>
+          <w:sz w:val="18"/>
+          <w:szCs w:val="16"/>
+        </w:rPr>
+        <w:t xml:space="preserve"> </w:t>
       </w:r>
       <w:r>
         <w:rPr>
@@ -10589,21 +13420,121 @@
         </w:rPr>
         <w:t xml:space="preserve">: </w:t>
       </w:r>
-      <w:r>
-        <w:rPr>
-          <w:rFonts w:ascii="Garamond" w:hAnsi="Garamond"/>
-          <w:sz w:val="18"/>
-          <w:szCs w:val="16"/>
-        </w:rPr>
-        <w:t>Example w</w:t>
-      </w:r>
-      <w:r>
-        <w:rPr>
-          <w:rFonts w:ascii="Garamond" w:hAnsi="Garamond"/>
-          <w:sz w:val="18"/>
-          <w:szCs w:val="16"/>
-        </w:rPr>
-        <w:t>ind MSRs in Ecuador with an elevation threshold at 2</w:t>
+      <w:proofErr w:type="spellStart"/>
+      <w:r>
+        <w:rPr>
+          <w:rFonts w:ascii="Garamond" w:hAnsi="Garamond"/>
+          <w:sz w:val="18"/>
+          <w:szCs w:val="16"/>
+        </w:rPr>
+        <w:t>Example</w:t>
+      </w:r>
+      <w:proofErr w:type="spellEnd"/>
+      <w:r>
+        <w:rPr>
+          <w:rFonts w:ascii="Garamond" w:hAnsi="Garamond"/>
+          <w:sz w:val="18"/>
+          <w:szCs w:val="16"/>
+        </w:rPr>
+        <w:t xml:space="preserve"> w</w:t>
+      </w:r>
+      <w:r>
+        <w:rPr>
+          <w:rFonts w:ascii="Garamond" w:hAnsi="Garamond"/>
+          <w:sz w:val="18"/>
+          <w:szCs w:val="16"/>
+        </w:rPr>
+        <w:t xml:space="preserve">ind </w:t>
+      </w:r>
+      <w:proofErr w:type="spellStart"/>
+      <w:r>
+        <w:rPr>
+          <w:rFonts w:ascii="Garamond" w:hAnsi="Garamond"/>
+          <w:sz w:val="18"/>
+          <w:szCs w:val="16"/>
+        </w:rPr>
+        <w:t>MSRs</w:t>
+      </w:r>
+      <w:proofErr w:type="spellEnd"/>
+      <w:r>
+        <w:rPr>
+          <w:rFonts w:ascii="Garamond" w:hAnsi="Garamond"/>
+          <w:sz w:val="18"/>
+          <w:szCs w:val="16"/>
+        </w:rPr>
+        <w:t xml:space="preserve"> in Ecuador </w:t>
+      </w:r>
+      <w:proofErr w:type="spellStart"/>
+      <w:r>
+        <w:rPr>
+          <w:rFonts w:ascii="Garamond" w:hAnsi="Garamond"/>
+          <w:sz w:val="18"/>
+          <w:szCs w:val="16"/>
+        </w:rPr>
+        <w:t>with</w:t>
+      </w:r>
+      <w:proofErr w:type="spellEnd"/>
+      <w:r>
+        <w:rPr>
+          <w:rFonts w:ascii="Garamond" w:hAnsi="Garamond"/>
+          <w:sz w:val="18"/>
+          <w:szCs w:val="16"/>
+        </w:rPr>
+        <w:t xml:space="preserve"> </w:t>
+      </w:r>
+      <w:proofErr w:type="spellStart"/>
+      <w:r>
+        <w:rPr>
+          <w:rFonts w:ascii="Garamond" w:hAnsi="Garamond"/>
+          <w:sz w:val="18"/>
+          <w:szCs w:val="16"/>
+        </w:rPr>
+        <w:t>an</w:t>
+      </w:r>
+      <w:proofErr w:type="spellEnd"/>
+      <w:r>
+        <w:rPr>
+          <w:rFonts w:ascii="Garamond" w:hAnsi="Garamond"/>
+          <w:sz w:val="18"/>
+          <w:szCs w:val="16"/>
+        </w:rPr>
+        <w:t xml:space="preserve"> </w:t>
+      </w:r>
+      <w:proofErr w:type="spellStart"/>
+      <w:r>
+        <w:rPr>
+          <w:rFonts w:ascii="Garamond" w:hAnsi="Garamond"/>
+          <w:sz w:val="18"/>
+          <w:szCs w:val="16"/>
+        </w:rPr>
+        <w:t>elevation</w:t>
+      </w:r>
+      <w:proofErr w:type="spellEnd"/>
+      <w:r>
+        <w:rPr>
+          <w:rFonts w:ascii="Garamond" w:hAnsi="Garamond"/>
+          <w:sz w:val="18"/>
+          <w:szCs w:val="16"/>
+        </w:rPr>
+        <w:t xml:space="preserve"> </w:t>
+      </w:r>
+      <w:proofErr w:type="spellStart"/>
+      <w:r>
+        <w:rPr>
+          <w:rFonts w:ascii="Garamond" w:hAnsi="Garamond"/>
+          <w:sz w:val="18"/>
+          <w:szCs w:val="16"/>
+        </w:rPr>
+        <w:t>threshold</w:t>
+      </w:r>
+      <w:proofErr w:type="spellEnd"/>
+      <w:r>
+        <w:rPr>
+          <w:rFonts w:ascii="Garamond" w:hAnsi="Garamond"/>
+          <w:sz w:val="18"/>
+          <w:szCs w:val="16"/>
+        </w:rPr>
+        <w:t xml:space="preserve"> at 2</w:t>
       </w:r>
       <w:r>
         <w:rPr>
@@ -10619,7 +13550,25 @@
           <w:sz w:val="18"/>
           <w:szCs w:val="16"/>
         </w:rPr>
-        <w:t>000 m.a.s.l.</w:t>
+        <w:t xml:space="preserve">000 </w:t>
+      </w:r>
+      <w:proofErr w:type="spellStart"/>
+      <w:r>
+        <w:rPr>
+          <w:rFonts w:ascii="Garamond" w:hAnsi="Garamond"/>
+          <w:sz w:val="18"/>
+          <w:szCs w:val="16"/>
+        </w:rPr>
+        <w:t>m.a.s.l</w:t>
+      </w:r>
+      <w:proofErr w:type="spellEnd"/>
+      <w:r>
+        <w:rPr>
+          <w:rFonts w:ascii="Garamond" w:hAnsi="Garamond"/>
+          <w:sz w:val="18"/>
+          <w:szCs w:val="16"/>
+        </w:rPr>
+        <w:t>.</w:t>
       </w:r>
     </w:p>
     <w:p/>
@@ -10636,7 +13585,7 @@
           <w:noProof/>
         </w:rPr>
         <w:drawing>
-          <wp:inline distT="0" distB="0" distL="0" distR="0" wp14:anchorId="3C266C2A" wp14:editId="07F997CA">
+          <wp:inline distT="0" distB="0" distL="0" distR="0" wp14:anchorId="3C266C2A" wp14:editId="23837F13">
             <wp:extent cx="3416300" cy="2271095"/>
             <wp:effectExtent l="0" t="0" r="0" b="0"/>
             <wp:docPr id="1712662771" name="Picture 18"/>
@@ -10691,6 +13640,7 @@
         </w:rPr>
       </w:pPr>
       <w:bookmarkStart w:id="21" w:name="_Ref235113368"/>
+      <w:proofErr w:type="spellStart"/>
       <w:r>
         <w:rPr>
           <w:rFonts w:ascii="Garamond" w:hAnsi="Garamond"/>
@@ -10700,7 +13650,19 @@
           <w:sz w:val="18"/>
           <w:szCs w:val="16"/>
         </w:rPr>
-        <w:t xml:space="preserve">Figure </w:t>
+        <w:t>Figure</w:t>
+      </w:r>
+      <w:proofErr w:type="spellEnd"/>
+      <w:r>
+        <w:rPr>
+          <w:rFonts w:ascii="Garamond" w:hAnsi="Garamond"/>
+          <w:b/>
+          <w:bCs w:val="0"/>
+          <w:color w:val="7030A0"/>
+          <w:sz w:val="18"/>
+          <w:szCs w:val="16"/>
+        </w:rPr>
+        <w:t xml:space="preserve"> </w:t>
       </w:r>
       <w:r>
         <w:rPr>
@@ -10768,29 +13730,183 @@
         </w:rPr>
         <w:t xml:space="preserve">: </w:t>
       </w:r>
-      <w:r>
-        <w:rPr>
-          <w:rFonts w:ascii="Garamond" w:hAnsi="Garamond"/>
-          <w:sz w:val="18"/>
-          <w:szCs w:val="16"/>
-        </w:rPr>
-        <w:t>Example c</w:t>
-      </w:r>
-      <w:r>
-        <w:rPr>
-          <w:rFonts w:ascii="Garamond" w:hAnsi="Garamond"/>
-          <w:sz w:val="18"/>
-          <w:szCs w:val="16"/>
-        </w:rPr>
-        <w:t>omposition of wind MSRs by elevation in Ecuador</w:t>
-      </w:r>
-      <w:r>
-        <w:rPr>
-          <w:rFonts w:ascii="Garamond" w:hAnsi="Garamond"/>
-          <w:sz w:val="18"/>
-          <w:szCs w:val="16"/>
-        </w:rPr>
-        <w:t xml:space="preserve"> (for a run with altitude exclusion above </w:t>
+      <w:proofErr w:type="spellStart"/>
+      <w:r>
+        <w:rPr>
+          <w:rFonts w:ascii="Garamond" w:hAnsi="Garamond"/>
+          <w:sz w:val="18"/>
+          <w:szCs w:val="16"/>
+        </w:rPr>
+        <w:t>Example</w:t>
+      </w:r>
+      <w:proofErr w:type="spellEnd"/>
+      <w:r>
+        <w:rPr>
+          <w:rFonts w:ascii="Garamond" w:hAnsi="Garamond"/>
+          <w:sz w:val="18"/>
+          <w:szCs w:val="16"/>
+        </w:rPr>
+        <w:t xml:space="preserve"> </w:t>
+      </w:r>
+      <w:proofErr w:type="spellStart"/>
+      <w:r>
+        <w:rPr>
+          <w:rFonts w:ascii="Garamond" w:hAnsi="Garamond"/>
+          <w:sz w:val="18"/>
+          <w:szCs w:val="16"/>
+        </w:rPr>
+        <w:t>c</w:t>
+      </w:r>
+      <w:r>
+        <w:rPr>
+          <w:rFonts w:ascii="Garamond" w:hAnsi="Garamond"/>
+          <w:sz w:val="18"/>
+          <w:szCs w:val="16"/>
+        </w:rPr>
+        <w:t>omposition</w:t>
+      </w:r>
+      <w:proofErr w:type="spellEnd"/>
+      <w:r>
+        <w:rPr>
+          <w:rFonts w:ascii="Garamond" w:hAnsi="Garamond"/>
+          <w:sz w:val="18"/>
+          <w:szCs w:val="16"/>
+        </w:rPr>
+        <w:t xml:space="preserve"> of wind </w:t>
+      </w:r>
+      <w:proofErr w:type="spellStart"/>
+      <w:r>
+        <w:rPr>
+          <w:rFonts w:ascii="Garamond" w:hAnsi="Garamond"/>
+          <w:sz w:val="18"/>
+          <w:szCs w:val="16"/>
+        </w:rPr>
+        <w:t>MSRs</w:t>
+      </w:r>
+      <w:proofErr w:type="spellEnd"/>
+      <w:r>
+        <w:rPr>
+          <w:rFonts w:ascii="Garamond" w:hAnsi="Garamond"/>
+          <w:sz w:val="18"/>
+          <w:szCs w:val="16"/>
+        </w:rPr>
+        <w:t xml:space="preserve"> by </w:t>
+      </w:r>
+      <w:proofErr w:type="spellStart"/>
+      <w:r>
+        <w:rPr>
+          <w:rFonts w:ascii="Garamond" w:hAnsi="Garamond"/>
+          <w:sz w:val="18"/>
+          <w:szCs w:val="16"/>
+        </w:rPr>
+        <w:t>elevation</w:t>
+      </w:r>
+      <w:proofErr w:type="spellEnd"/>
+      <w:r>
+        <w:rPr>
+          <w:rFonts w:ascii="Garamond" w:hAnsi="Garamond"/>
+          <w:sz w:val="18"/>
+          <w:szCs w:val="16"/>
+        </w:rPr>
+        <w:t xml:space="preserve"> in Ecuador</w:t>
+      </w:r>
+      <w:r>
+        <w:rPr>
+          <w:rFonts w:ascii="Garamond" w:hAnsi="Garamond"/>
+          <w:sz w:val="18"/>
+          <w:szCs w:val="16"/>
+        </w:rPr>
+        <w:t xml:space="preserve"> (</w:t>
+      </w:r>
+      <w:proofErr w:type="spellStart"/>
+      <w:r>
+        <w:rPr>
+          <w:rFonts w:ascii="Garamond" w:hAnsi="Garamond"/>
+          <w:sz w:val="18"/>
+          <w:szCs w:val="16"/>
+        </w:rPr>
+        <w:t>for</w:t>
+      </w:r>
+      <w:proofErr w:type="spellEnd"/>
+      <w:r>
+        <w:rPr>
+          <w:rFonts w:ascii="Garamond" w:hAnsi="Garamond"/>
+          <w:sz w:val="18"/>
+          <w:szCs w:val="16"/>
+        </w:rPr>
+        <w:t xml:space="preserve"> a run </w:t>
+      </w:r>
+      <w:proofErr w:type="spellStart"/>
+      <w:r>
+        <w:rPr>
+          <w:rFonts w:ascii="Garamond" w:hAnsi="Garamond"/>
+          <w:sz w:val="18"/>
+          <w:szCs w:val="16"/>
+        </w:rPr>
+        <w:t>with</w:t>
+      </w:r>
+      <w:proofErr w:type="spellEnd"/>
+      <w:r>
+        <w:rPr>
+          <w:rFonts w:ascii="Garamond" w:hAnsi="Garamond"/>
+          <w:sz w:val="18"/>
+          <w:szCs w:val="16"/>
+        </w:rPr>
+        <w:t xml:space="preserve"> </w:t>
+      </w:r>
+      <w:proofErr w:type="spellStart"/>
+      <w:r>
+        <w:rPr>
+          <w:rFonts w:ascii="Garamond" w:hAnsi="Garamond"/>
+          <w:sz w:val="18"/>
+          <w:szCs w:val="16"/>
+        </w:rPr>
+        <w:t>altitude</w:t>
+      </w:r>
+      <w:proofErr w:type="spellEnd"/>
+      <w:r>
+        <w:rPr>
+          <w:rFonts w:ascii="Garamond" w:hAnsi="Garamond"/>
+          <w:sz w:val="18"/>
+          <w:szCs w:val="16"/>
+        </w:rPr>
+        <w:t xml:space="preserve"> </w:t>
+      </w:r>
+      <w:proofErr w:type="spellStart"/>
+      <w:r>
+        <w:rPr>
+          <w:rFonts w:ascii="Garamond" w:hAnsi="Garamond"/>
+          <w:sz w:val="18"/>
+          <w:szCs w:val="16"/>
+        </w:rPr>
+        <w:t>exclusion</w:t>
+      </w:r>
+      <w:proofErr w:type="spellEnd"/>
+      <w:r>
+        <w:rPr>
+          <w:rFonts w:ascii="Garamond" w:hAnsi="Garamond"/>
+          <w:sz w:val="18"/>
+          <w:szCs w:val="16"/>
+        </w:rPr>
+        <w:t xml:space="preserve"> </w:t>
+      </w:r>
+      <w:proofErr w:type="spellStart"/>
+      <w:r>
+        <w:rPr>
+          <w:rFonts w:ascii="Garamond" w:hAnsi="Garamond"/>
+          <w:sz w:val="18"/>
+          <w:szCs w:val="16"/>
+        </w:rPr>
+        <w:t>above</w:t>
+      </w:r>
+      <w:proofErr w:type="spellEnd"/>
+      <w:r>
+        <w:rPr>
+          <w:rFonts w:ascii="Garamond" w:hAnsi="Garamond"/>
+          <w:sz w:val="18"/>
+          <w:szCs w:val="16"/>
+        </w:rPr>
+        <w:t xml:space="preserve"> </w:t>
       </w:r>
       <w:r>
         <w:rPr>
@@ -10806,7 +13922,25 @@
           <w:sz w:val="18"/>
           <w:szCs w:val="16"/>
         </w:rPr>
-        <w:t>000 m.a.s.l.)</w:t>
+        <w:t xml:space="preserve">000 </w:t>
+      </w:r>
+      <w:proofErr w:type="spellStart"/>
+      <w:r>
+        <w:rPr>
+          <w:rFonts w:ascii="Garamond" w:hAnsi="Garamond"/>
+          <w:sz w:val="18"/>
+          <w:szCs w:val="16"/>
+        </w:rPr>
+        <w:t>m.a.s.l</w:t>
+      </w:r>
+      <w:proofErr w:type="spellEnd"/>
+      <w:r>
+        <w:rPr>
+          <w:rFonts w:ascii="Garamond" w:hAnsi="Garamond"/>
+          <w:sz w:val="18"/>
+          <w:szCs w:val="16"/>
+        </w:rPr>
+        <w:t>.)</w:t>
       </w:r>
       <w:r>
         <w:rPr>
@@ -10927,7 +14061,23 @@
           <w:rFonts w:ascii="Garamond" w:hAnsi="Garamond"/>
           <w:lang w:val="en-US"/>
         </w:rPr>
-        <w:t xml:space="preserve"> m.a.s.l to investigate how access to higher-elevation areas affects the resulting MSRs.</w:t>
+        <w:t xml:space="preserve"> </w:t>
+      </w:r>
+      <w:proofErr w:type="spellStart"/>
+      <w:r>
+        <w:rPr>
+          <w:rFonts w:ascii="Garamond" w:hAnsi="Garamond"/>
+          <w:lang w:val="en-US"/>
+        </w:rPr>
+        <w:t>m.a.s.l</w:t>
+      </w:r>
+      <w:proofErr w:type="spellEnd"/>
+      <w:r>
+        <w:rPr>
+          <w:rFonts w:ascii="Garamond" w:hAnsi="Garamond"/>
+          <w:lang w:val="en-US"/>
+        </w:rPr>
+        <w:t xml:space="preserve"> to investigate how access to higher-elevation areas affects the resulting MSRs.</w:t>
       </w:r>
     </w:p>
     <w:p>
@@ -11058,6 +14208,7 @@
         </w:rPr>
         <w:t xml:space="preserve">Keep the </w:t>
       </w:r>
+      <w:proofErr w:type="spellStart"/>
       <w:r>
         <w:rPr>
           <w:rFonts w:ascii="Garamond" w:hAnsi="Garamond"/>
@@ -11068,6 +14219,7 @@
         </w:rPr>
         <w:t>run_code_for_wind</w:t>
       </w:r>
+      <w:proofErr w:type="spellEnd"/>
       <w:r>
         <w:rPr>
           <w:rFonts w:ascii="Garamond" w:hAnsi="Garamond"/>
@@ -11447,6 +14599,7 @@
         </w:rPr>
         <w:t xml:space="preserve">Change the </w:t>
       </w:r>
+      <w:proofErr w:type="spellStart"/>
       <w:r>
         <w:rPr>
           <w:rFonts w:ascii="Garamond" w:hAnsi="Garamond"/>
@@ -11457,6 +14610,7 @@
         </w:rPr>
         <w:t>elevation_threshold</w:t>
       </w:r>
+      <w:proofErr w:type="spellEnd"/>
       <w:r>
         <w:rPr>
           <w:rFonts w:ascii="Garamond" w:hAnsi="Garamond"/>
@@ -11498,8 +14652,17 @@
           <w:rFonts w:ascii="Garamond" w:hAnsi="Garamond"/>
           <w:lang w:val="en-US"/>
         </w:rPr>
-        <w:t>000 m.a.s.l</w:t>
-      </w:r>
+        <w:t xml:space="preserve">000 </w:t>
+      </w:r>
+      <w:proofErr w:type="spellStart"/>
+      <w:r>
+        <w:rPr>
+          <w:rFonts w:ascii="Garamond" w:hAnsi="Garamond"/>
+          <w:lang w:val="en-US"/>
+        </w:rPr>
+        <w:t>m.a.s.l</w:t>
+      </w:r>
+      <w:proofErr w:type="spellEnd"/>
       <w:r>
         <w:rPr>
           <w:rFonts w:ascii="Garamond" w:hAnsi="Garamond"/>
@@ -11926,14 +15089,25 @@
         </w:rPr>
         <w:fldChar w:fldCharType="separate"/>
       </w:r>
-      <w:r>
-        <w:rPr>
-          <w:rFonts w:ascii="Garamond" w:hAnsi="Garamond"/>
-          <w:b/>
-          <w:bCs/>
-          <w:color w:val="7030A0"/>
-        </w:rPr>
-        <w:t xml:space="preserve">Figure </w:t>
+      <w:proofErr w:type="spellStart"/>
+      <w:r>
+        <w:rPr>
+          <w:rFonts w:ascii="Garamond" w:hAnsi="Garamond"/>
+          <w:b/>
+          <w:bCs/>
+          <w:color w:val="7030A0"/>
+        </w:rPr>
+        <w:t>Figure</w:t>
+      </w:r>
+      <w:proofErr w:type="spellEnd"/>
+      <w:r>
+        <w:rPr>
+          <w:rFonts w:ascii="Garamond" w:hAnsi="Garamond"/>
+          <w:b/>
+          <w:bCs/>
+          <w:color w:val="7030A0"/>
+        </w:rPr>
+        <w:t xml:space="preserve"> </w:t>
       </w:r>
       <w:r>
         <w:rPr>
@@ -12009,8 +15183,17 @@
           <w:rFonts w:ascii="Garamond" w:hAnsi="Garamond"/>
           <w:lang w:val="en-US"/>
         </w:rPr>
-        <w:t>000 m.a.s.l</w:t>
-      </w:r>
+        <w:t xml:space="preserve">000 </w:t>
+      </w:r>
+      <w:proofErr w:type="spellStart"/>
+      <w:r>
+        <w:rPr>
+          <w:rFonts w:ascii="Garamond" w:hAnsi="Garamond"/>
+          <w:lang w:val="en-US"/>
+        </w:rPr>
+        <w:t>m.a.s.l</w:t>
+      </w:r>
+      <w:proofErr w:type="spellEnd"/>
       <w:r>
         <w:rPr>
           <w:rFonts w:ascii="Garamond" w:hAnsi="Garamond"/>
@@ -12074,14 +15257,25 @@
         </w:rPr>
         <w:fldChar w:fldCharType="separate"/>
       </w:r>
-      <w:r>
-        <w:rPr>
-          <w:rFonts w:ascii="Garamond" w:hAnsi="Garamond"/>
-          <w:b/>
-          <w:bCs/>
-          <w:color w:val="7030A0"/>
-        </w:rPr>
-        <w:t xml:space="preserve">Figure </w:t>
+      <w:proofErr w:type="spellStart"/>
+      <w:r>
+        <w:rPr>
+          <w:rFonts w:ascii="Garamond" w:hAnsi="Garamond"/>
+          <w:b/>
+          <w:bCs/>
+          <w:color w:val="7030A0"/>
+        </w:rPr>
+        <w:t>Figure</w:t>
+      </w:r>
+      <w:proofErr w:type="spellEnd"/>
+      <w:r>
+        <w:rPr>
+          <w:rFonts w:ascii="Garamond" w:hAnsi="Garamond"/>
+          <w:b/>
+          <w:bCs/>
+          <w:color w:val="7030A0"/>
+        </w:rPr>
+        <w:t xml:space="preserve"> </w:t>
       </w:r>
       <w:r>
         <w:rPr>
@@ -12202,6 +15396,7 @@
         </w:rPr>
       </w:pPr>
       <w:bookmarkStart w:id="23" w:name="_Ref235110789"/>
+      <w:proofErr w:type="spellStart"/>
       <w:r>
         <w:rPr>
           <w:rFonts w:ascii="Garamond" w:hAnsi="Garamond"/>
@@ -12211,7 +15406,19 @@
           <w:sz w:val="18"/>
           <w:szCs w:val="16"/>
         </w:rPr>
-        <w:t xml:space="preserve">Figure </w:t>
+        <w:t>Figure</w:t>
+      </w:r>
+      <w:proofErr w:type="spellEnd"/>
+      <w:r>
+        <w:rPr>
+          <w:rFonts w:ascii="Garamond" w:hAnsi="Garamond"/>
+          <w:b/>
+          <w:bCs w:val="0"/>
+          <w:color w:val="7030A0"/>
+          <w:sz w:val="18"/>
+          <w:szCs w:val="16"/>
+        </w:rPr>
+        <w:t xml:space="preserve"> </w:t>
       </w:r>
       <w:r>
         <w:rPr>
@@ -12279,21 +15486,139 @@
         </w:rPr>
         <w:t xml:space="preserve">: </w:t>
       </w:r>
-      <w:r>
-        <w:rPr>
-          <w:rFonts w:ascii="Garamond" w:hAnsi="Garamond"/>
-          <w:sz w:val="18"/>
-          <w:szCs w:val="16"/>
-        </w:rPr>
-        <w:t>Example w</w:t>
-      </w:r>
-      <w:r>
-        <w:rPr>
-          <w:rFonts w:ascii="Garamond" w:hAnsi="Garamond"/>
-          <w:sz w:val="18"/>
-          <w:szCs w:val="16"/>
-        </w:rPr>
-        <w:t>ind MSRs in Ecuador with an elevation threshold at 3000 m.a.s.l.</w:t>
+      <w:proofErr w:type="spellStart"/>
+      <w:r>
+        <w:rPr>
+          <w:rFonts w:ascii="Garamond" w:hAnsi="Garamond"/>
+          <w:sz w:val="18"/>
+          <w:szCs w:val="16"/>
+        </w:rPr>
+        <w:t>Example</w:t>
+      </w:r>
+      <w:proofErr w:type="spellEnd"/>
+      <w:r>
+        <w:rPr>
+          <w:rFonts w:ascii="Garamond" w:hAnsi="Garamond"/>
+          <w:sz w:val="18"/>
+          <w:szCs w:val="16"/>
+        </w:rPr>
+        <w:t xml:space="preserve"> w</w:t>
+      </w:r>
+      <w:r>
+        <w:rPr>
+          <w:rFonts w:ascii="Garamond" w:hAnsi="Garamond"/>
+          <w:sz w:val="18"/>
+          <w:szCs w:val="16"/>
+        </w:rPr>
+        <w:t xml:space="preserve">ind </w:t>
+      </w:r>
+      <w:proofErr w:type="spellStart"/>
+      <w:r>
+        <w:rPr>
+          <w:rFonts w:ascii="Garamond" w:hAnsi="Garamond"/>
+          <w:sz w:val="18"/>
+          <w:szCs w:val="16"/>
+        </w:rPr>
+        <w:t>MSRs</w:t>
+      </w:r>
+      <w:proofErr w:type="spellEnd"/>
+      <w:r>
+        <w:rPr>
+          <w:rFonts w:ascii="Garamond" w:hAnsi="Garamond"/>
+          <w:sz w:val="18"/>
+          <w:szCs w:val="16"/>
+        </w:rPr>
+        <w:t xml:space="preserve"> in Ecuador </w:t>
+      </w:r>
+      <w:proofErr w:type="spellStart"/>
+      <w:r>
+        <w:rPr>
+          <w:rFonts w:ascii="Garamond" w:hAnsi="Garamond"/>
+          <w:sz w:val="18"/>
+          <w:szCs w:val="16"/>
+        </w:rPr>
+        <w:t>with</w:t>
+      </w:r>
+      <w:proofErr w:type="spellEnd"/>
+      <w:r>
+        <w:rPr>
+          <w:rFonts w:ascii="Garamond" w:hAnsi="Garamond"/>
+          <w:sz w:val="18"/>
+          <w:szCs w:val="16"/>
+        </w:rPr>
+        <w:t xml:space="preserve"> </w:t>
+      </w:r>
+      <w:proofErr w:type="spellStart"/>
+      <w:r>
+        <w:rPr>
+          <w:rFonts w:ascii="Garamond" w:hAnsi="Garamond"/>
+          <w:sz w:val="18"/>
+          <w:szCs w:val="16"/>
+        </w:rPr>
+        <w:t>an</w:t>
+      </w:r>
+      <w:proofErr w:type="spellEnd"/>
+      <w:r>
+        <w:rPr>
+          <w:rFonts w:ascii="Garamond" w:hAnsi="Garamond"/>
+          <w:sz w:val="18"/>
+          <w:szCs w:val="16"/>
+        </w:rPr>
+        <w:t xml:space="preserve"> </w:t>
+      </w:r>
+      <w:proofErr w:type="spellStart"/>
+      <w:r>
+        <w:rPr>
+          <w:rFonts w:ascii="Garamond" w:hAnsi="Garamond"/>
+          <w:sz w:val="18"/>
+          <w:szCs w:val="16"/>
+        </w:rPr>
+        <w:t>elevation</w:t>
+      </w:r>
+      <w:proofErr w:type="spellEnd"/>
+      <w:r>
+        <w:rPr>
+          <w:rFonts w:ascii="Garamond" w:hAnsi="Garamond"/>
+          <w:sz w:val="18"/>
+          <w:szCs w:val="16"/>
+        </w:rPr>
+        <w:t xml:space="preserve"> </w:t>
+      </w:r>
+      <w:proofErr w:type="spellStart"/>
+      <w:r>
+        <w:rPr>
+          <w:rFonts w:ascii="Garamond" w:hAnsi="Garamond"/>
+          <w:sz w:val="18"/>
+          <w:szCs w:val="16"/>
+        </w:rPr>
+        <w:t>threshold</w:t>
+      </w:r>
+      <w:proofErr w:type="spellEnd"/>
+      <w:r>
+        <w:rPr>
+          <w:rFonts w:ascii="Garamond" w:hAnsi="Garamond"/>
+          <w:sz w:val="18"/>
+          <w:szCs w:val="16"/>
+        </w:rPr>
+        <w:t xml:space="preserve"> at 3000 </w:t>
+      </w:r>
+      <w:proofErr w:type="spellStart"/>
+      <w:r>
+        <w:rPr>
+          <w:rFonts w:ascii="Garamond" w:hAnsi="Garamond"/>
+          <w:sz w:val="18"/>
+          <w:szCs w:val="16"/>
+        </w:rPr>
+        <w:t>m.a.s.l</w:t>
+      </w:r>
+      <w:proofErr w:type="spellEnd"/>
+      <w:r>
+        <w:rPr>
+          <w:rFonts w:ascii="Garamond" w:hAnsi="Garamond"/>
+          <w:sz w:val="18"/>
+          <w:szCs w:val="16"/>
+        </w:rPr>
+        <w:t>.</w:t>
       </w:r>
     </w:p>
     <w:p>
@@ -12319,7 +15644,7 @@
           <w:lang w:val="en-US"/>
         </w:rPr>
         <w:drawing>
-          <wp:inline distT="0" distB="0" distL="0" distR="0" wp14:anchorId="4D499EA3" wp14:editId="7995EEDD">
+          <wp:inline distT="0" distB="0" distL="0" distR="0" wp14:anchorId="4D499EA3" wp14:editId="1EC5C0D5">
             <wp:extent cx="3435914" cy="2381250"/>
             <wp:effectExtent l="0" t="0" r="0" b="0"/>
             <wp:docPr id="1429674699" name="Picture 19"/>
@@ -12372,6 +15697,7 @@
         </w:rPr>
       </w:pPr>
       <w:bookmarkStart w:id="24" w:name="_Ref235105416"/>
+      <w:proofErr w:type="spellStart"/>
       <w:r>
         <w:rPr>
           <w:rFonts w:ascii="Garamond" w:hAnsi="Garamond"/>
@@ -12381,7 +15707,19 @@
           <w:sz w:val="18"/>
           <w:szCs w:val="16"/>
         </w:rPr>
-        <w:t xml:space="preserve">Figure </w:t>
+        <w:t>Figure</w:t>
+      </w:r>
+      <w:proofErr w:type="spellEnd"/>
+      <w:r>
+        <w:rPr>
+          <w:rFonts w:ascii="Garamond" w:hAnsi="Garamond"/>
+          <w:b/>
+          <w:bCs w:val="0"/>
+          <w:color w:val="7030A0"/>
+          <w:sz w:val="18"/>
+          <w:szCs w:val="16"/>
+        </w:rPr>
+        <w:t xml:space="preserve"> </w:t>
       </w:r>
       <w:r>
         <w:rPr>
@@ -12449,35 +15787,207 @@
         </w:rPr>
         <w:t xml:space="preserve">: </w:t>
       </w:r>
-      <w:r>
-        <w:rPr>
-          <w:rFonts w:ascii="Garamond" w:hAnsi="Garamond"/>
-          <w:sz w:val="18"/>
-          <w:szCs w:val="16"/>
-        </w:rPr>
-        <w:t>Example c</w:t>
-      </w:r>
-      <w:r>
-        <w:rPr>
-          <w:rFonts w:ascii="Garamond" w:hAnsi="Garamond"/>
-          <w:sz w:val="18"/>
-          <w:szCs w:val="16"/>
-        </w:rPr>
-        <w:t>omposition of wind MSRs by elevation in Ecuador</w:t>
-      </w:r>
-      <w:r>
-        <w:rPr>
-          <w:rFonts w:ascii="Garamond" w:hAnsi="Garamond"/>
-        </w:rPr>
-        <w:t xml:space="preserve"> </w:t>
-      </w:r>
-      <w:r>
-        <w:rPr>
-          <w:rFonts w:ascii="Garamond" w:hAnsi="Garamond"/>
-          <w:sz w:val="18"/>
-          <w:szCs w:val="16"/>
-        </w:rPr>
-        <w:t>(for a run with altitude exclusion above 3000 m.a.s.l.).</w:t>
+      <w:proofErr w:type="spellStart"/>
+      <w:r>
+        <w:rPr>
+          <w:rFonts w:ascii="Garamond" w:hAnsi="Garamond"/>
+          <w:sz w:val="18"/>
+          <w:szCs w:val="16"/>
+        </w:rPr>
+        <w:t>Example</w:t>
+      </w:r>
+      <w:proofErr w:type="spellEnd"/>
+      <w:r>
+        <w:rPr>
+          <w:rFonts w:ascii="Garamond" w:hAnsi="Garamond"/>
+          <w:sz w:val="18"/>
+          <w:szCs w:val="16"/>
+        </w:rPr>
+        <w:t xml:space="preserve"> </w:t>
+      </w:r>
+      <w:proofErr w:type="spellStart"/>
+      <w:r>
+        <w:rPr>
+          <w:rFonts w:ascii="Garamond" w:hAnsi="Garamond"/>
+          <w:sz w:val="18"/>
+          <w:szCs w:val="16"/>
+        </w:rPr>
+        <w:t>c</w:t>
+      </w:r>
+      <w:r>
+        <w:rPr>
+          <w:rFonts w:ascii="Garamond" w:hAnsi="Garamond"/>
+          <w:sz w:val="18"/>
+          <w:szCs w:val="16"/>
+        </w:rPr>
+        <w:t>omposition</w:t>
+      </w:r>
+      <w:proofErr w:type="spellEnd"/>
+      <w:r>
+        <w:rPr>
+          <w:rFonts w:ascii="Garamond" w:hAnsi="Garamond"/>
+          <w:sz w:val="18"/>
+          <w:szCs w:val="16"/>
+        </w:rPr>
+        <w:t xml:space="preserve"> of wind </w:t>
+      </w:r>
+      <w:proofErr w:type="spellStart"/>
+      <w:r>
+        <w:rPr>
+          <w:rFonts w:ascii="Garamond" w:hAnsi="Garamond"/>
+          <w:sz w:val="18"/>
+          <w:szCs w:val="16"/>
+        </w:rPr>
+        <w:t>MSRs</w:t>
+      </w:r>
+      <w:proofErr w:type="spellEnd"/>
+      <w:r>
+        <w:rPr>
+          <w:rFonts w:ascii="Garamond" w:hAnsi="Garamond"/>
+          <w:sz w:val="18"/>
+          <w:szCs w:val="16"/>
+        </w:rPr>
+        <w:t xml:space="preserve"> by </w:t>
+      </w:r>
+      <w:proofErr w:type="spellStart"/>
+      <w:r>
+        <w:rPr>
+          <w:rFonts w:ascii="Garamond" w:hAnsi="Garamond"/>
+          <w:sz w:val="18"/>
+          <w:szCs w:val="16"/>
+        </w:rPr>
+        <w:t>elevation</w:t>
+      </w:r>
+      <w:proofErr w:type="spellEnd"/>
+      <w:r>
+        <w:rPr>
+          <w:rFonts w:ascii="Garamond" w:hAnsi="Garamond"/>
+          <w:sz w:val="18"/>
+          <w:szCs w:val="16"/>
+        </w:rPr>
+        <w:t xml:space="preserve"> in Ecuador</w:t>
+      </w:r>
+      <w:r>
+        <w:rPr>
+          <w:rFonts w:ascii="Garamond" w:hAnsi="Garamond"/>
+        </w:rPr>
+        <w:t xml:space="preserve"> </w:t>
+      </w:r>
+      <w:r>
+        <w:rPr>
+          <w:rFonts w:ascii="Garamond" w:hAnsi="Garamond"/>
+          <w:sz w:val="18"/>
+          <w:szCs w:val="16"/>
+        </w:rPr>
+        <w:t>(</w:t>
+      </w:r>
+      <w:proofErr w:type="spellStart"/>
+      <w:r>
+        <w:rPr>
+          <w:rFonts w:ascii="Garamond" w:hAnsi="Garamond"/>
+          <w:sz w:val="18"/>
+          <w:szCs w:val="16"/>
+        </w:rPr>
+        <w:t>for</w:t>
+      </w:r>
+      <w:proofErr w:type="spellEnd"/>
+      <w:r>
+        <w:rPr>
+          <w:rFonts w:ascii="Garamond" w:hAnsi="Garamond"/>
+          <w:sz w:val="18"/>
+          <w:szCs w:val="16"/>
+        </w:rPr>
+        <w:t xml:space="preserve"> a run </w:t>
+      </w:r>
+      <w:proofErr w:type="spellStart"/>
+      <w:r>
+        <w:rPr>
+          <w:rFonts w:ascii="Garamond" w:hAnsi="Garamond"/>
+          <w:sz w:val="18"/>
+          <w:szCs w:val="16"/>
+        </w:rPr>
+        <w:t>with</w:t>
+      </w:r>
+      <w:proofErr w:type="spellEnd"/>
+      <w:r>
+        <w:rPr>
+          <w:rFonts w:ascii="Garamond" w:hAnsi="Garamond"/>
+          <w:sz w:val="18"/>
+          <w:szCs w:val="16"/>
+        </w:rPr>
+        <w:t xml:space="preserve"> </w:t>
+      </w:r>
+      <w:proofErr w:type="spellStart"/>
+      <w:r>
+        <w:rPr>
+          <w:rFonts w:ascii="Garamond" w:hAnsi="Garamond"/>
+          <w:sz w:val="18"/>
+          <w:szCs w:val="16"/>
+        </w:rPr>
+        <w:t>altitude</w:t>
+      </w:r>
+      <w:proofErr w:type="spellEnd"/>
+      <w:r>
+        <w:rPr>
+          <w:rFonts w:ascii="Garamond" w:hAnsi="Garamond"/>
+          <w:sz w:val="18"/>
+          <w:szCs w:val="16"/>
+        </w:rPr>
+        <w:t xml:space="preserve"> </w:t>
+      </w:r>
+      <w:proofErr w:type="spellStart"/>
+      <w:r>
+        <w:rPr>
+          <w:rFonts w:ascii="Garamond" w:hAnsi="Garamond"/>
+          <w:sz w:val="18"/>
+          <w:szCs w:val="16"/>
+        </w:rPr>
+        <w:t>exclusion</w:t>
+      </w:r>
+      <w:proofErr w:type="spellEnd"/>
+      <w:r>
+        <w:rPr>
+          <w:rFonts w:ascii="Garamond" w:hAnsi="Garamond"/>
+          <w:sz w:val="18"/>
+          <w:szCs w:val="16"/>
+        </w:rPr>
+        <w:t xml:space="preserve"> </w:t>
+      </w:r>
+      <w:proofErr w:type="spellStart"/>
+      <w:r>
+        <w:rPr>
+          <w:rFonts w:ascii="Garamond" w:hAnsi="Garamond"/>
+          <w:sz w:val="18"/>
+          <w:szCs w:val="16"/>
+        </w:rPr>
+        <w:t>above</w:t>
+      </w:r>
+      <w:proofErr w:type="spellEnd"/>
+      <w:r>
+        <w:rPr>
+          <w:rFonts w:ascii="Garamond" w:hAnsi="Garamond"/>
+          <w:sz w:val="18"/>
+          <w:szCs w:val="16"/>
+        </w:rPr>
+        <w:t xml:space="preserve"> 3000 </w:t>
+      </w:r>
+      <w:proofErr w:type="spellStart"/>
+      <w:r>
+        <w:rPr>
+          <w:rFonts w:ascii="Garamond" w:hAnsi="Garamond"/>
+          <w:sz w:val="18"/>
+          <w:szCs w:val="16"/>
+        </w:rPr>
+        <w:t>m.a.s.l</w:t>
+      </w:r>
+      <w:proofErr w:type="spellEnd"/>
+      <w:r>
+        <w:rPr>
+          <w:rFonts w:ascii="Garamond" w:hAnsi="Garamond"/>
+          <w:sz w:val="18"/>
+          <w:szCs w:val="16"/>
+        </w:rPr>
+        <w:t>.).</w:t>
       </w:r>
     </w:p>
     <w:p>
@@ -12593,14 +16103,25 @@
         </w:rPr>
         <w:fldChar w:fldCharType="separate"/>
       </w:r>
-      <w:r>
-        <w:rPr>
-          <w:rFonts w:ascii="Garamond" w:hAnsi="Garamond"/>
-          <w:b/>
-          <w:bCs/>
-          <w:color w:val="7030A0"/>
-        </w:rPr>
-        <w:t xml:space="preserve">Figure </w:t>
+      <w:proofErr w:type="spellStart"/>
+      <w:r>
+        <w:rPr>
+          <w:rFonts w:ascii="Garamond" w:hAnsi="Garamond"/>
+          <w:b/>
+          <w:bCs/>
+          <w:color w:val="7030A0"/>
+        </w:rPr>
+        <w:t>Figure</w:t>
+      </w:r>
+      <w:proofErr w:type="spellEnd"/>
+      <w:r>
+        <w:rPr>
+          <w:rFonts w:ascii="Garamond" w:hAnsi="Garamond"/>
+          <w:b/>
+          <w:bCs/>
+          <w:color w:val="7030A0"/>
+        </w:rPr>
+        <w:t xml:space="preserve"> </w:t>
       </w:r>
       <w:r>
         <w:rPr>
@@ -12641,7 +16162,15 @@
           <w:rFonts w:ascii="Garamond" w:hAnsi="Garamond"/>
           <w:lang w:val="en-US"/>
         </w:rPr>
-        <w:t xml:space="preserve"> K</w:t>
+        <w:t xml:space="preserve"> </w:t>
+      </w:r>
+      <w:proofErr w:type="spellStart"/>
+      <w:r>
+        <w:rPr>
+          <w:rFonts w:ascii="Garamond" w:hAnsi="Garamond"/>
+          <w:lang w:val="en-US"/>
+        </w:rPr>
+        <w:t>K</w:t>
       </w:r>
       <w:r>
         <w:rPr>
@@ -12655,7 +16184,15 @@
           <w:rFonts w:ascii="Garamond" w:hAnsi="Garamond"/>
           <w:lang w:val="en-US"/>
         </w:rPr>
-        <w:t>ppen-Geiger climate class (</w:t>
+        <w:t>ppen</w:t>
+      </w:r>
+      <w:proofErr w:type="spellEnd"/>
+      <w:r>
+        <w:rPr>
+          <w:rFonts w:ascii="Garamond" w:hAnsi="Garamond"/>
+          <w:lang w:val="en-US"/>
+        </w:rPr>
+        <w:t>-Geiger climate class (</w:t>
       </w:r>
       <w:r>
         <w:rPr>
@@ -12713,14 +16250,25 @@
         </w:rPr>
         <w:fldChar w:fldCharType="separate"/>
       </w:r>
-      <w:r>
-        <w:rPr>
-          <w:rFonts w:ascii="Garamond" w:hAnsi="Garamond"/>
-          <w:b/>
-          <w:bCs/>
-          <w:color w:val="7030A0"/>
-        </w:rPr>
-        <w:t xml:space="preserve">Figure </w:t>
+      <w:proofErr w:type="spellStart"/>
+      <w:r>
+        <w:rPr>
+          <w:rFonts w:ascii="Garamond" w:hAnsi="Garamond"/>
+          <w:b/>
+          <w:bCs/>
+          <w:color w:val="7030A0"/>
+        </w:rPr>
+        <w:t>Figure</w:t>
+      </w:r>
+      <w:proofErr w:type="spellEnd"/>
+      <w:r>
+        <w:rPr>
+          <w:rFonts w:ascii="Garamond" w:hAnsi="Garamond"/>
+          <w:b/>
+          <w:bCs/>
+          <w:color w:val="7030A0"/>
+        </w:rPr>
+        <w:t xml:space="preserve"> </w:t>
       </w:r>
       <w:r>
         <w:rPr>
@@ -12846,6 +16394,7 @@
         </w:rPr>
       </w:pPr>
       <w:bookmarkStart w:id="25" w:name="_Ref235105268"/>
+      <w:proofErr w:type="spellStart"/>
       <w:r>
         <w:rPr>
           <w:rFonts w:ascii="Garamond" w:hAnsi="Garamond"/>
@@ -12855,7 +16404,19 @@
           <w:sz w:val="18"/>
           <w:szCs w:val="16"/>
         </w:rPr>
-        <w:t xml:space="preserve">Figure </w:t>
+        <w:t>Figure</w:t>
+      </w:r>
+      <w:proofErr w:type="spellEnd"/>
+      <w:r>
+        <w:rPr>
+          <w:rFonts w:ascii="Garamond" w:hAnsi="Garamond"/>
+          <w:b/>
+          <w:bCs w:val="0"/>
+          <w:color w:val="7030A0"/>
+          <w:sz w:val="18"/>
+          <w:szCs w:val="16"/>
+        </w:rPr>
+        <w:t xml:space="preserve"> </w:t>
       </w:r>
       <w:r>
         <w:rPr>
@@ -12923,21 +16484,67 @@
         </w:rPr>
         <w:t xml:space="preserve">: </w:t>
       </w:r>
-      <w:r>
-        <w:rPr>
-          <w:rFonts w:ascii="Garamond" w:hAnsi="Garamond"/>
-          <w:sz w:val="18"/>
-          <w:szCs w:val="16"/>
-        </w:rPr>
-        <w:t>Example c</w:t>
-      </w:r>
-      <w:r>
-        <w:rPr>
-          <w:rFonts w:ascii="Garamond" w:hAnsi="Garamond"/>
-          <w:sz w:val="18"/>
-          <w:szCs w:val="16"/>
-        </w:rPr>
-        <w:t>omposition of wind MSRs by land-cover class in Ecuador.</w:t>
+      <w:proofErr w:type="spellStart"/>
+      <w:r>
+        <w:rPr>
+          <w:rFonts w:ascii="Garamond" w:hAnsi="Garamond"/>
+          <w:sz w:val="18"/>
+          <w:szCs w:val="16"/>
+        </w:rPr>
+        <w:t>Example</w:t>
+      </w:r>
+      <w:proofErr w:type="spellEnd"/>
+      <w:r>
+        <w:rPr>
+          <w:rFonts w:ascii="Garamond" w:hAnsi="Garamond"/>
+          <w:sz w:val="18"/>
+          <w:szCs w:val="16"/>
+        </w:rPr>
+        <w:t xml:space="preserve"> </w:t>
+      </w:r>
+      <w:proofErr w:type="spellStart"/>
+      <w:r>
+        <w:rPr>
+          <w:rFonts w:ascii="Garamond" w:hAnsi="Garamond"/>
+          <w:sz w:val="18"/>
+          <w:szCs w:val="16"/>
+        </w:rPr>
+        <w:t>c</w:t>
+      </w:r>
+      <w:r>
+        <w:rPr>
+          <w:rFonts w:ascii="Garamond" w:hAnsi="Garamond"/>
+          <w:sz w:val="18"/>
+          <w:szCs w:val="16"/>
+        </w:rPr>
+        <w:t>omposition</w:t>
+      </w:r>
+      <w:proofErr w:type="spellEnd"/>
+      <w:r>
+        <w:rPr>
+          <w:rFonts w:ascii="Garamond" w:hAnsi="Garamond"/>
+          <w:sz w:val="18"/>
+          <w:szCs w:val="16"/>
+        </w:rPr>
+        <w:t xml:space="preserve"> of wind </w:t>
+      </w:r>
+      <w:proofErr w:type="spellStart"/>
+      <w:r>
+        <w:rPr>
+          <w:rFonts w:ascii="Garamond" w:hAnsi="Garamond"/>
+          <w:sz w:val="18"/>
+          <w:szCs w:val="16"/>
+        </w:rPr>
+        <w:t>MSRs</w:t>
+      </w:r>
+      <w:proofErr w:type="spellEnd"/>
+      <w:r>
+        <w:rPr>
+          <w:rFonts w:ascii="Garamond" w:hAnsi="Garamond"/>
+          <w:sz w:val="18"/>
+          <w:szCs w:val="16"/>
+        </w:rPr>
+        <w:t xml:space="preserve"> by land-cover class in Ecuador.</w:t>
       </w:r>
     </w:p>
     <w:p>
@@ -12956,7 +16563,7 @@
         </w:rPr>
         <w:lastRenderedPageBreak/>
         <w:drawing>
-          <wp:inline distT="0" distB="0" distL="0" distR="0" wp14:anchorId="00F48468" wp14:editId="71663897">
+          <wp:inline distT="0" distB="0" distL="0" distR="0" wp14:anchorId="00F48468" wp14:editId="4408C04A">
             <wp:extent cx="3196424" cy="2124926"/>
             <wp:effectExtent l="0" t="0" r="4445" b="8890"/>
             <wp:docPr id="1170893738" name="Picture 21"/>
@@ -13019,6 +16626,7 @@
         </w:rPr>
       </w:pPr>
       <w:bookmarkStart w:id="26" w:name="_Ref235105424"/>
+      <w:proofErr w:type="spellStart"/>
       <w:r>
         <w:rPr>
           <w:rFonts w:ascii="Garamond" w:hAnsi="Garamond"/>
@@ -13028,7 +16636,19 @@
           <w:sz w:val="18"/>
           <w:szCs w:val="16"/>
         </w:rPr>
-        <w:t xml:space="preserve">Figure </w:t>
+        <w:t>Figure</w:t>
+      </w:r>
+      <w:proofErr w:type="spellEnd"/>
+      <w:r>
+        <w:rPr>
+          <w:rFonts w:ascii="Garamond" w:hAnsi="Garamond"/>
+          <w:b/>
+          <w:bCs w:val="0"/>
+          <w:color w:val="7030A0"/>
+          <w:sz w:val="18"/>
+          <w:szCs w:val="16"/>
+        </w:rPr>
+        <w:t xml:space="preserve"> </w:t>
       </w:r>
       <w:r>
         <w:rPr>
@@ -13096,21 +16716,103 @@
         </w:rPr>
         <w:t xml:space="preserve">: </w:t>
       </w:r>
-      <w:r>
-        <w:rPr>
-          <w:rFonts w:ascii="Garamond" w:hAnsi="Garamond"/>
-          <w:sz w:val="18"/>
-          <w:szCs w:val="16"/>
-        </w:rPr>
-        <w:t>Example c</w:t>
-      </w:r>
-      <w:r>
-        <w:rPr>
-          <w:rFonts w:ascii="Garamond" w:hAnsi="Garamond"/>
-          <w:sz w:val="18"/>
-          <w:szCs w:val="16"/>
-        </w:rPr>
-        <w:t>omposition of wind MSRs by Köppen-Geiger climate class in Ecuador.</w:t>
+      <w:proofErr w:type="spellStart"/>
+      <w:r>
+        <w:rPr>
+          <w:rFonts w:ascii="Garamond" w:hAnsi="Garamond"/>
+          <w:sz w:val="18"/>
+          <w:szCs w:val="16"/>
+        </w:rPr>
+        <w:t>Example</w:t>
+      </w:r>
+      <w:proofErr w:type="spellEnd"/>
+      <w:r>
+        <w:rPr>
+          <w:rFonts w:ascii="Garamond" w:hAnsi="Garamond"/>
+          <w:sz w:val="18"/>
+          <w:szCs w:val="16"/>
+        </w:rPr>
+        <w:t xml:space="preserve"> </w:t>
+      </w:r>
+      <w:proofErr w:type="spellStart"/>
+      <w:r>
+        <w:rPr>
+          <w:rFonts w:ascii="Garamond" w:hAnsi="Garamond"/>
+          <w:sz w:val="18"/>
+          <w:szCs w:val="16"/>
+        </w:rPr>
+        <w:t>c</w:t>
+      </w:r>
+      <w:r>
+        <w:rPr>
+          <w:rFonts w:ascii="Garamond" w:hAnsi="Garamond"/>
+          <w:sz w:val="18"/>
+          <w:szCs w:val="16"/>
+        </w:rPr>
+        <w:t>omposition</w:t>
+      </w:r>
+      <w:proofErr w:type="spellEnd"/>
+      <w:r>
+        <w:rPr>
+          <w:rFonts w:ascii="Garamond" w:hAnsi="Garamond"/>
+          <w:sz w:val="18"/>
+          <w:szCs w:val="16"/>
+        </w:rPr>
+        <w:t xml:space="preserve"> of wind </w:t>
+      </w:r>
+      <w:proofErr w:type="spellStart"/>
+      <w:r>
+        <w:rPr>
+          <w:rFonts w:ascii="Garamond" w:hAnsi="Garamond"/>
+          <w:sz w:val="18"/>
+          <w:szCs w:val="16"/>
+        </w:rPr>
+        <w:t>MSRs</w:t>
+      </w:r>
+      <w:proofErr w:type="spellEnd"/>
+      <w:r>
+        <w:rPr>
+          <w:rFonts w:ascii="Garamond" w:hAnsi="Garamond"/>
+          <w:sz w:val="18"/>
+          <w:szCs w:val="16"/>
+        </w:rPr>
+        <w:t xml:space="preserve"> by </w:t>
+      </w:r>
+      <w:proofErr w:type="spellStart"/>
+      <w:r>
+        <w:rPr>
+          <w:rFonts w:ascii="Garamond" w:hAnsi="Garamond"/>
+          <w:sz w:val="18"/>
+          <w:szCs w:val="16"/>
+        </w:rPr>
+        <w:t>Köppen</w:t>
+      </w:r>
+      <w:proofErr w:type="spellEnd"/>
+      <w:r>
+        <w:rPr>
+          <w:rFonts w:ascii="Garamond" w:hAnsi="Garamond"/>
+          <w:sz w:val="18"/>
+          <w:szCs w:val="16"/>
+        </w:rPr>
+        <w:t xml:space="preserve">-Geiger </w:t>
+      </w:r>
+      <w:proofErr w:type="spellStart"/>
+      <w:r>
+        <w:rPr>
+          <w:rFonts w:ascii="Garamond" w:hAnsi="Garamond"/>
+          <w:sz w:val="18"/>
+          <w:szCs w:val="16"/>
+        </w:rPr>
+        <w:t>climate</w:t>
+      </w:r>
+      <w:proofErr w:type="spellEnd"/>
+      <w:r>
+        <w:rPr>
+          <w:rFonts w:ascii="Garamond" w:hAnsi="Garamond"/>
+          <w:sz w:val="18"/>
+          <w:szCs w:val="16"/>
+        </w:rPr>
+        <w:t xml:space="preserve"> class in Ecuador.</w:t>
       </w:r>
     </w:p>
     <w:p/>
@@ -13410,6 +17112,7 @@
         </w:rPr>
         <w:t xml:space="preserve"> by setting the </w:t>
       </w:r>
+      <w:proofErr w:type="spellStart"/>
       <w:r>
         <w:rPr>
           <w:rFonts w:ascii="Garamond" w:hAnsi="Garamond"/>
@@ -13430,6 +17133,7 @@
         </w:rPr>
         <w:t>solarpv</w:t>
       </w:r>
+      <w:proofErr w:type="spellEnd"/>
       <w:r>
         <w:rPr>
           <w:rFonts w:ascii="Garamond" w:hAnsi="Garamond"/>
@@ -13942,14 +17646,25 @@
         </w:rPr>
         <w:fldChar w:fldCharType="separate"/>
       </w:r>
-      <w:r>
-        <w:rPr>
-          <w:rFonts w:ascii="Garamond" w:hAnsi="Garamond"/>
-          <w:b/>
-          <w:bCs/>
-          <w:color w:val="7030A0"/>
-        </w:rPr>
-        <w:t xml:space="preserve">Figure </w:t>
+      <w:proofErr w:type="spellStart"/>
+      <w:r>
+        <w:rPr>
+          <w:rFonts w:ascii="Garamond" w:hAnsi="Garamond"/>
+          <w:b/>
+          <w:bCs/>
+          <w:color w:val="7030A0"/>
+        </w:rPr>
+        <w:t>Figure</w:t>
+      </w:r>
+      <w:proofErr w:type="spellEnd"/>
+      <w:r>
+        <w:rPr>
+          <w:rFonts w:ascii="Garamond" w:hAnsi="Garamond"/>
+          <w:b/>
+          <w:bCs/>
+          <w:color w:val="7030A0"/>
+        </w:rPr>
+        <w:t xml:space="preserve"> </w:t>
       </w:r>
       <w:r>
         <w:rPr>
@@ -14057,6 +17772,7 @@
         </w:rPr>
       </w:pPr>
       <w:bookmarkStart w:id="28" w:name="_Ref235201190"/>
+      <w:proofErr w:type="spellStart"/>
       <w:r>
         <w:rPr>
           <w:rFonts w:ascii="Garamond" w:hAnsi="Garamond"/>
@@ -14066,7 +17782,19 @@
           <w:sz w:val="18"/>
           <w:szCs w:val="16"/>
         </w:rPr>
-        <w:t xml:space="preserve">Figure </w:t>
+        <w:t>Figure</w:t>
+      </w:r>
+      <w:proofErr w:type="spellEnd"/>
+      <w:r>
+        <w:rPr>
+          <w:rFonts w:ascii="Garamond" w:hAnsi="Garamond"/>
+          <w:b/>
+          <w:bCs w:val="0"/>
+          <w:color w:val="7030A0"/>
+          <w:sz w:val="18"/>
+          <w:szCs w:val="16"/>
+        </w:rPr>
+        <w:t xml:space="preserve"> </w:t>
       </w:r>
       <w:r>
         <w:rPr>
@@ -14134,21 +17862,67 @@
         </w:rPr>
         <w:t xml:space="preserve">: </w:t>
       </w:r>
-      <w:r>
-        <w:rPr>
-          <w:rFonts w:ascii="Garamond" w:hAnsi="Garamond"/>
-          <w:sz w:val="18"/>
-          <w:szCs w:val="16"/>
-        </w:rPr>
-        <w:t>Example s</w:t>
-      </w:r>
-      <w:r>
-        <w:rPr>
-          <w:rFonts w:ascii="Garamond" w:hAnsi="Garamond"/>
-          <w:sz w:val="18"/>
-          <w:szCs w:val="16"/>
-        </w:rPr>
-        <w:t>olar PV MSRs in Ecuador.</w:t>
+      <w:proofErr w:type="spellStart"/>
+      <w:r>
+        <w:rPr>
+          <w:rFonts w:ascii="Garamond" w:hAnsi="Garamond"/>
+          <w:sz w:val="18"/>
+          <w:szCs w:val="16"/>
+        </w:rPr>
+        <w:t>Example</w:t>
+      </w:r>
+      <w:proofErr w:type="spellEnd"/>
+      <w:r>
+        <w:rPr>
+          <w:rFonts w:ascii="Garamond" w:hAnsi="Garamond"/>
+          <w:sz w:val="18"/>
+          <w:szCs w:val="16"/>
+        </w:rPr>
+        <w:t xml:space="preserve"> </w:t>
+      </w:r>
+      <w:proofErr w:type="spellStart"/>
+      <w:r>
+        <w:rPr>
+          <w:rFonts w:ascii="Garamond" w:hAnsi="Garamond"/>
+          <w:sz w:val="18"/>
+          <w:szCs w:val="16"/>
+        </w:rPr>
+        <w:t>s</w:t>
+      </w:r>
+      <w:r>
+        <w:rPr>
+          <w:rFonts w:ascii="Garamond" w:hAnsi="Garamond"/>
+          <w:sz w:val="18"/>
+          <w:szCs w:val="16"/>
+        </w:rPr>
+        <w:t>olar</w:t>
+      </w:r>
+      <w:proofErr w:type="spellEnd"/>
+      <w:r>
+        <w:rPr>
+          <w:rFonts w:ascii="Garamond" w:hAnsi="Garamond"/>
+          <w:sz w:val="18"/>
+          <w:szCs w:val="16"/>
+        </w:rPr>
+        <w:t xml:space="preserve"> PV </w:t>
+      </w:r>
+      <w:proofErr w:type="spellStart"/>
+      <w:r>
+        <w:rPr>
+          <w:rFonts w:ascii="Garamond" w:hAnsi="Garamond"/>
+          <w:sz w:val="18"/>
+          <w:szCs w:val="16"/>
+        </w:rPr>
+        <w:t>MSRs</w:t>
+      </w:r>
+      <w:proofErr w:type="spellEnd"/>
+      <w:r>
+        <w:rPr>
+          <w:rFonts w:ascii="Garamond" w:hAnsi="Garamond"/>
+          <w:sz w:val="18"/>
+          <w:szCs w:val="16"/>
+        </w:rPr>
+        <w:t xml:space="preserve"> in Ecuador.</w:t>
       </w:r>
     </w:p>
     <w:p>
@@ -14246,8 +18020,17 @@
           <w:rFonts w:ascii="Garamond" w:hAnsi="Garamond"/>
           <w:lang w:val="en-US"/>
         </w:rPr>
-        <w:t>The Profile Generator extracts meteorological time series from netCDF</w:t>
-      </w:r>
+        <w:t xml:space="preserve">The Profile Generator extracts meteorological time series from </w:t>
+      </w:r>
+      <w:proofErr w:type="spellStart"/>
+      <w:r>
+        <w:rPr>
+          <w:rFonts w:ascii="Garamond" w:hAnsi="Garamond"/>
+          <w:lang w:val="en-US"/>
+        </w:rPr>
+        <w:t>netCDF</w:t>
+      </w:r>
+      <w:proofErr w:type="spellEnd"/>
       <w:r>
         <w:rPr>
           <w:rFonts w:ascii="Garamond" w:hAnsi="Garamond"/>
@@ -14505,7 +18288,15 @@
           <w:rFonts w:ascii="Garamond" w:hAnsi="Garamond"/>
           <w:lang w:val="en-US"/>
         </w:rPr>
-        <w:t>and organi</w:t>
+        <w:t xml:space="preserve">and </w:t>
+      </w:r>
+      <w:proofErr w:type="spellStart"/>
+      <w:r>
+        <w:rPr>
+          <w:rFonts w:ascii="Garamond" w:hAnsi="Garamond"/>
+          <w:lang w:val="en-US"/>
+        </w:rPr>
+        <w:t>organi</w:t>
       </w:r>
       <w:r>
         <w:rPr>
@@ -14519,7 +18310,15 @@
           <w:rFonts w:ascii="Garamond" w:hAnsi="Garamond"/>
           <w:lang w:val="en-US"/>
         </w:rPr>
-        <w:t xml:space="preserve">d </w:t>
+        <w:t>d</w:t>
+      </w:r>
+      <w:proofErr w:type="spellEnd"/>
+      <w:r>
+        <w:rPr>
+          <w:rFonts w:ascii="Garamond" w:hAnsi="Garamond"/>
+          <w:lang w:val="en-US"/>
+        </w:rPr>
+        <w:t xml:space="preserve"> </w:t>
       </w:r>
       <w:r>
         <w:rPr>
@@ -14600,7 +18399,23 @@
           <w:rFonts w:ascii="Garamond" w:hAnsi="Garamond"/>
           <w:lang w:val="en-US"/>
         </w:rPr>
-        <w:t>.netCDF format</w:t>
+        <w:t>.</w:t>
+      </w:r>
+      <w:proofErr w:type="spellStart"/>
+      <w:r>
+        <w:rPr>
+          <w:rFonts w:ascii="Garamond" w:hAnsi="Garamond"/>
+          <w:lang w:val="en-US"/>
+        </w:rPr>
+        <w:t>netCDF</w:t>
+      </w:r>
+      <w:proofErr w:type="spellEnd"/>
+      <w:r>
+        <w:rPr>
+          <w:rFonts w:ascii="Garamond" w:hAnsi="Garamond"/>
+          <w:lang w:val="en-US"/>
+        </w:rPr>
+        <w:t xml:space="preserve"> format</w:t>
       </w:r>
     </w:p>
     <w:p>
@@ -14655,6 +18470,7 @@
         </w:rPr>
         <w:t xml:space="preserve">” for </w:t>
       </w:r>
+      <w:proofErr w:type="spellStart"/>
       <w:r>
         <w:rPr>
           <w:rFonts w:ascii="Garamond" w:hAnsi="Garamond"/>
@@ -14662,15 +18478,9 @@
           <w:iCs/>
           <w:lang w:val="en-US"/>
         </w:rPr>
-        <w:t xml:space="preserve">ssrd </w:t>
-      </w:r>
-      <w:r>
-        <w:rPr>
-          <w:rFonts w:ascii="Garamond" w:hAnsi="Garamond"/>
-          <w:lang w:val="en-US"/>
-        </w:rPr>
-        <w:t>data (</w:t>
-      </w:r>
+        <w:t>ssrd</w:t>
+      </w:r>
+      <w:proofErr w:type="spellEnd"/>
       <w:r>
         <w:rPr>
           <w:rFonts w:ascii="Garamond" w:hAnsi="Garamond"/>
@@ -14678,44 +18488,14 @@
           <w:iCs/>
           <w:lang w:val="en-US"/>
         </w:rPr>
-        <w:t>surface solar radiation downwards</w:t>
-      </w:r>
-      <w:r>
-        <w:rPr>
-          <w:rFonts w:ascii="Garamond" w:hAnsi="Garamond"/>
-          <w:lang w:val="en-US"/>
-        </w:rPr>
-        <w:t>)</w:t>
-      </w:r>
-      <w:r>
-        <w:rPr>
-          <w:rFonts w:ascii="Garamond" w:hAnsi="Garamond"/>
-          <w:lang w:val="en-US"/>
-        </w:rPr>
-        <w:t xml:space="preserve"> for the year 2012</w:t>
-      </w:r>
-    </w:p>
-    <w:p>
-      <w:pPr>
-        <w:rPr>
-          <w:rFonts w:ascii="Garamond" w:hAnsi="Garamond"/>
-          <w:lang w:val="en-US"/>
-        </w:rPr>
-      </w:pPr>
-    </w:p>
-    <w:p>
-      <w:pPr>
-        <w:rPr>
-          <w:rFonts w:ascii="Garamond" w:hAnsi="Garamond"/>
-          <w:lang w:val="en-US"/>
-        </w:rPr>
-      </w:pPr>
-      <w:r>
-        <w:rPr>
-          <w:rFonts w:ascii="Garamond" w:hAnsi="Garamond"/>
-          <w:lang w:val="en-US"/>
-        </w:rPr>
-        <w:t xml:space="preserve">For instance, downloading </w:t>
+        <w:t xml:space="preserve"> </w:t>
+      </w:r>
+      <w:r>
+        <w:rPr>
+          <w:rFonts w:ascii="Garamond" w:hAnsi="Garamond"/>
+          <w:lang w:val="en-US"/>
+        </w:rPr>
+        <w:t>data (</w:t>
       </w:r>
       <w:r>
         <w:rPr>
@@ -14724,8 +18504,56 @@
           <w:iCs/>
           <w:lang w:val="en-US"/>
         </w:rPr>
+        <w:t>surface solar radiation downwards</w:t>
+      </w:r>
+      <w:r>
+        <w:rPr>
+          <w:rFonts w:ascii="Garamond" w:hAnsi="Garamond"/>
+          <w:lang w:val="en-US"/>
+        </w:rPr>
+        <w:t>)</w:t>
+      </w:r>
+      <w:r>
+        <w:rPr>
+          <w:rFonts w:ascii="Garamond" w:hAnsi="Garamond"/>
+          <w:lang w:val="en-US"/>
+        </w:rPr>
+        <w:t xml:space="preserve"> for the year 2012</w:t>
+      </w:r>
+    </w:p>
+    <w:p>
+      <w:pPr>
+        <w:rPr>
+          <w:rFonts w:ascii="Garamond" w:hAnsi="Garamond"/>
+          <w:lang w:val="en-US"/>
+        </w:rPr>
+      </w:pPr>
+    </w:p>
+    <w:p>
+      <w:pPr>
+        <w:rPr>
+          <w:rFonts w:ascii="Garamond" w:hAnsi="Garamond"/>
+          <w:lang w:val="en-US"/>
+        </w:rPr>
+      </w:pPr>
+      <w:r>
+        <w:rPr>
+          <w:rFonts w:ascii="Garamond" w:hAnsi="Garamond"/>
+          <w:lang w:val="en-US"/>
+        </w:rPr>
+        <w:t xml:space="preserve">For instance, downloading </w:t>
+      </w:r>
+      <w:proofErr w:type="spellStart"/>
+      <w:r>
+        <w:rPr>
+          <w:rFonts w:ascii="Garamond" w:hAnsi="Garamond"/>
+          <w:i/>
+          <w:iCs/>
+          <w:lang w:val="en-US"/>
+        </w:rPr>
         <w:t>ssrd</w:t>
       </w:r>
+      <w:proofErr w:type="spellEnd"/>
       <w:r>
         <w:rPr>
           <w:rFonts w:ascii="Garamond" w:hAnsi="Garamond"/>
@@ -16021,6 +19849,7 @@
         </w:rPr>
         <w:t>Surface solar radiation downwards (</w:t>
       </w:r>
+      <w:proofErr w:type="spellStart"/>
       <w:r>
         <w:rPr>
           <w:rFonts w:ascii="Garamond" w:hAnsi="Garamond"/>
@@ -16030,6 +19859,7 @@
         </w:rPr>
         <w:t>ssrd</w:t>
       </w:r>
+      <w:proofErr w:type="spellEnd"/>
       <w:r>
         <w:rPr>
           <w:rFonts w:ascii="Garamond" w:hAnsi="Garamond"/>
@@ -16656,6 +20486,7 @@
         </w:rPr>
         <w:fldChar w:fldCharType="separate"/>
       </w:r>
+      <w:proofErr w:type="spellStart"/>
       <w:r>
         <w:rPr>
           <w:rFonts w:ascii="Garamond" w:hAnsi="Garamond"/>
@@ -16664,7 +20495,18 @@
           <w:color w:val="7030A0"/>
           <w:szCs w:val="22"/>
         </w:rPr>
-        <w:t xml:space="preserve">Figure </w:t>
+        <w:t>Figure</w:t>
+      </w:r>
+      <w:proofErr w:type="spellEnd"/>
+      <w:r>
+        <w:rPr>
+          <w:rFonts w:ascii="Garamond" w:hAnsi="Garamond"/>
+          <w:b/>
+          <w:bCs/>
+          <w:color w:val="7030A0"/>
+          <w:szCs w:val="22"/>
+        </w:rPr>
+        <w:t xml:space="preserve"> </w:t>
       </w:r>
       <w:r>
         <w:rPr>
@@ -16792,7 +20634,23 @@
           <w:rFonts w:ascii="Garamond" w:hAnsi="Garamond"/>
           <w:lang w:val="en-US"/>
         </w:rPr>
-        <w:t>worksheet. Link here the netCDF files</w:t>
+        <w:t xml:space="preserve">worksheet. Link here the </w:t>
+      </w:r>
+      <w:proofErr w:type="spellStart"/>
+      <w:r>
+        <w:rPr>
+          <w:rFonts w:ascii="Garamond" w:hAnsi="Garamond"/>
+          <w:lang w:val="en-US"/>
+        </w:rPr>
+        <w:t>netCDF</w:t>
+      </w:r>
+      <w:proofErr w:type="spellEnd"/>
+      <w:r>
+        <w:rPr>
+          <w:rFonts w:ascii="Garamond" w:hAnsi="Garamond"/>
+          <w:lang w:val="en-US"/>
+        </w:rPr>
+        <w:t xml:space="preserve"> files</w:t>
       </w:r>
       <w:r>
         <w:rPr>
@@ -16967,6 +20825,7 @@
         </w:rPr>
         <w:fldChar w:fldCharType="separate"/>
       </w:r>
+      <w:proofErr w:type="spellStart"/>
       <w:r>
         <w:rPr>
           <w:rFonts w:ascii="Garamond" w:hAnsi="Garamond"/>
@@ -16975,7 +20834,18 @@
           <w:color w:val="7030A0"/>
           <w:szCs w:val="22"/>
         </w:rPr>
-        <w:t xml:space="preserve">Figure </w:t>
+        <w:t>Figure</w:t>
+      </w:r>
+      <w:proofErr w:type="spellEnd"/>
+      <w:r>
+        <w:rPr>
+          <w:rFonts w:ascii="Garamond" w:hAnsi="Garamond"/>
+          <w:b/>
+          <w:bCs/>
+          <w:color w:val="7030A0"/>
+          <w:szCs w:val="22"/>
+        </w:rPr>
+        <w:t xml:space="preserve"> </w:t>
       </w:r>
       <w:r>
         <w:rPr>
@@ -17023,7 +20893,7 @@
           <w:lang w:val="en-US"/>
         </w:rPr>
         <w:drawing>
-          <wp:inline distT="0" distB="0" distL="0" distR="0" wp14:anchorId="67B731F2" wp14:editId="6F88E280">
+          <wp:inline distT="0" distB="0" distL="0" distR="0" wp14:anchorId="67B731F2" wp14:editId="042CC185">
             <wp:extent cx="5725160" cy="2305685"/>
             <wp:effectExtent l="0" t="0" r="8890" b="0"/>
             <wp:docPr id="1945377732" name="Picture 5"/>
@@ -17083,6 +20953,7 @@
         </w:rPr>
       </w:pPr>
       <w:bookmarkStart w:id="32" w:name="_Ref235888016"/>
+      <w:proofErr w:type="spellStart"/>
       <w:r>
         <w:rPr>
           <w:rFonts w:ascii="Garamond" w:hAnsi="Garamond"/>
@@ -17092,7 +20963,19 @@
           <w:sz w:val="18"/>
           <w:szCs w:val="18"/>
         </w:rPr>
-        <w:t xml:space="preserve">Figure </w:t>
+        <w:t>Figure</w:t>
+      </w:r>
+      <w:proofErr w:type="spellEnd"/>
+      <w:r>
+        <w:rPr>
+          <w:rFonts w:ascii="Garamond" w:hAnsi="Garamond"/>
+          <w:b/>
+          <w:bCs w:val="0"/>
+          <w:color w:val="7030A0"/>
+          <w:sz w:val="18"/>
+          <w:szCs w:val="18"/>
+        </w:rPr>
+        <w:t xml:space="preserve"> </w:t>
       </w:r>
       <w:r>
         <w:rPr>
@@ -17157,7 +21040,79 @@
           <w:sz w:val="18"/>
           <w:szCs w:val="18"/>
         </w:rPr>
-        <w:t xml:space="preserve">: Linking entries to the correct datasets in the </w:t>
+        <w:t xml:space="preserve">: </w:t>
+      </w:r>
+      <w:proofErr w:type="spellStart"/>
+      <w:r>
+        <w:rPr>
+          <w:rFonts w:ascii="Garamond" w:hAnsi="Garamond"/>
+          <w:sz w:val="18"/>
+          <w:szCs w:val="18"/>
+        </w:rPr>
+        <w:t>Linking</w:t>
+      </w:r>
+      <w:proofErr w:type="spellEnd"/>
+      <w:r>
+        <w:rPr>
+          <w:rFonts w:ascii="Garamond" w:hAnsi="Garamond"/>
+          <w:sz w:val="18"/>
+          <w:szCs w:val="18"/>
+        </w:rPr>
+        <w:t xml:space="preserve"> entries </w:t>
+      </w:r>
+      <w:proofErr w:type="spellStart"/>
+      <w:r>
+        <w:rPr>
+          <w:rFonts w:ascii="Garamond" w:hAnsi="Garamond"/>
+          <w:sz w:val="18"/>
+          <w:szCs w:val="18"/>
+        </w:rPr>
+        <w:t>to</w:t>
+      </w:r>
+      <w:proofErr w:type="spellEnd"/>
+      <w:r>
+        <w:rPr>
+          <w:rFonts w:ascii="Garamond" w:hAnsi="Garamond"/>
+          <w:sz w:val="18"/>
+          <w:szCs w:val="18"/>
+        </w:rPr>
+        <w:t xml:space="preserve"> </w:t>
+      </w:r>
+      <w:proofErr w:type="spellStart"/>
+      <w:r>
+        <w:rPr>
+          <w:rFonts w:ascii="Garamond" w:hAnsi="Garamond"/>
+          <w:sz w:val="18"/>
+          <w:szCs w:val="18"/>
+        </w:rPr>
+        <w:t>the</w:t>
+      </w:r>
+      <w:proofErr w:type="spellEnd"/>
+      <w:r>
+        <w:rPr>
+          <w:rFonts w:ascii="Garamond" w:hAnsi="Garamond"/>
+          <w:sz w:val="18"/>
+          <w:szCs w:val="18"/>
+        </w:rPr>
+        <w:t xml:space="preserve"> correct datasets in </w:t>
+      </w:r>
+      <w:proofErr w:type="spellStart"/>
+      <w:r>
+        <w:rPr>
+          <w:rFonts w:ascii="Garamond" w:hAnsi="Garamond"/>
+          <w:sz w:val="18"/>
+          <w:szCs w:val="18"/>
+        </w:rPr>
+        <w:t>the</w:t>
+      </w:r>
+      <w:proofErr w:type="spellEnd"/>
+      <w:r>
+        <w:rPr>
+          <w:rFonts w:ascii="Garamond" w:hAnsi="Garamond"/>
+          <w:sz w:val="18"/>
+          <w:szCs w:val="18"/>
+        </w:rPr>
+        <w:t xml:space="preserve"> </w:t>
       </w:r>
       <w:r>
         <w:rPr>
@@ -17203,13 +21158,23 @@
         </w:rPr>
         <w:t xml:space="preserve">datasets </w:t>
       </w:r>
+      <w:proofErr w:type="spellStart"/>
       <w:r>
         <w:rPr>
           <w:rFonts w:ascii="Garamond" w:hAnsi="Garamond"/>
           <w:sz w:val="18"/>
           <w:szCs w:val="18"/>
         </w:rPr>
-        <w:t>worksheet.</w:t>
+        <w:t>worksheet</w:t>
+      </w:r>
+      <w:proofErr w:type="spellEnd"/>
+      <w:r>
+        <w:rPr>
+          <w:rFonts w:ascii="Garamond" w:hAnsi="Garamond"/>
+          <w:sz w:val="18"/>
+          <w:szCs w:val="18"/>
+        </w:rPr>
+        <w:t>.</w:t>
       </w:r>
     </w:p>
     <w:p>
@@ -17265,6 +21230,7 @@
         </w:rPr>
         <w:t xml:space="preserve">worksheet. Select here </w:t>
       </w:r>
+      <w:proofErr w:type="spellStart"/>
       <w:r>
         <w:rPr>
           <w:rFonts w:ascii="Garamond" w:hAnsi="Garamond"/>
@@ -17273,7 +21239,18 @@
           <w:color w:val="00B050"/>
           <w:lang w:val="en-US"/>
         </w:rPr>
-        <w:t xml:space="preserve">run_code_for_wind </w:t>
+        <w:t>run_code_for_wind</w:t>
+      </w:r>
+      <w:proofErr w:type="spellEnd"/>
+      <w:r>
+        <w:rPr>
+          <w:rFonts w:ascii="Garamond" w:hAnsi="Garamond"/>
+          <w:i/>
+          <w:iCs/>
+          <w:color w:val="00B050"/>
+          <w:lang w:val="en-US"/>
+        </w:rPr>
+        <w:t xml:space="preserve"> </w:t>
       </w:r>
       <w:r>
         <w:rPr>
@@ -17364,7 +21341,23 @@
           <w:rFonts w:ascii="Garamond" w:hAnsi="Garamond"/>
           <w:lang w:val="en-US"/>
         </w:rPr>
-        <w:t xml:space="preserve"> Set the years to analyse </w:t>
+        <w:t xml:space="preserve"> Set the years to </w:t>
+      </w:r>
+      <w:proofErr w:type="spellStart"/>
+      <w:r>
+        <w:rPr>
+          <w:rFonts w:ascii="Garamond" w:hAnsi="Garamond"/>
+          <w:lang w:val="en-US"/>
+        </w:rPr>
+        <w:t>analyse</w:t>
+      </w:r>
+      <w:proofErr w:type="spellEnd"/>
+      <w:r>
+        <w:rPr>
+          <w:rFonts w:ascii="Garamond" w:hAnsi="Garamond"/>
+          <w:lang w:val="en-US"/>
+        </w:rPr>
+        <w:t xml:space="preserve"> </w:t>
       </w:r>
       <w:r>
         <w:rPr>
@@ -17373,6 +21366,7 @@
         </w:rPr>
         <w:t xml:space="preserve">under </w:t>
       </w:r>
+      <w:proofErr w:type="spellStart"/>
       <w:r>
         <w:rPr>
           <w:rFonts w:ascii="Garamond" w:hAnsi="Garamond"/>
@@ -17383,6 +21377,7 @@
         </w:rPr>
         <w:t>weather_years</w:t>
       </w:r>
+      <w:proofErr w:type="spellEnd"/>
       <w:r>
         <w:rPr>
           <w:rFonts w:ascii="Garamond" w:hAnsi="Garamond"/>
@@ -17452,6 +21447,7 @@
         </w:rPr>
         <w:fldChar w:fldCharType="separate"/>
       </w:r>
+      <w:proofErr w:type="spellStart"/>
       <w:r>
         <w:rPr>
           <w:rFonts w:ascii="Garamond" w:hAnsi="Garamond"/>
@@ -17460,7 +21456,18 @@
           <w:color w:val="7030A0"/>
           <w:szCs w:val="22"/>
         </w:rPr>
-        <w:t xml:space="preserve">Figure </w:t>
+        <w:t>Figure</w:t>
+      </w:r>
+      <w:proofErr w:type="spellEnd"/>
+      <w:r>
+        <w:rPr>
+          <w:rFonts w:ascii="Garamond" w:hAnsi="Garamond"/>
+          <w:b/>
+          <w:bCs/>
+          <w:color w:val="7030A0"/>
+          <w:szCs w:val="22"/>
+        </w:rPr>
+        <w:t xml:space="preserve"> </w:t>
       </w:r>
       <w:r>
         <w:rPr>
@@ -17496,6 +21503,7 @@
         </w:rPr>
         <w:t xml:space="preserve"> The </w:t>
       </w:r>
+      <w:proofErr w:type="spellStart"/>
       <w:r>
         <w:rPr>
           <w:rFonts w:ascii="Garamond" w:hAnsi="Garamond"/>
@@ -17506,6 +21514,7 @@
         </w:rPr>
         <w:t>reference_year</w:t>
       </w:r>
+      <w:proofErr w:type="spellEnd"/>
       <w:r>
         <w:rPr>
           <w:rFonts w:ascii="Garamond" w:hAnsi="Garamond"/>
@@ -17513,6 +21522,7 @@
         </w:rPr>
         <w:t xml:space="preserve"> can be any year in the </w:t>
       </w:r>
+      <w:proofErr w:type="spellStart"/>
       <w:r>
         <w:rPr>
           <w:rFonts w:ascii="Garamond" w:hAnsi="Garamond"/>
@@ -17521,7 +21531,18 @@
           <w:color w:val="00B050"/>
           <w:lang w:val="en-US"/>
         </w:rPr>
-        <w:t xml:space="preserve">weather_years </w:t>
+        <w:t>weather_years</w:t>
+      </w:r>
+      <w:proofErr w:type="spellEnd"/>
+      <w:r>
+        <w:rPr>
+          <w:rFonts w:ascii="Garamond" w:hAnsi="Garamond"/>
+          <w:i/>
+          <w:iCs/>
+          <w:color w:val="00B050"/>
+          <w:lang w:val="en-US"/>
+        </w:rPr>
+        <w:t xml:space="preserve"> </w:t>
       </w:r>
       <w:r>
         <w:rPr>
@@ -17609,6 +21630,7 @@
         </w:rPr>
       </w:pPr>
       <w:bookmarkStart w:id="33" w:name="_Ref235888468"/>
+      <w:proofErr w:type="spellStart"/>
       <w:r>
         <w:rPr>
           <w:rFonts w:ascii="Garamond" w:hAnsi="Garamond"/>
@@ -17618,7 +21640,19 @@
           <w:sz w:val="18"/>
           <w:szCs w:val="18"/>
         </w:rPr>
-        <w:t xml:space="preserve">Figure </w:t>
+        <w:t>Figure</w:t>
+      </w:r>
+      <w:proofErr w:type="spellEnd"/>
+      <w:r>
+        <w:rPr>
+          <w:rFonts w:ascii="Garamond" w:hAnsi="Garamond"/>
+          <w:b/>
+          <w:bCs w:val="0"/>
+          <w:color w:val="7030A0"/>
+          <w:sz w:val="18"/>
+          <w:szCs w:val="18"/>
+        </w:rPr>
+        <w:t xml:space="preserve"> </w:t>
       </w:r>
       <w:r>
         <w:rPr>
@@ -17683,7 +21717,61 @@
           <w:sz w:val="18"/>
           <w:szCs w:val="18"/>
         </w:rPr>
-        <w:t xml:space="preserve">: Specifying the Profile Generator parameters in the </w:t>
+        <w:t xml:space="preserve">: </w:t>
+      </w:r>
+      <w:proofErr w:type="spellStart"/>
+      <w:r>
+        <w:rPr>
+          <w:rFonts w:ascii="Garamond" w:hAnsi="Garamond"/>
+          <w:sz w:val="18"/>
+          <w:szCs w:val="18"/>
+        </w:rPr>
+        <w:t>Specifying</w:t>
+      </w:r>
+      <w:proofErr w:type="spellEnd"/>
+      <w:r>
+        <w:rPr>
+          <w:rFonts w:ascii="Garamond" w:hAnsi="Garamond"/>
+          <w:sz w:val="18"/>
+          <w:szCs w:val="18"/>
+        </w:rPr>
+        <w:t xml:space="preserve"> </w:t>
+      </w:r>
+      <w:proofErr w:type="spellStart"/>
+      <w:r>
+        <w:rPr>
+          <w:rFonts w:ascii="Garamond" w:hAnsi="Garamond"/>
+          <w:sz w:val="18"/>
+          <w:szCs w:val="18"/>
+        </w:rPr>
+        <w:t>the</w:t>
+      </w:r>
+      <w:proofErr w:type="spellEnd"/>
+      <w:r>
+        <w:rPr>
+          <w:rFonts w:ascii="Garamond" w:hAnsi="Garamond"/>
+          <w:sz w:val="18"/>
+          <w:szCs w:val="18"/>
+        </w:rPr>
+        <w:t xml:space="preserve"> Profile Generator parameters in </w:t>
+      </w:r>
+      <w:proofErr w:type="spellStart"/>
+      <w:r>
+        <w:rPr>
+          <w:rFonts w:ascii="Garamond" w:hAnsi="Garamond"/>
+          <w:sz w:val="18"/>
+          <w:szCs w:val="18"/>
+        </w:rPr>
+        <w:t>the</w:t>
+      </w:r>
+      <w:proofErr w:type="spellEnd"/>
+      <w:r>
+        <w:rPr>
+          <w:rFonts w:ascii="Garamond" w:hAnsi="Garamond"/>
+          <w:sz w:val="18"/>
+          <w:szCs w:val="18"/>
+        </w:rPr>
+        <w:t xml:space="preserve"> </w:t>
       </w:r>
       <w:r>
         <w:rPr>
@@ -17729,13 +21817,23 @@
         </w:rPr>
         <w:t xml:space="preserve">parameters </w:t>
       </w:r>
+      <w:proofErr w:type="spellStart"/>
       <w:r>
         <w:rPr>
           <w:rFonts w:ascii="Garamond" w:hAnsi="Garamond"/>
           <w:sz w:val="18"/>
           <w:szCs w:val="18"/>
         </w:rPr>
-        <w:t>worksheet.</w:t>
+        <w:t>worksheet</w:t>
+      </w:r>
+      <w:proofErr w:type="spellEnd"/>
+      <w:r>
+        <w:rPr>
+          <w:rFonts w:ascii="Garamond" w:hAnsi="Garamond"/>
+          <w:sz w:val="18"/>
+          <w:szCs w:val="18"/>
+        </w:rPr>
+        <w:t>.</w:t>
       </w:r>
     </w:p>
     <w:p>
@@ -18337,6 +22435,7 @@
         </w:rPr>
         <w:fldChar w:fldCharType="separate"/>
       </w:r>
+      <w:proofErr w:type="spellStart"/>
       <w:r>
         <w:rPr>
           <w:rFonts w:ascii="Garamond" w:hAnsi="Garamond"/>
@@ -18345,7 +22444,18 @@
           <w:color w:val="7030A0"/>
           <w:szCs w:val="22"/>
         </w:rPr>
-        <w:t xml:space="preserve">Figure </w:t>
+        <w:t>Figure</w:t>
+      </w:r>
+      <w:proofErr w:type="spellEnd"/>
+      <w:r>
+        <w:rPr>
+          <w:rFonts w:ascii="Garamond" w:hAnsi="Garamond"/>
+          <w:b/>
+          <w:bCs/>
+          <w:color w:val="7030A0"/>
+          <w:szCs w:val="22"/>
+        </w:rPr>
+        <w:t xml:space="preserve"> </w:t>
       </w:r>
       <w:r>
         <w:rPr>
@@ -18421,6 +22531,7 @@
         </w:rPr>
         <w:fldChar w:fldCharType="separate"/>
       </w:r>
+      <w:proofErr w:type="spellStart"/>
       <w:r>
         <w:rPr>
           <w:rFonts w:ascii="Garamond" w:hAnsi="Garamond"/>
@@ -18429,7 +22540,18 @@
           <w:color w:val="7030A0"/>
           <w:szCs w:val="22"/>
         </w:rPr>
-        <w:t xml:space="preserve">Figure </w:t>
+        <w:t>Figure</w:t>
+      </w:r>
+      <w:proofErr w:type="spellEnd"/>
+      <w:r>
+        <w:rPr>
+          <w:rFonts w:ascii="Garamond" w:hAnsi="Garamond"/>
+          <w:b/>
+          <w:bCs/>
+          <w:color w:val="7030A0"/>
+          <w:szCs w:val="22"/>
+        </w:rPr>
+        <w:t xml:space="preserve"> </w:t>
       </w:r>
       <w:r>
         <w:rPr>
@@ -18538,6 +22660,7 @@
         </w:rPr>
       </w:pPr>
       <w:bookmarkStart w:id="35" w:name="_Ref235888944"/>
+      <w:proofErr w:type="spellStart"/>
       <w:r>
         <w:rPr>
           <w:rFonts w:ascii="Garamond" w:hAnsi="Garamond"/>
@@ -18547,7 +22670,19 @@
           <w:sz w:val="18"/>
           <w:szCs w:val="18"/>
         </w:rPr>
-        <w:t xml:space="preserve">Figure </w:t>
+        <w:t>Figure</w:t>
+      </w:r>
+      <w:proofErr w:type="spellEnd"/>
+      <w:r>
+        <w:rPr>
+          <w:rFonts w:ascii="Garamond" w:hAnsi="Garamond"/>
+          <w:b/>
+          <w:bCs w:val="0"/>
+          <w:color w:val="7030A0"/>
+          <w:sz w:val="18"/>
+          <w:szCs w:val="18"/>
+        </w:rPr>
+        <w:t xml:space="preserve"> </w:t>
       </w:r>
       <w:r>
         <w:rPr>
@@ -18614,29 +22749,32 @@
         </w:rPr>
         <w:t xml:space="preserve">: </w:t>
       </w:r>
+      <w:proofErr w:type="spellStart"/>
       <w:r>
         <w:rPr>
           <w:rFonts w:ascii="Garamond" w:hAnsi="Garamond"/>
           <w:sz w:val="18"/>
           <w:szCs w:val="18"/>
         </w:rPr>
-        <w:t>Example d</w:t>
-      </w:r>
+        <w:t>Example</w:t>
+      </w:r>
+      <w:proofErr w:type="spellEnd"/>
       <w:r>
         <w:rPr>
           <w:rFonts w:ascii="Garamond" w:hAnsi="Garamond"/>
           <w:sz w:val="18"/>
           <w:szCs w:val="18"/>
         </w:rPr>
-        <w:t xml:space="preserve">iurnal </w:t>
-      </w:r>
+        <w:t xml:space="preserve"> </w:t>
+      </w:r>
+      <w:proofErr w:type="spellStart"/>
       <w:r>
         <w:rPr>
           <w:rFonts w:ascii="Garamond" w:hAnsi="Garamond"/>
           <w:sz w:val="18"/>
           <w:szCs w:val="18"/>
         </w:rPr>
-        <w:t xml:space="preserve">capacity factor </w:t>
+        <w:t>d</w:t>
       </w:r>
       <w:r>
         <w:rPr>
@@ -18644,24 +22782,80 @@
           <w:sz w:val="18"/>
           <w:szCs w:val="18"/>
         </w:rPr>
+        <w:t>iurnal</w:t>
+      </w:r>
+      <w:proofErr w:type="spellEnd"/>
+      <w:r>
+        <w:rPr>
+          <w:rFonts w:ascii="Garamond" w:hAnsi="Garamond"/>
+          <w:sz w:val="18"/>
+          <w:szCs w:val="18"/>
+        </w:rPr>
+        <w:t xml:space="preserve"> </w:t>
+      </w:r>
+      <w:proofErr w:type="spellStart"/>
+      <w:r>
+        <w:rPr>
+          <w:rFonts w:ascii="Garamond" w:hAnsi="Garamond"/>
+          <w:sz w:val="18"/>
+          <w:szCs w:val="18"/>
+        </w:rPr>
+        <w:t>capacity</w:t>
+      </w:r>
+      <w:proofErr w:type="spellEnd"/>
+      <w:r>
+        <w:rPr>
+          <w:rFonts w:ascii="Garamond" w:hAnsi="Garamond"/>
+          <w:sz w:val="18"/>
+          <w:szCs w:val="18"/>
+        </w:rPr>
+        <w:t xml:space="preserve"> factor </w:t>
+      </w:r>
+      <w:proofErr w:type="spellStart"/>
+      <w:r>
+        <w:rPr>
+          <w:rFonts w:ascii="Garamond" w:hAnsi="Garamond"/>
+          <w:sz w:val="18"/>
+          <w:szCs w:val="18"/>
+        </w:rPr>
         <w:t>profiles</w:t>
       </w:r>
+      <w:proofErr w:type="spellEnd"/>
       <w:r>
         <w:rPr>
           <w:rFonts w:ascii="Garamond" w:hAnsi="Garamond"/>
           <w:sz w:val="18"/>
           <w:szCs w:val="18"/>
         </w:rPr>
-        <w:t xml:space="preserve"> for wind power</w:t>
-      </w:r>
+        <w:t xml:space="preserve"> </w:t>
+      </w:r>
+      <w:proofErr w:type="spellStart"/>
       <w:r>
         <w:rPr>
           <w:rFonts w:ascii="Garamond" w:hAnsi="Garamond"/>
           <w:sz w:val="18"/>
           <w:szCs w:val="18"/>
         </w:rPr>
+        <w:t>for</w:t>
+      </w:r>
+      <w:proofErr w:type="spellEnd"/>
+      <w:r>
+        <w:rPr>
+          <w:rFonts w:ascii="Garamond" w:hAnsi="Garamond"/>
+          <w:sz w:val="18"/>
+          <w:szCs w:val="18"/>
+        </w:rPr>
+        <w:t xml:space="preserve"> wind power</w:t>
+      </w:r>
+      <w:r>
+        <w:rPr>
+          <w:rFonts w:ascii="Garamond" w:hAnsi="Garamond"/>
+          <w:sz w:val="18"/>
+          <w:szCs w:val="18"/>
+        </w:rPr>
         <w:t xml:space="preserve"> per </w:t>
       </w:r>
+      <w:proofErr w:type="spellStart"/>
       <w:r>
         <w:rPr>
           <w:rFonts w:ascii="Garamond" w:hAnsi="Garamond"/>
@@ -18670,13 +22864,86 @@
         </w:rPr>
         <w:t>month</w:t>
       </w:r>
+      <w:proofErr w:type="spellEnd"/>
       <w:r>
         <w:rPr>
           <w:rFonts w:ascii="Garamond" w:hAnsi="Garamond"/>
           <w:sz w:val="18"/>
           <w:szCs w:val="18"/>
         </w:rPr>
-        <w:t xml:space="preserve"> across MSRs after the Profile Generator run.</w:t>
+        <w:t xml:space="preserve"> </w:t>
+      </w:r>
+      <w:proofErr w:type="spellStart"/>
+      <w:r>
+        <w:rPr>
+          <w:rFonts w:ascii="Garamond" w:hAnsi="Garamond"/>
+          <w:sz w:val="18"/>
+          <w:szCs w:val="18"/>
+        </w:rPr>
+        <w:t>across</w:t>
+      </w:r>
+      <w:proofErr w:type="spellEnd"/>
+      <w:r>
+        <w:rPr>
+          <w:rFonts w:ascii="Garamond" w:hAnsi="Garamond"/>
+          <w:sz w:val="18"/>
+          <w:szCs w:val="18"/>
+        </w:rPr>
+        <w:t xml:space="preserve"> </w:t>
+      </w:r>
+      <w:proofErr w:type="spellStart"/>
+      <w:r>
+        <w:rPr>
+          <w:rFonts w:ascii="Garamond" w:hAnsi="Garamond"/>
+          <w:sz w:val="18"/>
+          <w:szCs w:val="18"/>
+        </w:rPr>
+        <w:t>MSRs</w:t>
+      </w:r>
+      <w:proofErr w:type="spellEnd"/>
+      <w:r>
+        <w:rPr>
+          <w:rFonts w:ascii="Garamond" w:hAnsi="Garamond"/>
+          <w:sz w:val="18"/>
+          <w:szCs w:val="18"/>
+        </w:rPr>
+        <w:t xml:space="preserve"> </w:t>
+      </w:r>
+      <w:proofErr w:type="spellStart"/>
+      <w:r>
+        <w:rPr>
+          <w:rFonts w:ascii="Garamond" w:hAnsi="Garamond"/>
+          <w:sz w:val="18"/>
+          <w:szCs w:val="18"/>
+        </w:rPr>
+        <w:t>after</w:t>
+      </w:r>
+      <w:proofErr w:type="spellEnd"/>
+      <w:r>
+        <w:rPr>
+          <w:rFonts w:ascii="Garamond" w:hAnsi="Garamond"/>
+          <w:sz w:val="18"/>
+          <w:szCs w:val="18"/>
+        </w:rPr>
+        <w:t xml:space="preserve"> </w:t>
+      </w:r>
+      <w:proofErr w:type="spellStart"/>
+      <w:r>
+        <w:rPr>
+          <w:rFonts w:ascii="Garamond" w:hAnsi="Garamond"/>
+          <w:sz w:val="18"/>
+          <w:szCs w:val="18"/>
+        </w:rPr>
+        <w:t>the</w:t>
+      </w:r>
+      <w:proofErr w:type="spellEnd"/>
+      <w:r>
+        <w:rPr>
+          <w:rFonts w:ascii="Garamond" w:hAnsi="Garamond"/>
+          <w:sz w:val="18"/>
+          <w:szCs w:val="18"/>
+        </w:rPr>
+        <w:t xml:space="preserve"> Profile Generator run.</w:t>
       </w:r>
     </w:p>
     <w:p>
@@ -18758,6 +23025,7 @@
         </w:rPr>
       </w:pPr>
       <w:bookmarkStart w:id="36" w:name="_Ref235888946"/>
+      <w:proofErr w:type="spellStart"/>
       <w:r>
         <w:rPr>
           <w:rFonts w:ascii="Garamond" w:hAnsi="Garamond"/>
@@ -18767,7 +23035,19 @@
           <w:sz w:val="18"/>
           <w:szCs w:val="18"/>
         </w:rPr>
-        <w:t xml:space="preserve">Figure </w:t>
+        <w:t>Figure</w:t>
+      </w:r>
+      <w:proofErr w:type="spellEnd"/>
+      <w:r>
+        <w:rPr>
+          <w:rFonts w:ascii="Garamond" w:hAnsi="Garamond"/>
+          <w:b/>
+          <w:bCs w:val="0"/>
+          <w:color w:val="7030A0"/>
+          <w:sz w:val="18"/>
+          <w:szCs w:val="18"/>
+        </w:rPr>
+        <w:t xml:space="preserve"> </w:t>
       </w:r>
       <w:r>
         <w:rPr>
@@ -18834,29 +23114,32 @@
         </w:rPr>
         <w:t xml:space="preserve">: </w:t>
       </w:r>
+      <w:proofErr w:type="spellStart"/>
       <w:r>
         <w:rPr>
           <w:rFonts w:ascii="Garamond" w:hAnsi="Garamond"/>
           <w:sz w:val="18"/>
           <w:szCs w:val="18"/>
         </w:rPr>
-        <w:t>Example s</w:t>
-      </w:r>
+        <w:t>Example</w:t>
+      </w:r>
+      <w:proofErr w:type="spellEnd"/>
       <w:r>
         <w:rPr>
           <w:rFonts w:ascii="Garamond" w:hAnsi="Garamond"/>
           <w:sz w:val="18"/>
           <w:szCs w:val="18"/>
         </w:rPr>
-        <w:t xml:space="preserve">easonal </w:t>
-      </w:r>
+        <w:t xml:space="preserve"> </w:t>
+      </w:r>
+      <w:proofErr w:type="spellStart"/>
       <w:r>
         <w:rPr>
           <w:rFonts w:ascii="Garamond" w:hAnsi="Garamond"/>
           <w:sz w:val="18"/>
           <w:szCs w:val="18"/>
         </w:rPr>
-        <w:t xml:space="preserve">capacity factor </w:t>
+        <w:t>s</w:t>
       </w:r>
       <w:r>
         <w:rPr>
@@ -18864,23 +23147,132 @@
           <w:sz w:val="18"/>
           <w:szCs w:val="18"/>
         </w:rPr>
+        <w:t>easonal</w:t>
+      </w:r>
+      <w:proofErr w:type="spellEnd"/>
+      <w:r>
+        <w:rPr>
+          <w:rFonts w:ascii="Garamond" w:hAnsi="Garamond"/>
+          <w:sz w:val="18"/>
+          <w:szCs w:val="18"/>
+        </w:rPr>
+        <w:t xml:space="preserve"> </w:t>
+      </w:r>
+      <w:proofErr w:type="spellStart"/>
+      <w:r>
+        <w:rPr>
+          <w:rFonts w:ascii="Garamond" w:hAnsi="Garamond"/>
+          <w:sz w:val="18"/>
+          <w:szCs w:val="18"/>
+        </w:rPr>
+        <w:t>capacity</w:t>
+      </w:r>
+      <w:proofErr w:type="spellEnd"/>
+      <w:r>
+        <w:rPr>
+          <w:rFonts w:ascii="Garamond" w:hAnsi="Garamond"/>
+          <w:sz w:val="18"/>
+          <w:szCs w:val="18"/>
+        </w:rPr>
+        <w:t xml:space="preserve"> factor </w:t>
+      </w:r>
+      <w:r>
+        <w:rPr>
+          <w:rFonts w:ascii="Garamond" w:hAnsi="Garamond"/>
+          <w:sz w:val="18"/>
+          <w:szCs w:val="18"/>
+        </w:rPr>
         <w:t xml:space="preserve">profile </w:t>
       </w:r>
+      <w:proofErr w:type="spellStart"/>
       <w:r>
         <w:rPr>
           <w:rFonts w:ascii="Garamond" w:hAnsi="Garamond"/>
           <w:sz w:val="18"/>
           <w:szCs w:val="18"/>
         </w:rPr>
-        <w:t xml:space="preserve">for wind power </w:t>
-      </w:r>
+        <w:t>for</w:t>
+      </w:r>
+      <w:proofErr w:type="spellEnd"/>
       <w:r>
         <w:rPr>
           <w:rFonts w:ascii="Garamond" w:hAnsi="Garamond"/>
           <w:sz w:val="18"/>
           <w:szCs w:val="18"/>
         </w:rPr>
-        <w:t>across MSRs after the Profile Generator run.</w:t>
+        <w:t xml:space="preserve"> wind power </w:t>
+      </w:r>
+      <w:proofErr w:type="spellStart"/>
+      <w:r>
+        <w:rPr>
+          <w:rFonts w:ascii="Garamond" w:hAnsi="Garamond"/>
+          <w:sz w:val="18"/>
+          <w:szCs w:val="18"/>
+        </w:rPr>
+        <w:t>across</w:t>
+      </w:r>
+      <w:proofErr w:type="spellEnd"/>
+      <w:r>
+        <w:rPr>
+          <w:rFonts w:ascii="Garamond" w:hAnsi="Garamond"/>
+          <w:sz w:val="18"/>
+          <w:szCs w:val="18"/>
+        </w:rPr>
+        <w:t xml:space="preserve"> </w:t>
+      </w:r>
+      <w:proofErr w:type="spellStart"/>
+      <w:r>
+        <w:rPr>
+          <w:rFonts w:ascii="Garamond" w:hAnsi="Garamond"/>
+          <w:sz w:val="18"/>
+          <w:szCs w:val="18"/>
+        </w:rPr>
+        <w:t>MSRs</w:t>
+      </w:r>
+      <w:proofErr w:type="spellEnd"/>
+      <w:r>
+        <w:rPr>
+          <w:rFonts w:ascii="Garamond" w:hAnsi="Garamond"/>
+          <w:sz w:val="18"/>
+          <w:szCs w:val="18"/>
+        </w:rPr>
+        <w:t xml:space="preserve"> </w:t>
+      </w:r>
+      <w:proofErr w:type="spellStart"/>
+      <w:r>
+        <w:rPr>
+          <w:rFonts w:ascii="Garamond" w:hAnsi="Garamond"/>
+          <w:sz w:val="18"/>
+          <w:szCs w:val="18"/>
+        </w:rPr>
+        <w:t>after</w:t>
+      </w:r>
+      <w:proofErr w:type="spellEnd"/>
+      <w:r>
+        <w:rPr>
+          <w:rFonts w:ascii="Garamond" w:hAnsi="Garamond"/>
+          <w:sz w:val="18"/>
+          <w:szCs w:val="18"/>
+        </w:rPr>
+        <w:t xml:space="preserve"> </w:t>
+      </w:r>
+      <w:proofErr w:type="spellStart"/>
+      <w:r>
+        <w:rPr>
+          <w:rFonts w:ascii="Garamond" w:hAnsi="Garamond"/>
+          <w:sz w:val="18"/>
+          <w:szCs w:val="18"/>
+        </w:rPr>
+        <w:t>the</w:t>
+      </w:r>
+      <w:proofErr w:type="spellEnd"/>
+      <w:r>
+        <w:rPr>
+          <w:rFonts w:ascii="Garamond" w:hAnsi="Garamond"/>
+          <w:sz w:val="18"/>
+          <w:szCs w:val="18"/>
+        </w:rPr>
+        <w:t xml:space="preserve"> Profile Generator run.</w:t>
       </w:r>
     </w:p>
     <w:p>
@@ -18959,6 +23351,7 @@
         </w:rPr>
         <w:t xml:space="preserve">worksheet. Select here </w:t>
       </w:r>
+      <w:proofErr w:type="spellStart"/>
       <w:r>
         <w:rPr>
           <w:rFonts w:ascii="Garamond" w:hAnsi="Garamond"/>
@@ -18984,7 +23377,17 @@
           <w:iCs/>
           <w:lang w:val="en-US"/>
         </w:rPr>
-        <w:t>pv = 1</w:t>
+        <w:t>pv</w:t>
+      </w:r>
+      <w:proofErr w:type="spellEnd"/>
+      <w:r>
+        <w:rPr>
+          <w:rFonts w:ascii="Garamond" w:hAnsi="Garamond"/>
+          <w:i/>
+          <w:iCs/>
+          <w:lang w:val="en-US"/>
+        </w:rPr>
+        <w:t xml:space="preserve"> = 1</w:t>
       </w:r>
       <w:r>
         <w:rPr>
@@ -19550,7 +23953,23 @@
           <w:rFonts w:ascii="Garamond" w:hAnsi="Garamond"/>
           <w:lang w:val="en-US"/>
         </w:rPr>
-        <w:t xml:space="preserve">wise Levelised Cost of Electricity (LCOE) metrics for supply, grid </w:t>
+        <w:t xml:space="preserve">wise </w:t>
+      </w:r>
+      <w:proofErr w:type="spellStart"/>
+      <w:r>
+        <w:rPr>
+          <w:rFonts w:ascii="Garamond" w:hAnsi="Garamond"/>
+          <w:lang w:val="en-US"/>
+        </w:rPr>
+        <w:t>Levelised</w:t>
+      </w:r>
+      <w:proofErr w:type="spellEnd"/>
+      <w:r>
+        <w:rPr>
+          <w:rFonts w:ascii="Garamond" w:hAnsi="Garamond"/>
+          <w:lang w:val="en-US"/>
+        </w:rPr>
+        <w:t xml:space="preserve"> Cost of Electricity (LCOE) metrics for supply, grid </w:t>
       </w:r>
       <w:r>
         <w:rPr>
@@ -19940,6 +24359,7 @@
         </w:rPr>
         <w:fldChar w:fldCharType="separate"/>
       </w:r>
+      <w:proofErr w:type="spellStart"/>
       <w:r>
         <w:rPr>
           <w:rFonts w:ascii="Garamond" w:hAnsi="Garamond"/>
@@ -19948,7 +24368,18 @@
           <w:color w:val="7030A0"/>
           <w:szCs w:val="22"/>
         </w:rPr>
-        <w:t xml:space="preserve">Figure </w:t>
+        <w:t>Figure</w:t>
+      </w:r>
+      <w:proofErr w:type="spellEnd"/>
+      <w:r>
+        <w:rPr>
+          <w:rFonts w:ascii="Garamond" w:hAnsi="Garamond"/>
+          <w:b/>
+          <w:bCs/>
+          <w:color w:val="7030A0"/>
+          <w:szCs w:val="22"/>
+        </w:rPr>
+        <w:t xml:space="preserve"> </w:t>
       </w:r>
       <w:r>
         <w:rPr>
@@ -20094,6 +24525,7 @@
         </w:rPr>
         <w:t xml:space="preserve"> </w:t>
       </w:r>
+      <w:proofErr w:type="spellStart"/>
       <w:r>
         <w:rPr>
           <w:rFonts w:ascii="Garamond" w:hAnsi="Garamond"/>
@@ -20104,6 +24536,7 @@
         </w:rPr>
         <w:t>attributor_combiner</w:t>
       </w:r>
+      <w:proofErr w:type="spellEnd"/>
       <w:r>
         <w:rPr>
           <w:rFonts w:ascii="Garamond" w:hAnsi="Garamond"/>
@@ -20224,6 +24657,7 @@
         </w:rPr>
         <w:fldChar w:fldCharType="separate"/>
       </w:r>
+      <w:proofErr w:type="spellStart"/>
       <w:r>
         <w:rPr>
           <w:rFonts w:ascii="Garamond" w:hAnsi="Garamond"/>
@@ -20232,7 +24666,18 @@
           <w:color w:val="7030A0"/>
           <w:szCs w:val="22"/>
         </w:rPr>
-        <w:t xml:space="preserve">Figure </w:t>
+        <w:t>Figure</w:t>
+      </w:r>
+      <w:proofErr w:type="spellEnd"/>
+      <w:r>
+        <w:rPr>
+          <w:rFonts w:ascii="Garamond" w:hAnsi="Garamond"/>
+          <w:b/>
+          <w:bCs/>
+          <w:color w:val="7030A0"/>
+          <w:szCs w:val="22"/>
+        </w:rPr>
+        <w:t xml:space="preserve"> </w:t>
       </w:r>
       <w:r>
         <w:rPr>
@@ -20345,6 +24790,7 @@
         </w:rPr>
       </w:pPr>
       <w:bookmarkStart w:id="39" w:name="_Ref235894025"/>
+      <w:proofErr w:type="spellStart"/>
       <w:r>
         <w:rPr>
           <w:rFonts w:ascii="Garamond" w:hAnsi="Garamond"/>
@@ -20354,7 +24800,19 @@
           <w:sz w:val="18"/>
           <w:szCs w:val="18"/>
         </w:rPr>
-        <w:t xml:space="preserve">Figure </w:t>
+        <w:t>Figure</w:t>
+      </w:r>
+      <w:proofErr w:type="spellEnd"/>
+      <w:r>
+        <w:rPr>
+          <w:rFonts w:ascii="Garamond" w:hAnsi="Garamond"/>
+          <w:b/>
+          <w:bCs w:val="0"/>
+          <w:color w:val="7030A0"/>
+          <w:sz w:val="18"/>
+          <w:szCs w:val="18"/>
+        </w:rPr>
+        <w:t xml:space="preserve"> </w:t>
       </w:r>
       <w:r>
         <w:rPr>
@@ -20419,14 +24877,95 @@
           <w:sz w:val="18"/>
           <w:szCs w:val="18"/>
         </w:rPr>
-        <w:t>: Specifying the input datasets to run the Attribut</w:t>
-      </w:r>
+        <w:t xml:space="preserve">: </w:t>
+      </w:r>
+      <w:proofErr w:type="spellStart"/>
       <w:r>
         <w:rPr>
           <w:rFonts w:ascii="Garamond" w:hAnsi="Garamond"/>
           <w:sz w:val="18"/>
           <w:szCs w:val="18"/>
         </w:rPr>
+        <w:t>Specifying</w:t>
+      </w:r>
+      <w:proofErr w:type="spellEnd"/>
+      <w:r>
+        <w:rPr>
+          <w:rFonts w:ascii="Garamond" w:hAnsi="Garamond"/>
+          <w:sz w:val="18"/>
+          <w:szCs w:val="18"/>
+        </w:rPr>
+        <w:t xml:space="preserve"> </w:t>
+      </w:r>
+      <w:proofErr w:type="spellStart"/>
+      <w:r>
+        <w:rPr>
+          <w:rFonts w:ascii="Garamond" w:hAnsi="Garamond"/>
+          <w:sz w:val="18"/>
+          <w:szCs w:val="18"/>
+        </w:rPr>
+        <w:t>the</w:t>
+      </w:r>
+      <w:proofErr w:type="spellEnd"/>
+      <w:r>
+        <w:rPr>
+          <w:rFonts w:ascii="Garamond" w:hAnsi="Garamond"/>
+          <w:sz w:val="18"/>
+          <w:szCs w:val="18"/>
+        </w:rPr>
+        <w:t xml:space="preserve"> input datasets </w:t>
+      </w:r>
+      <w:proofErr w:type="spellStart"/>
+      <w:r>
+        <w:rPr>
+          <w:rFonts w:ascii="Garamond" w:hAnsi="Garamond"/>
+          <w:sz w:val="18"/>
+          <w:szCs w:val="18"/>
+        </w:rPr>
+        <w:t>to</w:t>
+      </w:r>
+      <w:proofErr w:type="spellEnd"/>
+      <w:r>
+        <w:rPr>
+          <w:rFonts w:ascii="Garamond" w:hAnsi="Garamond"/>
+          <w:sz w:val="18"/>
+          <w:szCs w:val="18"/>
+        </w:rPr>
+        <w:t xml:space="preserve"> run </w:t>
+      </w:r>
+      <w:proofErr w:type="spellStart"/>
+      <w:r>
+        <w:rPr>
+          <w:rFonts w:ascii="Garamond" w:hAnsi="Garamond"/>
+          <w:sz w:val="18"/>
+          <w:szCs w:val="18"/>
+        </w:rPr>
+        <w:t>the</w:t>
+      </w:r>
+      <w:proofErr w:type="spellEnd"/>
+      <w:r>
+        <w:rPr>
+          <w:rFonts w:ascii="Garamond" w:hAnsi="Garamond"/>
+          <w:sz w:val="18"/>
+          <w:szCs w:val="18"/>
+        </w:rPr>
+        <w:t xml:space="preserve"> </w:t>
+      </w:r>
+      <w:proofErr w:type="spellStart"/>
+      <w:r>
+        <w:rPr>
+          <w:rFonts w:ascii="Garamond" w:hAnsi="Garamond"/>
+          <w:sz w:val="18"/>
+          <w:szCs w:val="18"/>
+        </w:rPr>
+        <w:t>Attribut</w:t>
+      </w:r>
+      <w:r>
+        <w:rPr>
+          <w:rFonts w:ascii="Garamond" w:hAnsi="Garamond"/>
+          <w:sz w:val="18"/>
+          <w:szCs w:val="18"/>
+        </w:rPr>
         <w:t>o</w:t>
       </w:r>
       <w:r>
@@ -20437,6 +24976,7 @@
         </w:rPr>
         <w:t>r</w:t>
       </w:r>
+      <w:proofErr w:type="spellEnd"/>
       <w:r>
         <w:rPr>
           <w:rFonts w:ascii="Garamond" w:hAnsi="Garamond"/>
@@ -20445,13 +24985,41 @@
         </w:rPr>
         <w:t xml:space="preserve"> </w:t>
       </w:r>
+      <w:proofErr w:type="spellStart"/>
       <w:r>
         <w:rPr>
           <w:rFonts w:ascii="Garamond" w:hAnsi="Garamond"/>
           <w:sz w:val="18"/>
           <w:szCs w:val="18"/>
         </w:rPr>
-        <w:t xml:space="preserve">Combiner script in the </w:t>
+        <w:t>Combiner</w:t>
+      </w:r>
+      <w:proofErr w:type="spellEnd"/>
+      <w:r>
+        <w:rPr>
+          <w:rFonts w:ascii="Garamond" w:hAnsi="Garamond"/>
+          <w:sz w:val="18"/>
+          <w:szCs w:val="18"/>
+        </w:rPr>
+        <w:t xml:space="preserve"> script in </w:t>
+      </w:r>
+      <w:proofErr w:type="spellStart"/>
+      <w:r>
+        <w:rPr>
+          <w:rFonts w:ascii="Garamond" w:hAnsi="Garamond"/>
+          <w:sz w:val="18"/>
+          <w:szCs w:val="18"/>
+        </w:rPr>
+        <w:t>the</w:t>
+      </w:r>
+      <w:proofErr w:type="spellEnd"/>
+      <w:r>
+        <w:rPr>
+          <w:rFonts w:ascii="Garamond" w:hAnsi="Garamond"/>
+          <w:sz w:val="18"/>
+          <w:szCs w:val="18"/>
+        </w:rPr>
+        <w:t xml:space="preserve"> </w:t>
       </w:r>
       <w:r>
         <w:rPr>
@@ -20605,6 +25173,7 @@
         </w:rPr>
         <w:t xml:space="preserve">For the first run, enable wind by setting the </w:t>
       </w:r>
+      <w:proofErr w:type="spellStart"/>
       <w:r>
         <w:rPr>
           <w:rFonts w:ascii="Garamond" w:hAnsi="Garamond"/>
@@ -20615,6 +25184,7 @@
         </w:rPr>
         <w:t>run_code_for_wind</w:t>
       </w:r>
+      <w:proofErr w:type="spellEnd"/>
       <w:r>
         <w:rPr>
           <w:rFonts w:ascii="Garamond" w:hAnsi="Garamond"/>
@@ -20630,6 +25200,7 @@
         </w:rPr>
         <w:t xml:space="preserve">configuration equal to 1 and disable the other technologies. Enable </w:t>
       </w:r>
+      <w:proofErr w:type="spellStart"/>
       <w:r>
         <w:rPr>
           <w:rFonts w:ascii="Garamond" w:hAnsi="Garamond"/>
@@ -20640,6 +25211,7 @@
         </w:rPr>
         <w:t>local_time_profile</w:t>
       </w:r>
+      <w:proofErr w:type="spellEnd"/>
       <w:r>
         <w:rPr>
           <w:rFonts w:ascii="Garamond" w:hAnsi="Garamond"/>
@@ -20761,6 +25333,7 @@
         </w:rPr>
         <w:t xml:space="preserve">, in the </w:t>
       </w:r>
+      <w:proofErr w:type="spellStart"/>
       <w:r>
         <w:rPr>
           <w:rFonts w:ascii="Garamond" w:hAnsi="Garamond"/>
@@ -20771,6 +25344,7 @@
         </w:rPr>
         <w:t>attributor_combiner</w:t>
       </w:r>
+      <w:proofErr w:type="spellEnd"/>
       <w:r>
         <w:rPr>
           <w:rFonts w:ascii="Garamond" w:hAnsi="Garamond"/>
@@ -21425,6 +25999,7 @@
         </w:rPr>
         <w:t xml:space="preserve"> MSRs are defined in the </w:t>
       </w:r>
+      <w:proofErr w:type="spellStart"/>
       <w:r>
         <w:rPr>
           <w:rFonts w:ascii="Garamond" w:hAnsi="Garamond"/>
@@ -21435,6 +26010,7 @@
         </w:rPr>
         <w:t>wind_prescreen.shp</w:t>
       </w:r>
+      <w:proofErr w:type="spellEnd"/>
       <w:r>
         <w:rPr>
           <w:rFonts w:ascii="Garamond" w:hAnsi="Garamond"/>
@@ -21632,14 +26208,25 @@
         </w:rPr>
         <w:fldChar w:fldCharType="separate"/>
       </w:r>
-      <w:r>
-        <w:rPr>
-          <w:rFonts w:ascii="Garamond" w:hAnsi="Garamond"/>
-          <w:b/>
-          <w:bCs/>
-          <w:color w:val="7030A0"/>
-        </w:rPr>
-        <w:t xml:space="preserve">Figure </w:t>
+      <w:proofErr w:type="spellStart"/>
+      <w:r>
+        <w:rPr>
+          <w:rFonts w:ascii="Garamond" w:hAnsi="Garamond"/>
+          <w:b/>
+          <w:bCs/>
+          <w:color w:val="7030A0"/>
+        </w:rPr>
+        <w:t>Figure</w:t>
+      </w:r>
+      <w:proofErr w:type="spellEnd"/>
+      <w:r>
+        <w:rPr>
+          <w:rFonts w:ascii="Garamond" w:hAnsi="Garamond"/>
+          <w:b/>
+          <w:bCs/>
+          <w:color w:val="7030A0"/>
+        </w:rPr>
+        <w:t xml:space="preserve"> </w:t>
       </w:r>
       <w:r>
         <w:rPr>
@@ -21738,14 +26325,25 @@
         </w:rPr>
         <w:fldChar w:fldCharType="separate"/>
       </w:r>
-      <w:r>
-        <w:rPr>
-          <w:rFonts w:ascii="Garamond" w:hAnsi="Garamond"/>
-          <w:b/>
-          <w:bCs/>
-          <w:color w:val="7030A0"/>
-        </w:rPr>
-        <w:t xml:space="preserve">Figure </w:t>
+      <w:proofErr w:type="spellStart"/>
+      <w:r>
+        <w:rPr>
+          <w:rFonts w:ascii="Garamond" w:hAnsi="Garamond"/>
+          <w:b/>
+          <w:bCs/>
+          <w:color w:val="7030A0"/>
+        </w:rPr>
+        <w:t>Figure</w:t>
+      </w:r>
+      <w:proofErr w:type="spellEnd"/>
+      <w:r>
+        <w:rPr>
+          <w:rFonts w:ascii="Garamond" w:hAnsi="Garamond"/>
+          <w:b/>
+          <w:bCs/>
+          <w:color w:val="7030A0"/>
+        </w:rPr>
+        <w:t xml:space="preserve"> </w:t>
       </w:r>
       <w:r>
         <w:rPr>
@@ -21844,14 +26442,25 @@
         </w:rPr>
         <w:fldChar w:fldCharType="separate"/>
       </w:r>
-      <w:r>
-        <w:rPr>
-          <w:rFonts w:ascii="Garamond" w:hAnsi="Garamond"/>
-          <w:b/>
-          <w:bCs/>
-          <w:color w:val="7030A0"/>
-        </w:rPr>
-        <w:t>Figure 23</w:t>
+      <w:proofErr w:type="spellStart"/>
+      <w:r>
+        <w:rPr>
+          <w:rFonts w:ascii="Garamond" w:hAnsi="Garamond"/>
+          <w:b/>
+          <w:bCs/>
+          <w:color w:val="7030A0"/>
+        </w:rPr>
+        <w:t>Figure</w:t>
+      </w:r>
+      <w:proofErr w:type="spellEnd"/>
+      <w:r>
+        <w:rPr>
+          <w:rFonts w:ascii="Garamond" w:hAnsi="Garamond"/>
+          <w:b/>
+          <w:bCs/>
+          <w:color w:val="7030A0"/>
+        </w:rPr>
+        <w:t xml:space="preserve"> 23</w:t>
       </w:r>
       <w:r>
         <w:rPr>
@@ -21960,6 +26569,7 @@
         </w:rPr>
       </w:pPr>
       <w:bookmarkStart w:id="41" w:name="_Ref235183406"/>
+      <w:proofErr w:type="spellStart"/>
       <w:r>
         <w:rPr>
           <w:rFonts w:ascii="Garamond" w:hAnsi="Garamond"/>
@@ -21969,7 +26579,19 @@
           <w:sz w:val="18"/>
           <w:szCs w:val="16"/>
         </w:rPr>
-        <w:t xml:space="preserve">Figure </w:t>
+        <w:t>Figure</w:t>
+      </w:r>
+      <w:proofErr w:type="spellEnd"/>
+      <w:r>
+        <w:rPr>
+          <w:rFonts w:ascii="Garamond" w:hAnsi="Garamond"/>
+          <w:b/>
+          <w:bCs w:val="0"/>
+          <w:color w:val="7030A0"/>
+          <w:sz w:val="18"/>
+          <w:szCs w:val="16"/>
+        </w:rPr>
+        <w:t xml:space="preserve"> </w:t>
       </w:r>
       <w:r>
         <w:rPr>
@@ -22036,21 +26658,121 @@
         </w:rPr>
         <w:t xml:space="preserve">: </w:t>
       </w:r>
-      <w:r>
-        <w:rPr>
-          <w:rFonts w:ascii="Garamond" w:hAnsi="Garamond"/>
-          <w:sz w:val="18"/>
-          <w:szCs w:val="16"/>
-        </w:rPr>
-        <w:t>Example c</w:t>
-      </w:r>
-      <w:r>
-        <w:rPr>
-          <w:rFonts w:ascii="Garamond" w:hAnsi="Garamond"/>
-          <w:sz w:val="18"/>
-          <w:szCs w:val="16"/>
-        </w:rPr>
-        <w:t>omposition of wind MSRs by distance to transmission grid (km) in Ecuador.</w:t>
+      <w:proofErr w:type="spellStart"/>
+      <w:r>
+        <w:rPr>
+          <w:rFonts w:ascii="Garamond" w:hAnsi="Garamond"/>
+          <w:sz w:val="18"/>
+          <w:szCs w:val="16"/>
+        </w:rPr>
+        <w:t>Example</w:t>
+      </w:r>
+      <w:proofErr w:type="spellEnd"/>
+      <w:r>
+        <w:rPr>
+          <w:rFonts w:ascii="Garamond" w:hAnsi="Garamond"/>
+          <w:sz w:val="18"/>
+          <w:szCs w:val="16"/>
+        </w:rPr>
+        <w:t xml:space="preserve"> </w:t>
+      </w:r>
+      <w:proofErr w:type="spellStart"/>
+      <w:r>
+        <w:rPr>
+          <w:rFonts w:ascii="Garamond" w:hAnsi="Garamond"/>
+          <w:sz w:val="18"/>
+          <w:szCs w:val="16"/>
+        </w:rPr>
+        <w:t>c</w:t>
+      </w:r>
+      <w:r>
+        <w:rPr>
+          <w:rFonts w:ascii="Garamond" w:hAnsi="Garamond"/>
+          <w:sz w:val="18"/>
+          <w:szCs w:val="16"/>
+        </w:rPr>
+        <w:t>omposition</w:t>
+      </w:r>
+      <w:proofErr w:type="spellEnd"/>
+      <w:r>
+        <w:rPr>
+          <w:rFonts w:ascii="Garamond" w:hAnsi="Garamond"/>
+          <w:sz w:val="18"/>
+          <w:szCs w:val="16"/>
+        </w:rPr>
+        <w:t xml:space="preserve"> of wind </w:t>
+      </w:r>
+      <w:proofErr w:type="spellStart"/>
+      <w:r>
+        <w:rPr>
+          <w:rFonts w:ascii="Garamond" w:hAnsi="Garamond"/>
+          <w:sz w:val="18"/>
+          <w:szCs w:val="16"/>
+        </w:rPr>
+        <w:t>MSRs</w:t>
+      </w:r>
+      <w:proofErr w:type="spellEnd"/>
+      <w:r>
+        <w:rPr>
+          <w:rFonts w:ascii="Garamond" w:hAnsi="Garamond"/>
+          <w:sz w:val="18"/>
+          <w:szCs w:val="16"/>
+        </w:rPr>
+        <w:t xml:space="preserve"> by </w:t>
+      </w:r>
+      <w:proofErr w:type="spellStart"/>
+      <w:r>
+        <w:rPr>
+          <w:rFonts w:ascii="Garamond" w:hAnsi="Garamond"/>
+          <w:sz w:val="18"/>
+          <w:szCs w:val="16"/>
+        </w:rPr>
+        <w:t>distance</w:t>
+      </w:r>
+      <w:proofErr w:type="spellEnd"/>
+      <w:r>
+        <w:rPr>
+          <w:rFonts w:ascii="Garamond" w:hAnsi="Garamond"/>
+          <w:sz w:val="18"/>
+          <w:szCs w:val="16"/>
+        </w:rPr>
+        <w:t xml:space="preserve"> </w:t>
+      </w:r>
+      <w:proofErr w:type="spellStart"/>
+      <w:r>
+        <w:rPr>
+          <w:rFonts w:ascii="Garamond" w:hAnsi="Garamond"/>
+          <w:sz w:val="18"/>
+          <w:szCs w:val="16"/>
+        </w:rPr>
+        <w:t>to</w:t>
+      </w:r>
+      <w:proofErr w:type="spellEnd"/>
+      <w:r>
+        <w:rPr>
+          <w:rFonts w:ascii="Garamond" w:hAnsi="Garamond"/>
+          <w:sz w:val="18"/>
+          <w:szCs w:val="16"/>
+        </w:rPr>
+        <w:t xml:space="preserve"> transmission </w:t>
+      </w:r>
+      <w:proofErr w:type="spellStart"/>
+      <w:r>
+        <w:rPr>
+          <w:rFonts w:ascii="Garamond" w:hAnsi="Garamond"/>
+          <w:sz w:val="18"/>
+          <w:szCs w:val="16"/>
+        </w:rPr>
+        <w:t>grid</w:t>
+      </w:r>
+      <w:proofErr w:type="spellEnd"/>
+      <w:r>
+        <w:rPr>
+          <w:rFonts w:ascii="Garamond" w:hAnsi="Garamond"/>
+          <w:sz w:val="18"/>
+          <w:szCs w:val="16"/>
+        </w:rPr>
+        <w:t xml:space="preserve"> (km) in Ecuador.</w:t>
       </w:r>
     </w:p>
     <w:p>
@@ -22138,6 +26860,7 @@
         </w:rPr>
       </w:pPr>
       <w:bookmarkStart w:id="42" w:name="_Ref235183419"/>
+      <w:proofErr w:type="spellStart"/>
       <w:r>
         <w:rPr>
           <w:rFonts w:ascii="Garamond" w:hAnsi="Garamond"/>
@@ -22147,7 +26870,19 @@
           <w:sz w:val="18"/>
           <w:szCs w:val="16"/>
         </w:rPr>
-        <w:t xml:space="preserve">Figure </w:t>
+        <w:t>Figure</w:t>
+      </w:r>
+      <w:proofErr w:type="spellEnd"/>
+      <w:r>
+        <w:rPr>
+          <w:rFonts w:ascii="Garamond" w:hAnsi="Garamond"/>
+          <w:b/>
+          <w:bCs w:val="0"/>
+          <w:color w:val="7030A0"/>
+          <w:sz w:val="18"/>
+          <w:szCs w:val="16"/>
+        </w:rPr>
+        <w:t xml:space="preserve"> </w:t>
       </w:r>
       <w:r>
         <w:rPr>
@@ -22214,21 +26949,85 @@
         </w:rPr>
         <w:t xml:space="preserve">: </w:t>
       </w:r>
-      <w:r>
-        <w:rPr>
-          <w:rFonts w:ascii="Garamond" w:hAnsi="Garamond"/>
-          <w:sz w:val="18"/>
-          <w:szCs w:val="16"/>
-        </w:rPr>
-        <w:t>Example c</w:t>
-      </w:r>
-      <w:r>
-        <w:rPr>
-          <w:rFonts w:ascii="Garamond" w:hAnsi="Garamond"/>
-          <w:sz w:val="18"/>
-          <w:szCs w:val="16"/>
-        </w:rPr>
-        <w:t>omposition of wind MSRs by capacity factor (%) in Ecuador.</w:t>
+      <w:proofErr w:type="spellStart"/>
+      <w:r>
+        <w:rPr>
+          <w:rFonts w:ascii="Garamond" w:hAnsi="Garamond"/>
+          <w:sz w:val="18"/>
+          <w:szCs w:val="16"/>
+        </w:rPr>
+        <w:t>Example</w:t>
+      </w:r>
+      <w:proofErr w:type="spellEnd"/>
+      <w:r>
+        <w:rPr>
+          <w:rFonts w:ascii="Garamond" w:hAnsi="Garamond"/>
+          <w:sz w:val="18"/>
+          <w:szCs w:val="16"/>
+        </w:rPr>
+        <w:t xml:space="preserve"> </w:t>
+      </w:r>
+      <w:proofErr w:type="spellStart"/>
+      <w:r>
+        <w:rPr>
+          <w:rFonts w:ascii="Garamond" w:hAnsi="Garamond"/>
+          <w:sz w:val="18"/>
+          <w:szCs w:val="16"/>
+        </w:rPr>
+        <w:t>c</w:t>
+      </w:r>
+      <w:r>
+        <w:rPr>
+          <w:rFonts w:ascii="Garamond" w:hAnsi="Garamond"/>
+          <w:sz w:val="18"/>
+          <w:szCs w:val="16"/>
+        </w:rPr>
+        <w:t>omposition</w:t>
+      </w:r>
+      <w:proofErr w:type="spellEnd"/>
+      <w:r>
+        <w:rPr>
+          <w:rFonts w:ascii="Garamond" w:hAnsi="Garamond"/>
+          <w:sz w:val="18"/>
+          <w:szCs w:val="16"/>
+        </w:rPr>
+        <w:t xml:space="preserve"> of wind </w:t>
+      </w:r>
+      <w:proofErr w:type="spellStart"/>
+      <w:r>
+        <w:rPr>
+          <w:rFonts w:ascii="Garamond" w:hAnsi="Garamond"/>
+          <w:sz w:val="18"/>
+          <w:szCs w:val="16"/>
+        </w:rPr>
+        <w:t>MSRs</w:t>
+      </w:r>
+      <w:proofErr w:type="spellEnd"/>
+      <w:r>
+        <w:rPr>
+          <w:rFonts w:ascii="Garamond" w:hAnsi="Garamond"/>
+          <w:sz w:val="18"/>
+          <w:szCs w:val="16"/>
+        </w:rPr>
+        <w:t xml:space="preserve"> by </w:t>
+      </w:r>
+      <w:proofErr w:type="spellStart"/>
+      <w:r>
+        <w:rPr>
+          <w:rFonts w:ascii="Garamond" w:hAnsi="Garamond"/>
+          <w:sz w:val="18"/>
+          <w:szCs w:val="16"/>
+        </w:rPr>
+        <w:t>capacity</w:t>
+      </w:r>
+      <w:proofErr w:type="spellEnd"/>
+      <w:r>
+        <w:rPr>
+          <w:rFonts w:ascii="Garamond" w:hAnsi="Garamond"/>
+          <w:sz w:val="18"/>
+          <w:szCs w:val="16"/>
+        </w:rPr>
+        <w:t xml:space="preserve"> factor (%) in Ecuador.</w:t>
       </w:r>
     </w:p>
     <w:p>
@@ -22309,6 +27108,7 @@
         </w:rPr>
       </w:pPr>
       <w:bookmarkStart w:id="43" w:name="_Ref235183429"/>
+      <w:proofErr w:type="spellStart"/>
       <w:r>
         <w:rPr>
           <w:rFonts w:ascii="Garamond" w:hAnsi="Garamond"/>
@@ -22318,7 +27118,19 @@
           <w:sz w:val="18"/>
           <w:szCs w:val="16"/>
         </w:rPr>
-        <w:t xml:space="preserve">Figure </w:t>
+        <w:t>Figure</w:t>
+      </w:r>
+      <w:proofErr w:type="spellEnd"/>
+      <w:r>
+        <w:rPr>
+          <w:rFonts w:ascii="Garamond" w:hAnsi="Garamond"/>
+          <w:b/>
+          <w:bCs w:val="0"/>
+          <w:color w:val="7030A0"/>
+          <w:sz w:val="18"/>
+          <w:szCs w:val="16"/>
+        </w:rPr>
+        <w:t xml:space="preserve"> </w:t>
       </w:r>
       <w:r>
         <w:rPr>
@@ -22383,7 +27195,43 @@
           <w:sz w:val="18"/>
           <w:szCs w:val="16"/>
         </w:rPr>
-        <w:t>: Composition of wind MSRs by LCOE (USD/MWh) in Ecuador.</w:t>
+        <w:t xml:space="preserve">: </w:t>
+      </w:r>
+      <w:proofErr w:type="spellStart"/>
+      <w:r>
+        <w:rPr>
+          <w:rFonts w:ascii="Garamond" w:hAnsi="Garamond"/>
+          <w:sz w:val="18"/>
+          <w:szCs w:val="16"/>
+        </w:rPr>
+        <w:t>Composition</w:t>
+      </w:r>
+      <w:proofErr w:type="spellEnd"/>
+      <w:r>
+        <w:rPr>
+          <w:rFonts w:ascii="Garamond" w:hAnsi="Garamond"/>
+          <w:sz w:val="18"/>
+          <w:szCs w:val="16"/>
+        </w:rPr>
+        <w:t xml:space="preserve"> of wind </w:t>
+      </w:r>
+      <w:proofErr w:type="spellStart"/>
+      <w:r>
+        <w:rPr>
+          <w:rFonts w:ascii="Garamond" w:hAnsi="Garamond"/>
+          <w:sz w:val="18"/>
+          <w:szCs w:val="16"/>
+        </w:rPr>
+        <w:t>MSRs</w:t>
+      </w:r>
+      <w:proofErr w:type="spellEnd"/>
+      <w:r>
+        <w:rPr>
+          <w:rFonts w:ascii="Garamond" w:hAnsi="Garamond"/>
+          <w:sz w:val="18"/>
+          <w:szCs w:val="16"/>
+        </w:rPr>
+        <w:t xml:space="preserve"> by LCOE (USD/MWh) in Ecuador.</w:t>
       </w:r>
     </w:p>
     <w:p>
@@ -22502,6 +27350,7 @@
         </w:rPr>
         <w:t xml:space="preserve">setting the </w:t>
       </w:r>
+      <w:proofErr w:type="spellStart"/>
       <w:r>
         <w:rPr>
           <w:rFonts w:ascii="Garamond" w:hAnsi="Garamond"/>
@@ -22520,7 +27369,18 @@
           <w:color w:val="00B050"/>
           <w:lang w:val="en-US"/>
         </w:rPr>
-        <w:t xml:space="preserve">solar </w:t>
+        <w:t>solar</w:t>
+      </w:r>
+      <w:proofErr w:type="spellEnd"/>
+      <w:r>
+        <w:rPr>
+          <w:rFonts w:ascii="Garamond" w:hAnsi="Garamond"/>
+          <w:i/>
+          <w:iCs/>
+          <w:color w:val="00B050"/>
+          <w:lang w:val="en-US"/>
+        </w:rPr>
+        <w:t xml:space="preserve"> </w:t>
       </w:r>
       <w:r>
         <w:rPr>
@@ -22890,14 +27750,25 @@
         </w:rPr>
         <w:fldChar w:fldCharType="separate"/>
       </w:r>
-      <w:r>
-        <w:rPr>
-          <w:rFonts w:ascii="Garamond" w:hAnsi="Garamond"/>
-          <w:b/>
-          <w:bCs/>
-          <w:color w:val="7030A0"/>
-        </w:rPr>
-        <w:t xml:space="preserve">Figure </w:t>
+      <w:proofErr w:type="spellStart"/>
+      <w:r>
+        <w:rPr>
+          <w:rFonts w:ascii="Garamond" w:hAnsi="Garamond"/>
+          <w:b/>
+          <w:bCs/>
+          <w:color w:val="7030A0"/>
+        </w:rPr>
+        <w:t>Figure</w:t>
+      </w:r>
+      <w:proofErr w:type="spellEnd"/>
+      <w:r>
+        <w:rPr>
+          <w:rFonts w:ascii="Garamond" w:hAnsi="Garamond"/>
+          <w:b/>
+          <w:bCs/>
+          <w:color w:val="7030A0"/>
+        </w:rPr>
+        <w:t xml:space="preserve"> </w:t>
       </w:r>
       <w:r>
         <w:rPr>
@@ -22982,14 +27853,25 @@
         </w:rPr>
         <w:fldChar w:fldCharType="separate"/>
       </w:r>
-      <w:r>
-        <w:rPr>
-          <w:rFonts w:ascii="Garamond" w:hAnsi="Garamond"/>
-          <w:b/>
-          <w:bCs/>
-          <w:color w:val="7030A0"/>
-        </w:rPr>
-        <w:t xml:space="preserve">Figure </w:t>
+      <w:proofErr w:type="spellStart"/>
+      <w:r>
+        <w:rPr>
+          <w:rFonts w:ascii="Garamond" w:hAnsi="Garamond"/>
+          <w:b/>
+          <w:bCs/>
+          <w:color w:val="7030A0"/>
+        </w:rPr>
+        <w:t>Figure</w:t>
+      </w:r>
+      <w:proofErr w:type="spellEnd"/>
+      <w:r>
+        <w:rPr>
+          <w:rFonts w:ascii="Garamond" w:hAnsi="Garamond"/>
+          <w:b/>
+          <w:bCs/>
+          <w:color w:val="7030A0"/>
+        </w:rPr>
+        <w:t xml:space="preserve"> </w:t>
       </w:r>
       <w:r>
         <w:rPr>
@@ -23074,14 +27956,25 @@
         </w:rPr>
         <w:fldChar w:fldCharType="separate"/>
       </w:r>
-      <w:r>
-        <w:rPr>
-          <w:rFonts w:ascii="Garamond" w:hAnsi="Garamond"/>
-          <w:b/>
-          <w:bCs/>
-          <w:color w:val="7030A0"/>
-        </w:rPr>
-        <w:t xml:space="preserve">Figure </w:t>
+      <w:proofErr w:type="spellStart"/>
+      <w:r>
+        <w:rPr>
+          <w:rFonts w:ascii="Garamond" w:hAnsi="Garamond"/>
+          <w:b/>
+          <w:bCs/>
+          <w:color w:val="7030A0"/>
+        </w:rPr>
+        <w:t>Figure</w:t>
+      </w:r>
+      <w:proofErr w:type="spellEnd"/>
+      <w:r>
+        <w:rPr>
+          <w:rFonts w:ascii="Garamond" w:hAnsi="Garamond"/>
+          <w:b/>
+          <w:bCs/>
+          <w:color w:val="7030A0"/>
+        </w:rPr>
+        <w:t xml:space="preserve"> </w:t>
       </w:r>
       <w:r>
         <w:rPr>
@@ -23187,14 +28080,25 @@
         </w:rPr>
         <w:fldChar w:fldCharType="separate"/>
       </w:r>
-      <w:r>
-        <w:rPr>
-          <w:rFonts w:ascii="Garamond" w:hAnsi="Garamond"/>
-          <w:b/>
-          <w:bCs/>
-          <w:color w:val="7030A0"/>
-        </w:rPr>
-        <w:t xml:space="preserve">Figure </w:t>
+      <w:proofErr w:type="spellStart"/>
+      <w:r>
+        <w:rPr>
+          <w:rFonts w:ascii="Garamond" w:hAnsi="Garamond"/>
+          <w:b/>
+          <w:bCs/>
+          <w:color w:val="7030A0"/>
+        </w:rPr>
+        <w:t>Figure</w:t>
+      </w:r>
+      <w:proofErr w:type="spellEnd"/>
+      <w:r>
+        <w:rPr>
+          <w:rFonts w:ascii="Garamond" w:hAnsi="Garamond"/>
+          <w:b/>
+          <w:bCs/>
+          <w:color w:val="7030A0"/>
+        </w:rPr>
+        <w:t xml:space="preserve"> </w:t>
       </w:r>
       <w:r>
         <w:rPr>
@@ -23302,6 +28206,7 @@
         </w:rPr>
       </w:pPr>
       <w:bookmarkStart w:id="44" w:name="_Ref235187310"/>
+      <w:proofErr w:type="spellStart"/>
       <w:r>
         <w:rPr>
           <w:rFonts w:ascii="Garamond" w:hAnsi="Garamond"/>
@@ -23311,7 +28216,19 @@
           <w:sz w:val="18"/>
           <w:szCs w:val="16"/>
         </w:rPr>
-        <w:t xml:space="preserve">Figure </w:t>
+        <w:t>Figure</w:t>
+      </w:r>
+      <w:proofErr w:type="spellEnd"/>
+      <w:r>
+        <w:rPr>
+          <w:rFonts w:ascii="Garamond" w:hAnsi="Garamond"/>
+          <w:b/>
+          <w:bCs w:val="0"/>
+          <w:color w:val="7030A0"/>
+          <w:sz w:val="18"/>
+          <w:szCs w:val="16"/>
+        </w:rPr>
+        <w:t xml:space="preserve"> </w:t>
       </w:r>
       <w:r>
         <w:rPr>
@@ -23378,21 +28295,139 @@
         </w:rPr>
         <w:t xml:space="preserve">: </w:t>
       </w:r>
-      <w:r>
-        <w:rPr>
-          <w:rFonts w:ascii="Garamond" w:hAnsi="Garamond"/>
-          <w:sz w:val="18"/>
-          <w:szCs w:val="16"/>
-        </w:rPr>
-        <w:t>Example c</w:t>
-      </w:r>
-      <w:r>
-        <w:rPr>
-          <w:rFonts w:ascii="Garamond" w:hAnsi="Garamond"/>
-          <w:sz w:val="18"/>
-          <w:szCs w:val="16"/>
-        </w:rPr>
-        <w:t>omposition of solar PV MSRs by distance to transmission grid (km) in Ecuador.</w:t>
+      <w:proofErr w:type="spellStart"/>
+      <w:r>
+        <w:rPr>
+          <w:rFonts w:ascii="Garamond" w:hAnsi="Garamond"/>
+          <w:sz w:val="18"/>
+          <w:szCs w:val="16"/>
+        </w:rPr>
+        <w:t>Example</w:t>
+      </w:r>
+      <w:proofErr w:type="spellEnd"/>
+      <w:r>
+        <w:rPr>
+          <w:rFonts w:ascii="Garamond" w:hAnsi="Garamond"/>
+          <w:sz w:val="18"/>
+          <w:szCs w:val="16"/>
+        </w:rPr>
+        <w:t xml:space="preserve"> </w:t>
+      </w:r>
+      <w:proofErr w:type="spellStart"/>
+      <w:r>
+        <w:rPr>
+          <w:rFonts w:ascii="Garamond" w:hAnsi="Garamond"/>
+          <w:sz w:val="18"/>
+          <w:szCs w:val="16"/>
+        </w:rPr>
+        <w:t>c</w:t>
+      </w:r>
+      <w:r>
+        <w:rPr>
+          <w:rFonts w:ascii="Garamond" w:hAnsi="Garamond"/>
+          <w:sz w:val="18"/>
+          <w:szCs w:val="16"/>
+        </w:rPr>
+        <w:t>omposition</w:t>
+      </w:r>
+      <w:proofErr w:type="spellEnd"/>
+      <w:r>
+        <w:rPr>
+          <w:rFonts w:ascii="Garamond" w:hAnsi="Garamond"/>
+          <w:sz w:val="18"/>
+          <w:szCs w:val="16"/>
+        </w:rPr>
+        <w:t xml:space="preserve"> of </w:t>
+      </w:r>
+      <w:proofErr w:type="spellStart"/>
+      <w:r>
+        <w:rPr>
+          <w:rFonts w:ascii="Garamond" w:hAnsi="Garamond"/>
+          <w:sz w:val="18"/>
+          <w:szCs w:val="16"/>
+        </w:rPr>
+        <w:t>solar</w:t>
+      </w:r>
+      <w:proofErr w:type="spellEnd"/>
+      <w:r>
+        <w:rPr>
+          <w:rFonts w:ascii="Garamond" w:hAnsi="Garamond"/>
+          <w:sz w:val="18"/>
+          <w:szCs w:val="16"/>
+        </w:rPr>
+        <w:t xml:space="preserve"> PV </w:t>
+      </w:r>
+      <w:proofErr w:type="spellStart"/>
+      <w:r>
+        <w:rPr>
+          <w:rFonts w:ascii="Garamond" w:hAnsi="Garamond"/>
+          <w:sz w:val="18"/>
+          <w:szCs w:val="16"/>
+        </w:rPr>
+        <w:t>MSRs</w:t>
+      </w:r>
+      <w:proofErr w:type="spellEnd"/>
+      <w:r>
+        <w:rPr>
+          <w:rFonts w:ascii="Garamond" w:hAnsi="Garamond"/>
+          <w:sz w:val="18"/>
+          <w:szCs w:val="16"/>
+        </w:rPr>
+        <w:t xml:space="preserve"> by </w:t>
+      </w:r>
+      <w:proofErr w:type="spellStart"/>
+      <w:r>
+        <w:rPr>
+          <w:rFonts w:ascii="Garamond" w:hAnsi="Garamond"/>
+          <w:sz w:val="18"/>
+          <w:szCs w:val="16"/>
+        </w:rPr>
+        <w:t>distance</w:t>
+      </w:r>
+      <w:proofErr w:type="spellEnd"/>
+      <w:r>
+        <w:rPr>
+          <w:rFonts w:ascii="Garamond" w:hAnsi="Garamond"/>
+          <w:sz w:val="18"/>
+          <w:szCs w:val="16"/>
+        </w:rPr>
+        <w:t xml:space="preserve"> </w:t>
+      </w:r>
+      <w:proofErr w:type="spellStart"/>
+      <w:r>
+        <w:rPr>
+          <w:rFonts w:ascii="Garamond" w:hAnsi="Garamond"/>
+          <w:sz w:val="18"/>
+          <w:szCs w:val="16"/>
+        </w:rPr>
+        <w:t>to</w:t>
+      </w:r>
+      <w:proofErr w:type="spellEnd"/>
+      <w:r>
+        <w:rPr>
+          <w:rFonts w:ascii="Garamond" w:hAnsi="Garamond"/>
+          <w:sz w:val="18"/>
+          <w:szCs w:val="16"/>
+        </w:rPr>
+        <w:t xml:space="preserve"> transmission </w:t>
+      </w:r>
+      <w:proofErr w:type="spellStart"/>
+      <w:r>
+        <w:rPr>
+          <w:rFonts w:ascii="Garamond" w:hAnsi="Garamond"/>
+          <w:sz w:val="18"/>
+          <w:szCs w:val="16"/>
+        </w:rPr>
+        <w:t>grid</w:t>
+      </w:r>
+      <w:proofErr w:type="spellEnd"/>
+      <w:r>
+        <w:rPr>
+          <w:rFonts w:ascii="Garamond" w:hAnsi="Garamond"/>
+          <w:sz w:val="18"/>
+          <w:szCs w:val="16"/>
+        </w:rPr>
+        <w:t xml:space="preserve"> (km) in Ecuador.</w:t>
       </w:r>
     </w:p>
     <w:p>
@@ -23465,6 +28500,7 @@
         </w:rPr>
       </w:pPr>
       <w:bookmarkStart w:id="45" w:name="_Ref235187303"/>
+      <w:proofErr w:type="spellStart"/>
       <w:r>
         <w:rPr>
           <w:rFonts w:ascii="Garamond" w:hAnsi="Garamond"/>
@@ -23474,7 +28510,19 @@
           <w:sz w:val="18"/>
           <w:szCs w:val="16"/>
         </w:rPr>
-        <w:t xml:space="preserve">Figure </w:t>
+        <w:t>Figure</w:t>
+      </w:r>
+      <w:proofErr w:type="spellEnd"/>
+      <w:r>
+        <w:rPr>
+          <w:rFonts w:ascii="Garamond" w:hAnsi="Garamond"/>
+          <w:b/>
+          <w:bCs w:val="0"/>
+          <w:color w:val="7030A0"/>
+          <w:sz w:val="18"/>
+          <w:szCs w:val="16"/>
+        </w:rPr>
+        <w:t xml:space="preserve"> </w:t>
       </w:r>
       <w:r>
         <w:rPr>
@@ -23541,21 +28589,103 @@
         </w:rPr>
         <w:t xml:space="preserve">: </w:t>
       </w:r>
-      <w:r>
-        <w:rPr>
-          <w:rFonts w:ascii="Garamond" w:hAnsi="Garamond"/>
-          <w:sz w:val="18"/>
-          <w:szCs w:val="16"/>
-        </w:rPr>
-        <w:t>Example c</w:t>
-      </w:r>
-      <w:r>
-        <w:rPr>
-          <w:rFonts w:ascii="Garamond" w:hAnsi="Garamond"/>
-          <w:sz w:val="18"/>
-          <w:szCs w:val="16"/>
-        </w:rPr>
-        <w:t>omposition of solar PV MSRs by capacity factor (%) in Ecuador.</w:t>
+      <w:proofErr w:type="spellStart"/>
+      <w:r>
+        <w:rPr>
+          <w:rFonts w:ascii="Garamond" w:hAnsi="Garamond"/>
+          <w:sz w:val="18"/>
+          <w:szCs w:val="16"/>
+        </w:rPr>
+        <w:t>Example</w:t>
+      </w:r>
+      <w:proofErr w:type="spellEnd"/>
+      <w:r>
+        <w:rPr>
+          <w:rFonts w:ascii="Garamond" w:hAnsi="Garamond"/>
+          <w:sz w:val="18"/>
+          <w:szCs w:val="16"/>
+        </w:rPr>
+        <w:t xml:space="preserve"> </w:t>
+      </w:r>
+      <w:proofErr w:type="spellStart"/>
+      <w:r>
+        <w:rPr>
+          <w:rFonts w:ascii="Garamond" w:hAnsi="Garamond"/>
+          <w:sz w:val="18"/>
+          <w:szCs w:val="16"/>
+        </w:rPr>
+        <w:t>c</w:t>
+      </w:r>
+      <w:r>
+        <w:rPr>
+          <w:rFonts w:ascii="Garamond" w:hAnsi="Garamond"/>
+          <w:sz w:val="18"/>
+          <w:szCs w:val="16"/>
+        </w:rPr>
+        <w:t>omposition</w:t>
+      </w:r>
+      <w:proofErr w:type="spellEnd"/>
+      <w:r>
+        <w:rPr>
+          <w:rFonts w:ascii="Garamond" w:hAnsi="Garamond"/>
+          <w:sz w:val="18"/>
+          <w:szCs w:val="16"/>
+        </w:rPr>
+        <w:t xml:space="preserve"> of </w:t>
+      </w:r>
+      <w:proofErr w:type="spellStart"/>
+      <w:r>
+        <w:rPr>
+          <w:rFonts w:ascii="Garamond" w:hAnsi="Garamond"/>
+          <w:sz w:val="18"/>
+          <w:szCs w:val="16"/>
+        </w:rPr>
+        <w:t>solar</w:t>
+      </w:r>
+      <w:proofErr w:type="spellEnd"/>
+      <w:r>
+        <w:rPr>
+          <w:rFonts w:ascii="Garamond" w:hAnsi="Garamond"/>
+          <w:sz w:val="18"/>
+          <w:szCs w:val="16"/>
+        </w:rPr>
+        <w:t xml:space="preserve"> PV </w:t>
+      </w:r>
+      <w:proofErr w:type="spellStart"/>
+      <w:r>
+        <w:rPr>
+          <w:rFonts w:ascii="Garamond" w:hAnsi="Garamond"/>
+          <w:sz w:val="18"/>
+          <w:szCs w:val="16"/>
+        </w:rPr>
+        <w:t>MSRs</w:t>
+      </w:r>
+      <w:proofErr w:type="spellEnd"/>
+      <w:r>
+        <w:rPr>
+          <w:rFonts w:ascii="Garamond" w:hAnsi="Garamond"/>
+          <w:sz w:val="18"/>
+          <w:szCs w:val="16"/>
+        </w:rPr>
+        <w:t xml:space="preserve"> by </w:t>
+      </w:r>
+      <w:proofErr w:type="spellStart"/>
+      <w:r>
+        <w:rPr>
+          <w:rFonts w:ascii="Garamond" w:hAnsi="Garamond"/>
+          <w:sz w:val="18"/>
+          <w:szCs w:val="16"/>
+        </w:rPr>
+        <w:t>capacity</w:t>
+      </w:r>
+      <w:proofErr w:type="spellEnd"/>
+      <w:r>
+        <w:rPr>
+          <w:rFonts w:ascii="Garamond" w:hAnsi="Garamond"/>
+          <w:sz w:val="18"/>
+          <w:szCs w:val="16"/>
+        </w:rPr>
+        <w:t xml:space="preserve"> factor (%) in Ecuador.</w:t>
       </w:r>
     </w:p>
     <w:p/>
@@ -23637,6 +28767,7 @@
         </w:rPr>
       </w:pPr>
       <w:bookmarkStart w:id="46" w:name="_Ref235187295"/>
+      <w:proofErr w:type="spellStart"/>
       <w:r>
         <w:rPr>
           <w:rFonts w:ascii="Garamond" w:hAnsi="Garamond"/>
@@ -23646,7 +28777,19 @@
           <w:sz w:val="18"/>
           <w:szCs w:val="16"/>
         </w:rPr>
-        <w:t xml:space="preserve">Figure </w:t>
+        <w:t>Figure</w:t>
+      </w:r>
+      <w:proofErr w:type="spellEnd"/>
+      <w:r>
+        <w:rPr>
+          <w:rFonts w:ascii="Garamond" w:hAnsi="Garamond"/>
+          <w:b/>
+          <w:bCs w:val="0"/>
+          <w:color w:val="7030A0"/>
+          <w:sz w:val="18"/>
+          <w:szCs w:val="16"/>
+        </w:rPr>
+        <w:t xml:space="preserve"> </w:t>
       </w:r>
       <w:r>
         <w:rPr>
@@ -23713,21 +28856,85 @@
         </w:rPr>
         <w:t xml:space="preserve">: </w:t>
       </w:r>
-      <w:r>
-        <w:rPr>
-          <w:rFonts w:ascii="Garamond" w:hAnsi="Garamond"/>
-          <w:sz w:val="18"/>
-          <w:szCs w:val="16"/>
-        </w:rPr>
-        <w:t>Example c</w:t>
-      </w:r>
-      <w:r>
-        <w:rPr>
-          <w:rFonts w:ascii="Garamond" w:hAnsi="Garamond"/>
-          <w:sz w:val="18"/>
-          <w:szCs w:val="16"/>
-        </w:rPr>
-        <w:t>omposition of solar PV MSRs by LCOE (USD/MWh) in Ecuador.</w:t>
+      <w:proofErr w:type="spellStart"/>
+      <w:r>
+        <w:rPr>
+          <w:rFonts w:ascii="Garamond" w:hAnsi="Garamond"/>
+          <w:sz w:val="18"/>
+          <w:szCs w:val="16"/>
+        </w:rPr>
+        <w:t>Example</w:t>
+      </w:r>
+      <w:proofErr w:type="spellEnd"/>
+      <w:r>
+        <w:rPr>
+          <w:rFonts w:ascii="Garamond" w:hAnsi="Garamond"/>
+          <w:sz w:val="18"/>
+          <w:szCs w:val="16"/>
+        </w:rPr>
+        <w:t xml:space="preserve"> </w:t>
+      </w:r>
+      <w:proofErr w:type="spellStart"/>
+      <w:r>
+        <w:rPr>
+          <w:rFonts w:ascii="Garamond" w:hAnsi="Garamond"/>
+          <w:sz w:val="18"/>
+          <w:szCs w:val="16"/>
+        </w:rPr>
+        <w:t>c</w:t>
+      </w:r>
+      <w:r>
+        <w:rPr>
+          <w:rFonts w:ascii="Garamond" w:hAnsi="Garamond"/>
+          <w:sz w:val="18"/>
+          <w:szCs w:val="16"/>
+        </w:rPr>
+        <w:t>omposition</w:t>
+      </w:r>
+      <w:proofErr w:type="spellEnd"/>
+      <w:r>
+        <w:rPr>
+          <w:rFonts w:ascii="Garamond" w:hAnsi="Garamond"/>
+          <w:sz w:val="18"/>
+          <w:szCs w:val="16"/>
+        </w:rPr>
+        <w:t xml:space="preserve"> of </w:t>
+      </w:r>
+      <w:proofErr w:type="spellStart"/>
+      <w:r>
+        <w:rPr>
+          <w:rFonts w:ascii="Garamond" w:hAnsi="Garamond"/>
+          <w:sz w:val="18"/>
+          <w:szCs w:val="16"/>
+        </w:rPr>
+        <w:t>solar</w:t>
+      </w:r>
+      <w:proofErr w:type="spellEnd"/>
+      <w:r>
+        <w:rPr>
+          <w:rFonts w:ascii="Garamond" w:hAnsi="Garamond"/>
+          <w:sz w:val="18"/>
+          <w:szCs w:val="16"/>
+        </w:rPr>
+        <w:t xml:space="preserve"> PV </w:t>
+      </w:r>
+      <w:proofErr w:type="spellStart"/>
+      <w:r>
+        <w:rPr>
+          <w:rFonts w:ascii="Garamond" w:hAnsi="Garamond"/>
+          <w:sz w:val="18"/>
+          <w:szCs w:val="16"/>
+        </w:rPr>
+        <w:t>MSRs</w:t>
+      </w:r>
+      <w:proofErr w:type="spellEnd"/>
+      <w:r>
+        <w:rPr>
+          <w:rFonts w:ascii="Garamond" w:hAnsi="Garamond"/>
+          <w:sz w:val="18"/>
+          <w:szCs w:val="16"/>
+        </w:rPr>
+        <w:t xml:space="preserve"> by LCOE (USD/MWh) in Ecuador.</w:t>
       </w:r>
     </w:p>
     <w:p/>
@@ -23932,6 +29139,7 @@
         </w:rPr>
       </w:pPr>
       <w:bookmarkStart w:id="47" w:name="_Ref235188012"/>
+      <w:proofErr w:type="spellStart"/>
       <w:r>
         <w:rPr>
           <w:rFonts w:ascii="Garamond" w:hAnsi="Garamond"/>
@@ -23941,7 +29149,19 @@
           <w:sz w:val="18"/>
           <w:szCs w:val="16"/>
         </w:rPr>
-        <w:t xml:space="preserve">Figure </w:t>
+        <w:t>Figure</w:t>
+      </w:r>
+      <w:proofErr w:type="spellEnd"/>
+      <w:r>
+        <w:rPr>
+          <w:rFonts w:ascii="Garamond" w:hAnsi="Garamond"/>
+          <w:b/>
+          <w:bCs w:val="0"/>
+          <w:color w:val="7030A0"/>
+          <w:sz w:val="18"/>
+          <w:szCs w:val="16"/>
+        </w:rPr>
+        <w:t xml:space="preserve"> </w:t>
       </w:r>
       <w:r>
         <w:rPr>
@@ -24474,6 +29694,7 @@
         </w:rPr>
         <w:fldChar w:fldCharType="separate"/>
       </w:r>
+      <w:proofErr w:type="spellStart"/>
       <w:r>
         <w:rPr>
           <w:rFonts w:ascii="Garamond" w:hAnsi="Garamond"/>
@@ -24482,7 +29703,18 @@
           <w:color w:val="7030A0"/>
           <w:szCs w:val="22"/>
         </w:rPr>
-        <w:t xml:space="preserve">Figure </w:t>
+        <w:t>Figure</w:t>
+      </w:r>
+      <w:proofErr w:type="spellEnd"/>
+      <w:r>
+        <w:rPr>
+          <w:rFonts w:ascii="Garamond" w:hAnsi="Garamond"/>
+          <w:b/>
+          <w:bCs/>
+          <w:color w:val="7030A0"/>
+          <w:szCs w:val="22"/>
+        </w:rPr>
+        <w:t xml:space="preserve"> </w:t>
       </w:r>
       <w:r>
         <w:rPr>
@@ -24642,6 +29874,7 @@
         </w:rPr>
         <w:fldChar w:fldCharType="separate"/>
       </w:r>
+      <w:proofErr w:type="spellStart"/>
       <w:r>
         <w:rPr>
           <w:rFonts w:ascii="Garamond" w:hAnsi="Garamond"/>
@@ -24650,7 +29883,18 @@
           <w:color w:val="7030A0"/>
           <w:szCs w:val="22"/>
         </w:rPr>
-        <w:t xml:space="preserve">Figure </w:t>
+        <w:t>Figure</w:t>
+      </w:r>
+      <w:proofErr w:type="spellEnd"/>
+      <w:r>
+        <w:rPr>
+          <w:rFonts w:ascii="Garamond" w:hAnsi="Garamond"/>
+          <w:b/>
+          <w:bCs/>
+          <w:color w:val="7030A0"/>
+          <w:szCs w:val="22"/>
+        </w:rPr>
+        <w:t xml:space="preserve"> </w:t>
       </w:r>
       <w:r>
         <w:rPr>
@@ -24824,6 +30068,7 @@
         </w:rPr>
       </w:pPr>
       <w:bookmarkStart w:id="50" w:name="_Ref235895149"/>
+      <w:proofErr w:type="spellStart"/>
       <w:r>
         <w:rPr>
           <w:rFonts w:ascii="Garamond" w:hAnsi="Garamond"/>
@@ -24833,7 +30078,19 @@
           <w:sz w:val="18"/>
           <w:szCs w:val="18"/>
         </w:rPr>
-        <w:t xml:space="preserve">Figure </w:t>
+        <w:t>Figure</w:t>
+      </w:r>
+      <w:proofErr w:type="spellEnd"/>
+      <w:r>
+        <w:rPr>
+          <w:rFonts w:ascii="Garamond" w:hAnsi="Garamond"/>
+          <w:b/>
+          <w:bCs w:val="0"/>
+          <w:color w:val="7030A0"/>
+          <w:sz w:val="18"/>
+          <w:szCs w:val="18"/>
+        </w:rPr>
+        <w:t xml:space="preserve"> </w:t>
       </w:r>
       <w:r>
         <w:rPr>
@@ -24898,7 +30155,79 @@
           <w:sz w:val="18"/>
           <w:szCs w:val="18"/>
         </w:rPr>
-        <w:t xml:space="preserve">: Linking the correct input datasets in the Sceener </w:t>
+        <w:t xml:space="preserve">: </w:t>
+      </w:r>
+      <w:proofErr w:type="spellStart"/>
+      <w:r>
+        <w:rPr>
+          <w:rFonts w:ascii="Garamond" w:hAnsi="Garamond"/>
+          <w:sz w:val="18"/>
+          <w:szCs w:val="18"/>
+        </w:rPr>
+        <w:t>Linking</w:t>
+      </w:r>
+      <w:proofErr w:type="spellEnd"/>
+      <w:r>
+        <w:rPr>
+          <w:rFonts w:ascii="Garamond" w:hAnsi="Garamond"/>
+          <w:sz w:val="18"/>
+          <w:szCs w:val="18"/>
+        </w:rPr>
+        <w:t xml:space="preserve"> </w:t>
+      </w:r>
+      <w:proofErr w:type="spellStart"/>
+      <w:r>
+        <w:rPr>
+          <w:rFonts w:ascii="Garamond" w:hAnsi="Garamond"/>
+          <w:sz w:val="18"/>
+          <w:szCs w:val="18"/>
+        </w:rPr>
+        <w:t>the</w:t>
+      </w:r>
+      <w:proofErr w:type="spellEnd"/>
+      <w:r>
+        <w:rPr>
+          <w:rFonts w:ascii="Garamond" w:hAnsi="Garamond"/>
+          <w:sz w:val="18"/>
+          <w:szCs w:val="18"/>
+        </w:rPr>
+        <w:t xml:space="preserve"> correct input datasets in </w:t>
+      </w:r>
+      <w:proofErr w:type="spellStart"/>
+      <w:r>
+        <w:rPr>
+          <w:rFonts w:ascii="Garamond" w:hAnsi="Garamond"/>
+          <w:sz w:val="18"/>
+          <w:szCs w:val="18"/>
+        </w:rPr>
+        <w:t>the</w:t>
+      </w:r>
+      <w:proofErr w:type="spellEnd"/>
+      <w:r>
+        <w:rPr>
+          <w:rFonts w:ascii="Garamond" w:hAnsi="Garamond"/>
+          <w:sz w:val="18"/>
+          <w:szCs w:val="18"/>
+        </w:rPr>
+        <w:t xml:space="preserve"> </w:t>
+      </w:r>
+      <w:proofErr w:type="spellStart"/>
+      <w:r>
+        <w:rPr>
+          <w:rFonts w:ascii="Garamond" w:hAnsi="Garamond"/>
+          <w:sz w:val="18"/>
+          <w:szCs w:val="18"/>
+        </w:rPr>
+        <w:t>Sceener</w:t>
+      </w:r>
+      <w:proofErr w:type="spellEnd"/>
+      <w:r>
+        <w:rPr>
+          <w:rFonts w:ascii="Garamond" w:hAnsi="Garamond"/>
+          <w:sz w:val="18"/>
+          <w:szCs w:val="18"/>
+        </w:rPr>
+        <w:t xml:space="preserve"> </w:t>
       </w:r>
       <w:r>
         <w:rPr>
@@ -25039,6 +30368,7 @@
         </w:rPr>
         <w:t xml:space="preserve">Set </w:t>
       </w:r>
+      <w:proofErr w:type="spellStart"/>
       <w:r>
         <w:rPr>
           <w:rFonts w:ascii="Garamond" w:hAnsi="Garamond"/>
@@ -25049,6 +30379,7 @@
         </w:rPr>
         <w:t>run_code_for_solar_pv</w:t>
       </w:r>
+      <w:proofErr w:type="spellEnd"/>
       <w:r>
         <w:rPr>
           <w:rFonts w:ascii="Garamond" w:hAnsi="Garamond"/>
@@ -25072,6 +30403,7 @@
         </w:rPr>
         <w:t xml:space="preserve">and </w:t>
       </w:r>
+      <w:proofErr w:type="spellStart"/>
       <w:r>
         <w:rPr>
           <w:rFonts w:ascii="Garamond" w:hAnsi="Garamond"/>
@@ -25080,127 +30412,9 @@
           <w:color w:val="00B050"/>
           <w:lang w:val="en-US"/>
         </w:rPr>
-        <w:t xml:space="preserve">run_code_for_wind </w:t>
-      </w:r>
-      <w:r>
-        <w:rPr>
-          <w:rFonts w:ascii="Garamond" w:hAnsi="Garamond"/>
-          <w:lang w:val="en-US"/>
-        </w:rPr>
-        <w:t>= 1</w:t>
-      </w:r>
-      <w:r>
-        <w:rPr>
-          <w:rFonts w:ascii="Garamond" w:hAnsi="Garamond"/>
-          <w:lang w:val="en-US"/>
-        </w:rPr>
-        <w:t xml:space="preserve"> (this code can run both simultaneously)</w:t>
-      </w:r>
-      <w:r>
-        <w:rPr>
-          <w:rFonts w:ascii="Garamond" w:hAnsi="Garamond"/>
-          <w:lang w:val="en-US"/>
-        </w:rPr>
-        <w:t>, as in</w:t>
-      </w:r>
-      <w:r>
-        <w:rPr>
-          <w:rFonts w:ascii="Garamond" w:hAnsi="Garamond"/>
-          <w:color w:val="7030A0"/>
-          <w:szCs w:val="22"/>
-          <w:lang w:val="en-US"/>
-        </w:rPr>
-        <w:t xml:space="preserve"> </w:t>
-      </w:r>
-      <w:r>
-        <w:rPr>
-          <w:rFonts w:ascii="Garamond" w:hAnsi="Garamond"/>
-          <w:b/>
-          <w:bCs/>
-          <w:color w:val="7030A0"/>
-          <w:szCs w:val="22"/>
-          <w:lang w:val="en-US"/>
-        </w:rPr>
-        <w:fldChar w:fldCharType="begin"/>
-      </w:r>
-      <w:r>
-        <w:rPr>
-          <w:rFonts w:ascii="Garamond" w:hAnsi="Garamond"/>
-          <w:b/>
-          <w:bCs/>
-          <w:color w:val="7030A0"/>
-          <w:szCs w:val="22"/>
-          <w:lang w:val="en-US"/>
-        </w:rPr>
-        <w:instrText xml:space="preserve"> REF _Ref235895393 \h  \* MERGEFORMAT </w:instrText>
-      </w:r>
-      <w:r>
-        <w:rPr>
-          <w:rFonts w:ascii="Garamond" w:hAnsi="Garamond"/>
-          <w:b/>
-          <w:bCs/>
-          <w:color w:val="7030A0"/>
-          <w:szCs w:val="22"/>
-          <w:lang w:val="en-US"/>
-        </w:rPr>
-      </w:r>
-      <w:r>
-        <w:rPr>
-          <w:rFonts w:ascii="Garamond" w:hAnsi="Garamond"/>
-          <w:b/>
-          <w:bCs/>
-          <w:color w:val="7030A0"/>
-          <w:szCs w:val="22"/>
-          <w:lang w:val="en-US"/>
-        </w:rPr>
-        <w:fldChar w:fldCharType="separate"/>
-      </w:r>
-      <w:r>
-        <w:rPr>
-          <w:rFonts w:ascii="Garamond" w:hAnsi="Garamond"/>
-          <w:b/>
-          <w:bCs/>
-          <w:color w:val="7030A0"/>
-          <w:szCs w:val="22"/>
-        </w:rPr>
-        <w:t xml:space="preserve">Figure </w:t>
-      </w:r>
-      <w:r>
-        <w:rPr>
-          <w:rFonts w:ascii="Garamond" w:hAnsi="Garamond"/>
-          <w:b/>
-          <w:bCs/>
-          <w:noProof/>
-          <w:color w:val="7030A0"/>
-          <w:szCs w:val="22"/>
-        </w:rPr>
-        <w:t>29</w:t>
-      </w:r>
-      <w:r>
-        <w:rPr>
-          <w:rFonts w:ascii="Garamond" w:hAnsi="Garamond"/>
-          <w:b/>
-          <w:bCs/>
-          <w:color w:val="7030A0"/>
-          <w:szCs w:val="22"/>
-          <w:lang w:val="en-US"/>
-        </w:rPr>
-        <w:fldChar w:fldCharType="end"/>
-      </w:r>
-      <w:r>
-        <w:rPr>
-          <w:rFonts w:ascii="Garamond" w:hAnsi="Garamond"/>
-          <w:lang w:val="en-US"/>
-        </w:rPr>
-        <w:t xml:space="preserve">. </w:t>
-      </w:r>
-      <w:r>
-        <w:rPr>
-          <w:rFonts w:ascii="Garamond" w:hAnsi="Garamond"/>
-          <w:lang w:val="en-US"/>
-        </w:rPr>
-        <w:t xml:space="preserve">Also set </w:t>
-      </w:r>
+        <w:t>run_code_for_wind</w:t>
+      </w:r>
+      <w:proofErr w:type="spellEnd"/>
       <w:r>
         <w:rPr>
           <w:rFonts w:ascii="Garamond" w:hAnsi="Garamond"/>
@@ -25209,7 +30423,160 @@
           <w:color w:val="00B050"/>
           <w:lang w:val="en-US"/>
         </w:rPr>
-        <w:t xml:space="preserve">add_cf_profiles </w:t>
+        <w:t xml:space="preserve"> </w:t>
+      </w:r>
+      <w:r>
+        <w:rPr>
+          <w:rFonts w:ascii="Garamond" w:hAnsi="Garamond"/>
+          <w:lang w:val="en-US"/>
+        </w:rPr>
+        <w:t>= 1</w:t>
+      </w:r>
+      <w:r>
+        <w:rPr>
+          <w:rFonts w:ascii="Garamond" w:hAnsi="Garamond"/>
+          <w:lang w:val="en-US"/>
+        </w:rPr>
+        <w:t xml:space="preserve"> (this code can run both simultaneously)</w:t>
+      </w:r>
+      <w:r>
+        <w:rPr>
+          <w:rFonts w:ascii="Garamond" w:hAnsi="Garamond"/>
+          <w:lang w:val="en-US"/>
+        </w:rPr>
+        <w:t>, as in</w:t>
+      </w:r>
+      <w:r>
+        <w:rPr>
+          <w:rFonts w:ascii="Garamond" w:hAnsi="Garamond"/>
+          <w:color w:val="7030A0"/>
+          <w:szCs w:val="22"/>
+          <w:lang w:val="en-US"/>
+        </w:rPr>
+        <w:t xml:space="preserve"> </w:t>
+      </w:r>
+      <w:r>
+        <w:rPr>
+          <w:rFonts w:ascii="Garamond" w:hAnsi="Garamond"/>
+          <w:b/>
+          <w:bCs/>
+          <w:color w:val="7030A0"/>
+          <w:szCs w:val="22"/>
+          <w:lang w:val="en-US"/>
+        </w:rPr>
+        <w:fldChar w:fldCharType="begin"/>
+      </w:r>
+      <w:r>
+        <w:rPr>
+          <w:rFonts w:ascii="Garamond" w:hAnsi="Garamond"/>
+          <w:b/>
+          <w:bCs/>
+          <w:color w:val="7030A0"/>
+          <w:szCs w:val="22"/>
+          <w:lang w:val="en-US"/>
+        </w:rPr>
+        <w:instrText xml:space="preserve"> REF _Ref235895393 \h  \* MERGEFORMAT </w:instrText>
+      </w:r>
+      <w:r>
+        <w:rPr>
+          <w:rFonts w:ascii="Garamond" w:hAnsi="Garamond"/>
+          <w:b/>
+          <w:bCs/>
+          <w:color w:val="7030A0"/>
+          <w:szCs w:val="22"/>
+          <w:lang w:val="en-US"/>
+        </w:rPr>
+      </w:r>
+      <w:r>
+        <w:rPr>
+          <w:rFonts w:ascii="Garamond" w:hAnsi="Garamond"/>
+          <w:b/>
+          <w:bCs/>
+          <w:color w:val="7030A0"/>
+          <w:szCs w:val="22"/>
+          <w:lang w:val="en-US"/>
+        </w:rPr>
+        <w:fldChar w:fldCharType="separate"/>
+      </w:r>
+      <w:proofErr w:type="spellStart"/>
+      <w:r>
+        <w:rPr>
+          <w:rFonts w:ascii="Garamond" w:hAnsi="Garamond"/>
+          <w:b/>
+          <w:bCs/>
+          <w:color w:val="7030A0"/>
+          <w:szCs w:val="22"/>
+        </w:rPr>
+        <w:t>Figure</w:t>
+      </w:r>
+      <w:proofErr w:type="spellEnd"/>
+      <w:r>
+        <w:rPr>
+          <w:rFonts w:ascii="Garamond" w:hAnsi="Garamond"/>
+          <w:b/>
+          <w:bCs/>
+          <w:color w:val="7030A0"/>
+          <w:szCs w:val="22"/>
+        </w:rPr>
+        <w:t xml:space="preserve"> </w:t>
+      </w:r>
+      <w:r>
+        <w:rPr>
+          <w:rFonts w:ascii="Garamond" w:hAnsi="Garamond"/>
+          <w:b/>
+          <w:bCs/>
+          <w:noProof/>
+          <w:color w:val="7030A0"/>
+          <w:szCs w:val="22"/>
+        </w:rPr>
+        <w:t>29</w:t>
+      </w:r>
+      <w:r>
+        <w:rPr>
+          <w:rFonts w:ascii="Garamond" w:hAnsi="Garamond"/>
+          <w:b/>
+          <w:bCs/>
+          <w:color w:val="7030A0"/>
+          <w:szCs w:val="22"/>
+          <w:lang w:val="en-US"/>
+        </w:rPr>
+        <w:fldChar w:fldCharType="end"/>
+      </w:r>
+      <w:r>
+        <w:rPr>
+          <w:rFonts w:ascii="Garamond" w:hAnsi="Garamond"/>
+          <w:lang w:val="en-US"/>
+        </w:rPr>
+        <w:t xml:space="preserve">. </w:t>
+      </w:r>
+      <w:r>
+        <w:rPr>
+          <w:rFonts w:ascii="Garamond" w:hAnsi="Garamond"/>
+          <w:lang w:val="en-US"/>
+        </w:rPr>
+        <w:t xml:space="preserve">Also set </w:t>
+      </w:r>
+      <w:proofErr w:type="spellStart"/>
+      <w:r>
+        <w:rPr>
+          <w:rFonts w:ascii="Garamond" w:hAnsi="Garamond"/>
+          <w:i/>
+          <w:iCs/>
+          <w:color w:val="00B050"/>
+          <w:lang w:val="en-US"/>
+        </w:rPr>
+        <w:t>add_cf_profiles</w:t>
+      </w:r>
+      <w:proofErr w:type="spellEnd"/>
+      <w:r>
+        <w:rPr>
+          <w:rFonts w:ascii="Garamond" w:hAnsi="Garamond"/>
+          <w:i/>
+          <w:iCs/>
+          <w:color w:val="00B050"/>
+          <w:lang w:val="en-US"/>
+        </w:rPr>
+        <w:t xml:space="preserve"> </w:t>
       </w:r>
       <w:r>
         <w:rPr>
@@ -25258,7 +30625,23 @@
           <w:rFonts w:ascii="Garamond" w:hAnsi="Garamond"/>
           <w:lang w:val="en-US"/>
         </w:rPr>
-        <w:t xml:space="preserve"> time series output of solar and wind capacity factors across the analysed meteorological years (here 2012-2014).</w:t>
+        <w:t xml:space="preserve"> time series output of solar and wind capacity factors across the </w:t>
+      </w:r>
+      <w:proofErr w:type="spellStart"/>
+      <w:r>
+        <w:rPr>
+          <w:rFonts w:ascii="Garamond" w:hAnsi="Garamond"/>
+          <w:lang w:val="en-US"/>
+        </w:rPr>
+        <w:t>analysed</w:t>
+      </w:r>
+      <w:proofErr w:type="spellEnd"/>
+      <w:r>
+        <w:rPr>
+          <w:rFonts w:ascii="Garamond" w:hAnsi="Garamond"/>
+          <w:lang w:val="en-US"/>
+        </w:rPr>
+        <w:t xml:space="preserve"> meteorological years (here 2012-2014).</w:t>
       </w:r>
     </w:p>
     <w:p>
@@ -25280,7 +30663,7 @@
           <w:lang w:val="en-US"/>
         </w:rPr>
         <w:drawing>
-          <wp:inline distT="0" distB="0" distL="0" distR="0" wp14:anchorId="5CCC5114" wp14:editId="1A3B49BF">
+          <wp:inline distT="0" distB="0" distL="0" distR="0" wp14:anchorId="5CCC5114" wp14:editId="718E890E">
             <wp:extent cx="4283612" cy="1462708"/>
             <wp:effectExtent l="0" t="0" r="3175" b="4445"/>
             <wp:docPr id="1685984751" name="Picture 17"/>
@@ -25340,6 +30723,7 @@
         </w:rPr>
       </w:pPr>
       <w:bookmarkStart w:id="51" w:name="_Ref235895393"/>
+      <w:proofErr w:type="spellStart"/>
       <w:r>
         <w:rPr>
           <w:rFonts w:ascii="Garamond" w:hAnsi="Garamond"/>
@@ -25349,7 +30733,19 @@
           <w:sz w:val="18"/>
           <w:szCs w:val="18"/>
         </w:rPr>
-        <w:t xml:space="preserve">Figure </w:t>
+        <w:t>Figure</w:t>
+      </w:r>
+      <w:proofErr w:type="spellEnd"/>
+      <w:r>
+        <w:rPr>
+          <w:rFonts w:ascii="Garamond" w:hAnsi="Garamond"/>
+          <w:b/>
+          <w:bCs w:val="0"/>
+          <w:color w:val="7030A0"/>
+          <w:sz w:val="18"/>
+          <w:szCs w:val="18"/>
+        </w:rPr>
+        <w:t xml:space="preserve"> </w:t>
       </w:r>
       <w:r>
         <w:rPr>
@@ -25414,7 +30810,133 @@
           <w:sz w:val="18"/>
           <w:szCs w:val="18"/>
         </w:rPr>
-        <w:t xml:space="preserve">: Setting the configuration for the Screener output in the Sceener </w:t>
+        <w:t xml:space="preserve">: Setting </w:t>
+      </w:r>
+      <w:proofErr w:type="spellStart"/>
+      <w:r>
+        <w:rPr>
+          <w:rFonts w:ascii="Garamond" w:hAnsi="Garamond"/>
+          <w:sz w:val="18"/>
+          <w:szCs w:val="18"/>
+        </w:rPr>
+        <w:t>the</w:t>
+      </w:r>
+      <w:proofErr w:type="spellEnd"/>
+      <w:r>
+        <w:rPr>
+          <w:rFonts w:ascii="Garamond" w:hAnsi="Garamond"/>
+          <w:sz w:val="18"/>
+          <w:szCs w:val="18"/>
+        </w:rPr>
+        <w:t xml:space="preserve"> </w:t>
+      </w:r>
+      <w:proofErr w:type="spellStart"/>
+      <w:r>
+        <w:rPr>
+          <w:rFonts w:ascii="Garamond" w:hAnsi="Garamond"/>
+          <w:sz w:val="18"/>
+          <w:szCs w:val="18"/>
+        </w:rPr>
+        <w:t>configuration</w:t>
+      </w:r>
+      <w:proofErr w:type="spellEnd"/>
+      <w:r>
+        <w:rPr>
+          <w:rFonts w:ascii="Garamond" w:hAnsi="Garamond"/>
+          <w:sz w:val="18"/>
+          <w:szCs w:val="18"/>
+        </w:rPr>
+        <w:t xml:space="preserve"> </w:t>
+      </w:r>
+      <w:proofErr w:type="spellStart"/>
+      <w:r>
+        <w:rPr>
+          <w:rFonts w:ascii="Garamond" w:hAnsi="Garamond"/>
+          <w:sz w:val="18"/>
+          <w:szCs w:val="18"/>
+        </w:rPr>
+        <w:t>for</w:t>
+      </w:r>
+      <w:proofErr w:type="spellEnd"/>
+      <w:r>
+        <w:rPr>
+          <w:rFonts w:ascii="Garamond" w:hAnsi="Garamond"/>
+          <w:sz w:val="18"/>
+          <w:szCs w:val="18"/>
+        </w:rPr>
+        <w:t xml:space="preserve"> </w:t>
+      </w:r>
+      <w:proofErr w:type="spellStart"/>
+      <w:r>
+        <w:rPr>
+          <w:rFonts w:ascii="Garamond" w:hAnsi="Garamond"/>
+          <w:sz w:val="18"/>
+          <w:szCs w:val="18"/>
+        </w:rPr>
+        <w:t>the</w:t>
+      </w:r>
+      <w:proofErr w:type="spellEnd"/>
+      <w:r>
+        <w:rPr>
+          <w:rFonts w:ascii="Garamond" w:hAnsi="Garamond"/>
+          <w:sz w:val="18"/>
+          <w:szCs w:val="18"/>
+        </w:rPr>
+        <w:t xml:space="preserve"> </w:t>
+      </w:r>
+      <w:proofErr w:type="spellStart"/>
+      <w:r>
+        <w:rPr>
+          <w:rFonts w:ascii="Garamond" w:hAnsi="Garamond"/>
+          <w:sz w:val="18"/>
+          <w:szCs w:val="18"/>
+        </w:rPr>
+        <w:t>Screener</w:t>
+      </w:r>
+      <w:proofErr w:type="spellEnd"/>
+      <w:r>
+        <w:rPr>
+          <w:rFonts w:ascii="Garamond" w:hAnsi="Garamond"/>
+          <w:sz w:val="18"/>
+          <w:szCs w:val="18"/>
+        </w:rPr>
+        <w:t xml:space="preserve"> output in </w:t>
+      </w:r>
+      <w:proofErr w:type="spellStart"/>
+      <w:r>
+        <w:rPr>
+          <w:rFonts w:ascii="Garamond" w:hAnsi="Garamond"/>
+          <w:sz w:val="18"/>
+          <w:szCs w:val="18"/>
+        </w:rPr>
+        <w:t>the</w:t>
+      </w:r>
+      <w:proofErr w:type="spellEnd"/>
+      <w:r>
+        <w:rPr>
+          <w:rFonts w:ascii="Garamond" w:hAnsi="Garamond"/>
+          <w:sz w:val="18"/>
+          <w:szCs w:val="18"/>
+        </w:rPr>
+        <w:t xml:space="preserve"> </w:t>
+      </w:r>
+      <w:proofErr w:type="spellStart"/>
+      <w:r>
+        <w:rPr>
+          <w:rFonts w:ascii="Garamond" w:hAnsi="Garamond"/>
+          <w:sz w:val="18"/>
+          <w:szCs w:val="18"/>
+        </w:rPr>
+        <w:t>Sceener</w:t>
+      </w:r>
+      <w:proofErr w:type="spellEnd"/>
+      <w:r>
+        <w:rPr>
+          <w:rFonts w:ascii="Garamond" w:hAnsi="Garamond"/>
+          <w:sz w:val="18"/>
+          <w:szCs w:val="18"/>
+        </w:rPr>
+        <w:t xml:space="preserve"> </w:t>
       </w:r>
       <w:r>
         <w:rPr>
@@ -26270,6 +31792,7 @@
         </w:rPr>
         <w:fldChar w:fldCharType="separate"/>
       </w:r>
+      <w:proofErr w:type="spellStart"/>
       <w:r>
         <w:rPr>
           <w:rFonts w:ascii="Garamond" w:hAnsi="Garamond"/>
@@ -26278,7 +31801,18 @@
           <w:color w:val="7030A0"/>
           <w:szCs w:val="22"/>
         </w:rPr>
-        <w:t xml:space="preserve">Figure </w:t>
+        <w:t>Figure</w:t>
+      </w:r>
+      <w:proofErr w:type="spellEnd"/>
+      <w:r>
+        <w:rPr>
+          <w:rFonts w:ascii="Garamond" w:hAnsi="Garamond"/>
+          <w:b/>
+          <w:bCs/>
+          <w:color w:val="7030A0"/>
+          <w:szCs w:val="22"/>
+        </w:rPr>
+        <w:t xml:space="preserve"> </w:t>
       </w:r>
       <w:r>
         <w:rPr>
@@ -26343,7 +31877,23 @@
           <w:rFonts w:ascii="Garamond" w:hAnsi="Garamond"/>
           <w:lang w:val="en-US"/>
         </w:rPr>
-        <w:t xml:space="preserve"> across the analysed period.</w:t>
+        <w:t xml:space="preserve"> across the </w:t>
+      </w:r>
+      <w:proofErr w:type="spellStart"/>
+      <w:r>
+        <w:rPr>
+          <w:rFonts w:ascii="Garamond" w:hAnsi="Garamond"/>
+          <w:lang w:val="en-US"/>
+        </w:rPr>
+        <w:t>analysed</w:t>
+      </w:r>
+      <w:proofErr w:type="spellEnd"/>
+      <w:r>
+        <w:rPr>
+          <w:rFonts w:ascii="Garamond" w:hAnsi="Garamond"/>
+          <w:lang w:val="en-US"/>
+        </w:rPr>
+        <w:t xml:space="preserve"> period.</w:t>
       </w:r>
     </w:p>
     <w:p>
@@ -26425,6 +31975,7 @@
         </w:rPr>
       </w:pPr>
       <w:bookmarkStart w:id="53" w:name="_Ref235896102"/>
+      <w:proofErr w:type="spellStart"/>
       <w:r>
         <w:rPr>
           <w:rFonts w:ascii="Garamond" w:hAnsi="Garamond"/>
@@ -26434,7 +31985,19 @@
           <w:sz w:val="18"/>
           <w:szCs w:val="18"/>
         </w:rPr>
-        <w:t xml:space="preserve">Figure </w:t>
+        <w:t>Figure</w:t>
+      </w:r>
+      <w:proofErr w:type="spellEnd"/>
+      <w:r>
+        <w:rPr>
+          <w:rFonts w:ascii="Garamond" w:hAnsi="Garamond"/>
+          <w:b/>
+          <w:bCs w:val="0"/>
+          <w:color w:val="7030A0"/>
+          <w:sz w:val="18"/>
+          <w:szCs w:val="18"/>
+        </w:rPr>
+        <w:t xml:space="preserve"> </w:t>
       </w:r>
       <w:r>
         <w:rPr>
@@ -26499,15 +32062,169 @@
           <w:sz w:val="18"/>
           <w:szCs w:val="18"/>
         </w:rPr>
-        <w:t>: Full hourly time profiles for the “best ranked” MSRs</w:t>
-      </w:r>
+        <w:t xml:space="preserve">: Full </w:t>
+      </w:r>
+      <w:proofErr w:type="spellStart"/>
       <w:r>
         <w:rPr>
           <w:rFonts w:ascii="Garamond" w:hAnsi="Garamond"/>
           <w:sz w:val="18"/>
           <w:szCs w:val="18"/>
         </w:rPr>
-        <w:t xml:space="preserve"> (example for solar PV).</w:t>
+        <w:t>hourly</w:t>
+      </w:r>
+      <w:proofErr w:type="spellEnd"/>
+      <w:r>
+        <w:rPr>
+          <w:rFonts w:ascii="Garamond" w:hAnsi="Garamond"/>
+          <w:sz w:val="18"/>
+          <w:szCs w:val="18"/>
+        </w:rPr>
+        <w:t xml:space="preserve"> time </w:t>
+      </w:r>
+      <w:proofErr w:type="spellStart"/>
+      <w:r>
+        <w:rPr>
+          <w:rFonts w:ascii="Garamond" w:hAnsi="Garamond"/>
+          <w:sz w:val="18"/>
+          <w:szCs w:val="18"/>
+        </w:rPr>
+        <w:t>profiles</w:t>
+      </w:r>
+      <w:proofErr w:type="spellEnd"/>
+      <w:r>
+        <w:rPr>
+          <w:rFonts w:ascii="Garamond" w:hAnsi="Garamond"/>
+          <w:sz w:val="18"/>
+          <w:szCs w:val="18"/>
+        </w:rPr>
+        <w:t xml:space="preserve"> </w:t>
+      </w:r>
+      <w:proofErr w:type="spellStart"/>
+      <w:r>
+        <w:rPr>
+          <w:rFonts w:ascii="Garamond" w:hAnsi="Garamond"/>
+          <w:sz w:val="18"/>
+          <w:szCs w:val="18"/>
+        </w:rPr>
+        <w:t>for</w:t>
+      </w:r>
+      <w:proofErr w:type="spellEnd"/>
+      <w:r>
+        <w:rPr>
+          <w:rFonts w:ascii="Garamond" w:hAnsi="Garamond"/>
+          <w:sz w:val="18"/>
+          <w:szCs w:val="18"/>
+        </w:rPr>
+        <w:t xml:space="preserve"> </w:t>
+      </w:r>
+      <w:proofErr w:type="spellStart"/>
+      <w:r>
+        <w:rPr>
+          <w:rFonts w:ascii="Garamond" w:hAnsi="Garamond"/>
+          <w:sz w:val="18"/>
+          <w:szCs w:val="18"/>
+        </w:rPr>
+        <w:t>the</w:t>
+      </w:r>
+      <w:proofErr w:type="spellEnd"/>
+      <w:r>
+        <w:rPr>
+          <w:rFonts w:ascii="Garamond" w:hAnsi="Garamond"/>
+          <w:sz w:val="18"/>
+          <w:szCs w:val="18"/>
+        </w:rPr>
+        <w:t xml:space="preserve"> “best </w:t>
+      </w:r>
+      <w:proofErr w:type="spellStart"/>
+      <w:r>
+        <w:rPr>
+          <w:rFonts w:ascii="Garamond" w:hAnsi="Garamond"/>
+          <w:sz w:val="18"/>
+          <w:szCs w:val="18"/>
+        </w:rPr>
+        <w:t>ranked</w:t>
+      </w:r>
+      <w:proofErr w:type="spellEnd"/>
+      <w:r>
+        <w:rPr>
+          <w:rFonts w:ascii="Garamond" w:hAnsi="Garamond"/>
+          <w:sz w:val="18"/>
+          <w:szCs w:val="18"/>
+        </w:rPr>
+        <w:t xml:space="preserve">” </w:t>
+      </w:r>
+      <w:proofErr w:type="spellStart"/>
+      <w:r>
+        <w:rPr>
+          <w:rFonts w:ascii="Garamond" w:hAnsi="Garamond"/>
+          <w:sz w:val="18"/>
+          <w:szCs w:val="18"/>
+        </w:rPr>
+        <w:t>MSRs</w:t>
+      </w:r>
+      <w:proofErr w:type="spellEnd"/>
+      <w:r>
+        <w:rPr>
+          <w:rFonts w:ascii="Garamond" w:hAnsi="Garamond"/>
+          <w:sz w:val="18"/>
+          <w:szCs w:val="18"/>
+        </w:rPr>
+        <w:t xml:space="preserve"> (</w:t>
+      </w:r>
+      <w:proofErr w:type="spellStart"/>
+      <w:r>
+        <w:rPr>
+          <w:rFonts w:ascii="Garamond" w:hAnsi="Garamond"/>
+          <w:sz w:val="18"/>
+          <w:szCs w:val="18"/>
+        </w:rPr>
+        <w:t>example</w:t>
+      </w:r>
+      <w:proofErr w:type="spellEnd"/>
+      <w:r>
+        <w:rPr>
+          <w:rFonts w:ascii="Garamond" w:hAnsi="Garamond"/>
+          <w:sz w:val="18"/>
+          <w:szCs w:val="18"/>
+        </w:rPr>
+        <w:t xml:space="preserve"> </w:t>
+      </w:r>
+      <w:proofErr w:type="spellStart"/>
+      <w:r>
+        <w:rPr>
+          <w:rFonts w:ascii="Garamond" w:hAnsi="Garamond"/>
+          <w:sz w:val="18"/>
+          <w:szCs w:val="18"/>
+        </w:rPr>
+        <w:t>for</w:t>
+      </w:r>
+      <w:proofErr w:type="spellEnd"/>
+      <w:r>
+        <w:rPr>
+          <w:rFonts w:ascii="Garamond" w:hAnsi="Garamond"/>
+          <w:sz w:val="18"/>
+          <w:szCs w:val="18"/>
+        </w:rPr>
+        <w:t xml:space="preserve"> </w:t>
+      </w:r>
+      <w:proofErr w:type="spellStart"/>
+      <w:r>
+        <w:rPr>
+          <w:rFonts w:ascii="Garamond" w:hAnsi="Garamond"/>
+          <w:sz w:val="18"/>
+          <w:szCs w:val="18"/>
+        </w:rPr>
+        <w:t>solar</w:t>
+      </w:r>
+      <w:proofErr w:type="spellEnd"/>
+      <w:r>
+        <w:rPr>
+          <w:rFonts w:ascii="Garamond" w:hAnsi="Garamond"/>
+          <w:sz w:val="18"/>
+          <w:szCs w:val="18"/>
+        </w:rPr>
+        <w:t xml:space="preserve"> PV).</w:t>
       </w:r>
     </w:p>
     <w:p>

--- a/training/MSR_framework_training_EN.docx
+++ b/training/MSR_framework_training_EN.docx
@@ -2766,7 +2766,7 @@
           <w:color w:val="07BCE3" w:themeColor="accent5" w:themeShade="BF"/>
           <w:lang w:val="en-US"/>
         </w:rPr>
-        <w:t>env_update</w:t>
+        <w:t>env</w:t>
       </w:r>
       <w:r>
         <w:rPr>
@@ -2975,7 +2975,7 @@
           <w:color w:val="808080" w:themeColor="background1" w:themeShade="80"/>
           <w:lang w:val="en-US"/>
         </w:rPr>
-        <w:t>mrs_env_update</w:t>
+        <w:t>msr_env</w:t>
       </w:r>
       <w:proofErr w:type="spellEnd"/>
       <w:r>
@@ -3052,17 +3052,7 @@
           <w:color w:val="808080" w:themeColor="background1" w:themeShade="80"/>
           <w:lang w:val="en-US"/>
         </w:rPr>
-        <w:t>mrs_env</w:t>
-      </w:r>
-      <w:r>
-        <w:rPr>
-          <w:rFonts w:ascii="Garamond" w:hAnsi="Garamond"/>
-          <w:i/>
-          <w:iCs/>
-          <w:color w:val="808080" w:themeColor="background1" w:themeShade="80"/>
-          <w:lang w:val="en-US"/>
-        </w:rPr>
-        <w:t>_update</w:t>
+        <w:t>msr_env</w:t>
       </w:r>
       <w:proofErr w:type="spellEnd"/>
     </w:p>
@@ -3182,16 +3172,6 @@
           <w:lang w:val="en-US"/>
         </w:rPr>
         <w:t>_env</w:t>
-      </w:r>
-      <w:r>
-        <w:rPr>
-          <w:rFonts w:ascii="Garamond" w:hAnsi="Garamond"/>
-          <w:i/>
-          <w:iCs/>
-          <w:color w:val="07BCE3" w:themeColor="accent5" w:themeShade="BF"/>
-          <w:lang w:val="en-US"/>
-        </w:rPr>
-        <w:t>_update</w:t>
       </w:r>
       <w:proofErr w:type="spellEnd"/>
       <w:r>
@@ -9473,7 +9453,7 @@
         </w:rPr>
         <w:lastRenderedPageBreak/>
         <w:drawing>
-          <wp:inline distT="0" distB="0" distL="0" distR="0" wp14:anchorId="5D2A6092" wp14:editId="7BAC92CE">
+          <wp:inline distT="0" distB="0" distL="0" distR="0" wp14:anchorId="5D2A6092" wp14:editId="17D46AF4">
             <wp:extent cx="5725795" cy="2320925"/>
             <wp:effectExtent l="0" t="0" r="8255" b="3175"/>
             <wp:docPr id="872326584" name="Picture 2"/>
@@ -10176,7 +10156,7 @@
           <w:lang w:val="en-US"/>
         </w:rPr>
         <w:drawing>
-          <wp:inline distT="0" distB="0" distL="0" distR="0" wp14:anchorId="7DF1563D" wp14:editId="06AED1A0">
+          <wp:inline distT="0" distB="0" distL="0" distR="0" wp14:anchorId="7DF1563D" wp14:editId="59186480">
             <wp:extent cx="4923692" cy="2074427"/>
             <wp:effectExtent l="0" t="0" r="0" b="2540"/>
             <wp:docPr id="2075218623" name="Picture 3"/>
@@ -13585,7 +13565,7 @@
           <w:noProof/>
         </w:rPr>
         <w:drawing>
-          <wp:inline distT="0" distB="0" distL="0" distR="0" wp14:anchorId="3C266C2A" wp14:editId="23837F13">
+          <wp:inline distT="0" distB="0" distL="0" distR="0" wp14:anchorId="3C266C2A" wp14:editId="4316B487">
             <wp:extent cx="3416300" cy="2271095"/>
             <wp:effectExtent l="0" t="0" r="0" b="0"/>
             <wp:docPr id="1712662771" name="Picture 18"/>
@@ -15644,7 +15624,7 @@
           <w:lang w:val="en-US"/>
         </w:rPr>
         <w:drawing>
-          <wp:inline distT="0" distB="0" distL="0" distR="0" wp14:anchorId="4D499EA3" wp14:editId="1EC5C0D5">
+          <wp:inline distT="0" distB="0" distL="0" distR="0" wp14:anchorId="4D499EA3" wp14:editId="3433D247">
             <wp:extent cx="3435914" cy="2381250"/>
             <wp:effectExtent l="0" t="0" r="0" b="0"/>
             <wp:docPr id="1429674699" name="Picture 19"/>
@@ -16563,7 +16543,7 @@
         </w:rPr>
         <w:lastRenderedPageBreak/>
         <w:drawing>
-          <wp:inline distT="0" distB="0" distL="0" distR="0" wp14:anchorId="00F48468" wp14:editId="4408C04A">
+          <wp:inline distT="0" distB="0" distL="0" distR="0" wp14:anchorId="00F48468" wp14:editId="53490AE5">
             <wp:extent cx="3196424" cy="2124926"/>
             <wp:effectExtent l="0" t="0" r="4445" b="8890"/>
             <wp:docPr id="1170893738" name="Picture 21"/>
@@ -20893,7 +20873,7 @@
           <w:lang w:val="en-US"/>
         </w:rPr>
         <w:drawing>
-          <wp:inline distT="0" distB="0" distL="0" distR="0" wp14:anchorId="67B731F2" wp14:editId="042CC185">
+          <wp:inline distT="0" distB="0" distL="0" distR="0" wp14:anchorId="67B731F2" wp14:editId="05957F80">
             <wp:extent cx="5725160" cy="2305685"/>
             <wp:effectExtent l="0" t="0" r="8890" b="0"/>
             <wp:docPr id="1945377732" name="Picture 5"/>
@@ -30663,7 +30643,7 @@
           <w:lang w:val="en-US"/>
         </w:rPr>
         <w:drawing>
-          <wp:inline distT="0" distB="0" distL="0" distR="0" wp14:anchorId="5CCC5114" wp14:editId="718E890E">
+          <wp:inline distT="0" distB="0" distL="0" distR="0" wp14:anchorId="5CCC5114" wp14:editId="4F3D8148">
             <wp:extent cx="4283612" cy="1462708"/>
             <wp:effectExtent l="0" t="0" r="3175" b="4445"/>
             <wp:docPr id="1685984751" name="Picture 17"/>
